--- a/src/Tests/Inputs/cards/18/input.docx
+++ b/src/Tests/Inputs/cards/18/input.docx
@@ -1,6 +1,6 @@
 
 <file path=word/document.xml><?xml version="1.0" encoding="utf-8"?>
-<w:document xmlns:wpc="http://schemas.microsoft.com/office/word/2010/wordprocessingCanvas" xmlns:cx="http://schemas.microsoft.com/office/drawing/2014/chartex" xmlns:cx1="http://schemas.microsoft.com/office/drawing/2015/9/8/chartex" xmlns:cx2="http://schemas.microsoft.com/office/drawing/2015/10/21/chartex" xmlns:cx3="http://schemas.microsoft.com/office/drawing/2016/5/9/chartex" xmlns:cx4="http://schemas.microsoft.com/office/drawing/2016/5/10/chartex" xmlns:cx5="http://schemas.microsoft.com/office/drawing/2016/5/11/chartex" xmlns:cx6="http://schemas.microsoft.com/office/drawing/2016/5/12/chartex" xmlns:cx7="http://schemas.microsoft.com/office/drawing/2016/5/13/chartex" xmlns:cx8="http://schemas.microsoft.com/office/drawing/2016/5/14/chartex" xmlns:mc="http://schemas.openxmlformats.org/markup-compatibility/2006" xmlns:aink="http://schemas.microsoft.com/office/drawing/2016/ink" xmlns:am3d="http://schemas.microsoft.com/office/drawing/2017/model3d" xmlns:o="urn:schemas-microsoft-com:office:office" xmlns:oel="http://schemas.microsoft.com/office/2019/extlst" xmlns:r="http://schemas.openxmlformats.org/officeDocument/2006/relationships" xmlns:m="http://schemas.openxmlformats.org/officeDocument/2006/math" xmlns:v="urn:schemas-microsoft-com:vml" xmlns:wp14="http://schemas.microsoft.com/office/word/2010/wordprocessingDrawing" xmlns:wp="http://schemas.openxmlformats.org/drawingml/2006/wordprocessingDrawing" xmlns:w10="urn:schemas-microsoft-com:office:word" xmlns:w="http://schemas.openxmlformats.org/wordprocessingml/2006/main" xmlns:w14="http://schemas.microsoft.com/office/word/2010/wordml" xmlns:w15="http://schemas.microsoft.com/office/word/2012/wordml" xmlns:w16cex="http://schemas.microsoft.com/office/word/2018/wordml/cex" xmlns:w16cid="http://schemas.microsoft.com/office/word/2016/wordml/cid" xmlns:w16="http://schemas.microsoft.com/office/word/2018/wordml" xmlns:w16sdtdh="http://schemas.microsoft.com/office/word/2020/wordml/sdtdatahash" xmlns:w16se="http://schemas.microsoft.com/office/word/2015/wordml/symex" xmlns:wpg="http://schemas.microsoft.com/office/word/2010/wordprocessingGroup" xmlns:wpi="http://schemas.microsoft.com/office/word/2010/wordprocessingInk" xmlns:wne="http://schemas.microsoft.com/office/word/2006/wordml" xmlns:wps="http://schemas.microsoft.com/office/word/2010/wordprocessingShape" mc:Ignorable="w14 w15 w16se w16cid w16 w16cex w16sdtdh wp14">
+<w:document xmlns:a="http://schemas.openxmlformats.org/drawingml/2006/main" xmlns:adec="http://schemas.microsoft.com/office/drawing/2017/decorative" xmlns:pic="http://schemas.openxmlformats.org/drawingml/2006/picture" xmlns:a14="http://schemas.microsoft.com/office/drawing/2010/main" xmlns:wpc="http://schemas.microsoft.com/office/word/2010/wordprocessingCanvas" xmlns:cx="http://schemas.microsoft.com/office/drawing/2014/chartex" xmlns:cx1="http://schemas.microsoft.com/office/drawing/2015/9/8/chartex" xmlns:cx2="http://schemas.microsoft.com/office/drawing/2015/10/21/chartex" xmlns:cx3="http://schemas.microsoft.com/office/drawing/2016/5/9/chartex" xmlns:cx4="http://schemas.microsoft.com/office/drawing/2016/5/10/chartex" xmlns:cx5="http://schemas.microsoft.com/office/drawing/2016/5/11/chartex" xmlns:cx6="http://schemas.microsoft.com/office/drawing/2016/5/12/chartex" xmlns:cx7="http://schemas.microsoft.com/office/drawing/2016/5/13/chartex" xmlns:cx8="http://schemas.microsoft.com/office/drawing/2016/5/14/chartex" xmlns:mc="http://schemas.openxmlformats.org/markup-compatibility/2006" xmlns:aink="http://schemas.microsoft.com/office/drawing/2016/ink" xmlns:am3d="http://schemas.microsoft.com/office/drawing/2017/model3d" xmlns:o="urn:schemas-microsoft-com:office:office" xmlns:oel="http://schemas.microsoft.com/office/2019/extlst" xmlns:r="http://schemas.openxmlformats.org/officeDocument/2006/relationships" xmlns:m="http://schemas.openxmlformats.org/officeDocument/2006/math" xmlns:v="urn:schemas-microsoft-com:vml" xmlns:wp14="http://schemas.microsoft.com/office/word/2010/wordprocessingDrawing" xmlns:wp="http://schemas.openxmlformats.org/drawingml/2006/wordprocessingDrawing" xmlns:w10="urn:schemas-microsoft-com:office:word" xmlns:w="http://schemas.openxmlformats.org/wordprocessingml/2006/main" xmlns:w14="http://schemas.microsoft.com/office/word/2010/wordml" xmlns:w15="http://schemas.microsoft.com/office/word/2012/wordml" xmlns:w16cex="http://schemas.microsoft.com/office/word/2018/wordml/cex" xmlns:w16cid="http://schemas.microsoft.com/office/word/2016/wordml/cid" xmlns:w16="http://schemas.microsoft.com/office/word/2018/wordml" xmlns:w16sdtdh="http://schemas.microsoft.com/office/word/2020/wordml/sdtdatahash" xmlns:w16se="http://schemas.microsoft.com/office/word/2015/wordml/symex" xmlns:wpg="http://schemas.microsoft.com/office/word/2010/wordprocessingGroup" xmlns:wpi="http://schemas.microsoft.com/office/word/2010/wordprocessingInk" xmlns:wne="http://schemas.microsoft.com/office/word/2006/wordml" xmlns:wps="http://schemas.microsoft.com/office/word/2010/wordprocessingShape" mc:Ignorable="w14 w15 w16se w16cid w16 w16cex w16sdtdh wp14">
   <w:body>
     <w:p>
       <w:r>
@@ -11,7 +11,7 @@
         <mc:AlternateContent>
           <mc:Choice Requires="wpg">
             <w:drawing>
-              <wp:anchor distT="0" distB="0" distL="114300" distR="114300" simplePos="0" relativeHeight="251659264" behindDoc="1" locked="1" layoutInCell="1" allowOverlap="1" wp14:anchorId="50CCBAA4" wp14:editId="3F7385B4">
+              <wp:anchor distT="0" distB="0" distL="114300" distR="114300" simplePos="0" relativeHeight="251659264" behindDoc="1" locked="1" layoutInCell="1" allowOverlap="1" wp14:editId="3F7385B4" wp14:anchorId="50CCBAA4">
                 <wp:simplePos x="0" y="0"/>
                 <wp:positionH relativeFrom="column">
                   <wp:posOffset>3886200</wp:posOffset>
@@ -19202,9 +19202,9 @@
           </mc:Choice>
           <mc:Fallback>
             <w:pict>
-              <v:group w14:anchorId="16607C9B" id="Group 4" o:spid="_x0000_s1026" alt="Decorative" style="position:absolute;margin-left:306pt;margin-top:-12pt;width:240.5pt;height:671.75pt;z-index:-251657216;mso-width-relative:margin;mso-height-relative:margin" coordsize="30537,85318" o:gfxdata="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">
-                <v:group id="Group 3" o:spid="_x0000_s1027" style="position:absolute;width:30537;height:36322" coordsize="30537,36324" o:gfxdata="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">
-                  <v:shapetype id="_x0000_t75" coordsize="21600,21600" o:spt="75" o:preferrelative="t" path="m@4@5l@4@11@9@11@9@5xe" filled="f" stroked="f">
+              <v:group id="Group 4" style="position:absolute;margin-left:306pt;margin-top:-12pt;width:240.5pt;height:671.75pt;z-index:-251657216;mso-width-relative:margin;mso-height-relative:margin" alt="Decorative" coordsize="30537,85318" o:spid="_x0000_s1026" o:gfxdata="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" w14:anchorId="16607C9B">
+                <v:group id="Group 3" style="position:absolute;width:30537;height:36322" coordsize="30537,36324" o:spid="_x0000_s1027" o:gfxdata="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">
+                  <v:shapetype id="_x0000_t75" coordsize="21600,21600" filled="f" stroked="f" o:spt="75" o:preferrelative="t" path="m@4@5l@4@11@9@11@9@5xe">
                     <v:stroke joinstyle="miter"/>
                     <v:formulas>
                       <v:f eqn="if lineDrawn pixelLineWidth 0"/>
@@ -19220,108 +19220,108 @@
                       <v:f eqn="prod @7 21600 pixelHeight"/>
                       <v:f eqn="sum @10 21600 0"/>
                     </v:formulas>
-                    <v:path o:extrusionok="f" gradientshapeok="t" o:connecttype="rect"/>
+                    <v:path gradientshapeok="t" o:connecttype="rect" o:extrusionok="f"/>
                     <o:lock v:ext="edit" aspectratio="t"/>
                   </v:shapetype>
-                  <v:shape id="Picture 16" o:spid="_x0000_s1028" type="#_x0000_t75" alt="Flames" style="position:absolute;width:30537;height:16065;visibility:visible;mso-wrap-style:square" o:gfxdata="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">
-                    <v:imagedata r:id="rId8" o:title="Flames"/>
+                  <v:shape id="Picture 16" style="position:absolute;width:30537;height:16065;visibility:visible;mso-wrap-style:square" alt="Flames" o:spid="_x0000_s1028" type="#_x0000_t75" o:gfxdata="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">
+                    <v:imagedata o:title="Flames" r:id="rId8"/>
                     <v:path arrowok="t"/>
                   </v:shape>
-                  <v:shape id="Freeform 18" o:spid="_x0000_s1029" alt="Candle" style="position:absolute;left:11277;top:8305;width:2915;height:23274;visibility:visible;mso-wrap-style:square;v-text-anchor:top" coordsize="369,2933" o:gfxdata="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" path="m50,2450r,4l51,2466r2,20l57,2512r6,30l69,2579r9,37l89,2657r14,42l118,2742r19,42l160,2825r42,69l67,2865,54,2820r-7,-45l45,2742r-3,-36l39,2669r-1,-39l36,2592r,-36l36,2523r3,-30l43,2468r7,-18xm42,2026r,4l43,2042r2,20l49,2088r5,31l61,2153r8,39l81,2234r13,41l110,2318r19,42l151,2401r40,67l230,2531r35,64l297,2656r26,60l342,2771r13,54l363,2878r6,55l287,2914r-39,-87l201,2739r-37,-64l130,2615r-29,-60l78,2500,60,2447,47,2398r-8,-47l36,2318r-3,-36l31,2245r-2,-39l28,2168r,-36l28,2099r3,-30l35,2044r7,-18xm33,1613r,5l35,1631r3,19l40,1675r6,32l53,1742r8,38l72,1822r14,42l103,1907r18,41l143,1988r40,68l222,2120r36,64l288,2245r27,59l334,2360r13,54l352,2452r6,42l362,2537r3,43l366,2621r,39l365,2696r-2,29l358,2750r-6,16l344,2712r-14,-59l312,2591r-24,-64l262,2461r-32,-67l193,2328r-38,-64l122,2203,94,2143,69,2088,51,2035,39,1987r-7,-47l29,1907r-3,-36l24,1833r-3,-39l20,1757r,-36l21,1688r1,-31l26,1632r7,-19xm25,1201r,6l26,1219r3,20l32,1264r6,32l45,1330r8,39l64,1411r14,41l94,1495r20,42l136,1577r40,68l214,1708r36,64l280,1833r26,58l326,1948r14,54l345,2041r4,42l353,2125r3,43l358,2210r,39l358,2285r-3,29l351,2339r-7,15l335,2300r-13,-58l304,2179r-23,-63l254,2049r-32,-66l184,1916r-37,-63l114,1790,86,1732,63,1677,43,1624,31,1574r-7,-46l21,1495r-3,-36l15,1422r-2,-39l11,1345r,-36l13,1275r2,-29l20,1221r5,-20xm17,787r1,4l18,804r3,19l25,849r4,31l36,916r10,39l57,995r12,43l86,1079r19,43l128,1163r40,66l205,1294r36,63l272,1419r26,58l319,1534r12,54l337,1627r4,40l345,1710r3,43l349,1794r2,41l349,1869r-2,31l342,1923r-7,17l327,1886r-14,-60l295,1765r-22,-65l245,1634r-31,-67l176,1502r-37,-65l105,1376,78,1318,54,1262,36,1210,22,1160r-7,-47l13,1079r-3,-36l7,1006,4,969,3,930r,-36l4,861,7,831r4,-24l17,787xm54,475r,2l51,481r-2,5l47,496r-1,13l46,525r3,20l56,570r11,29l76,622r14,29l108,686r20,37l148,765r24,43l194,854r24,44l240,942r21,43l279,1027r16,37l308,1097r8,30l319,1138r3,18l326,1181r3,30l331,1244r3,36l337,1318r,37l338,1391r-1,33l334,1454r-4,24l324,1496r-11,-47l299,1399r-16,-49l263,1300r-19,-50l223,1201r-21,-45l182,1113r-18,-39l146,1039r-16,-29l118,987,94,941,74,898,56,856,40,815,28,772,17,726,8,674,3,633,,596,,564,3,535,8,513r7,-18l26,482r13,-7l54,475xm146,r5,2l161,7r10,14l179,43r10,32l190,89r3,21l194,137r,31l196,202r,35l196,274r,35l196,344r,29l196,399r,20l196,432r,5l196,437r2,l205,437r13,l238,437r16,-2l269,437r15,5l299,453r14,20l319,488r4,21l326,534r3,27l330,590r,29l330,647r-1,24l329,690r,13l327,708r,2l327,716r,14l326,748r,27l324,807r,40l323,895r,57l322,1018r,77l315,1050r-11,-47l290,953,273,902,255,851,236,801,215,751,194,705,175,662,155,625,136,593,119,567,101,539,89,517,81,499,76,485r,-12l81,463r8,-8l101,448r17,-7l117,420r,-29l117,356r1,-39l118,276r-1,-44l117,190r-2,-42l112,112,110,82r1,-25l115,38r4,-16l126,13r7,-7l140,3,146,xe" fillcolor="#ff9f2b [3205]" strokecolor="#ff9f2b [3205]" strokeweight="0">
+                  <v:shape id="Freeform 18" style="position:absolute;left:11277;top:8305;width:2915;height:23274;visibility:visible;mso-wrap-style:square;v-text-anchor:top" alt="Candle" coordsize="369,2933" o:spid="_x0000_s1029" fillcolor="#ff9f2b [3205]" strokecolor="#ff9f2b [3205]" strokeweight="0" path="m50,2450r,4l51,2466r2,20l57,2512r6,30l69,2579r9,37l89,2657r14,42l118,2742r19,42l160,2825r42,69l67,2865,54,2820r-7,-45l45,2742r-3,-36l39,2669r-1,-39l36,2592r,-36l36,2523r3,-30l43,2468r7,-18xm42,2026r,4l43,2042r2,20l49,2088r5,31l61,2153r8,39l81,2234r13,41l110,2318r19,42l151,2401r40,67l230,2531r35,64l297,2656r26,60l342,2771r13,54l363,2878r6,55l287,2914r-39,-87l201,2739r-37,-64l130,2615r-29,-60l78,2500,60,2447,47,2398r-8,-47l36,2318r-3,-36l31,2245r-2,-39l28,2168r,-36l28,2099r3,-30l35,2044r7,-18xm33,1613r,5l35,1631r3,19l40,1675r6,32l53,1742r8,38l72,1822r14,42l103,1907r18,41l143,1988r40,68l222,2120r36,64l288,2245r27,59l334,2360r13,54l352,2452r6,42l362,2537r3,43l366,2621r,39l365,2696r-2,29l358,2750r-6,16l344,2712r-14,-59l312,2591r-24,-64l262,2461r-32,-67l193,2328r-38,-64l122,2203,94,2143,69,2088,51,2035,39,1987r-7,-47l29,1907r-3,-36l24,1833r-3,-39l20,1757r,-36l21,1688r1,-31l26,1632r7,-19xm25,1201r,6l26,1219r3,20l32,1264r6,32l45,1330r8,39l64,1411r14,41l94,1495r20,42l136,1577r40,68l214,1708r36,64l280,1833r26,58l326,1948r14,54l345,2041r4,42l353,2125r3,43l358,2210r,39l358,2285r-3,29l351,2339r-7,15l335,2300r-13,-58l304,2179r-23,-63l254,2049r-32,-66l184,1916r-37,-63l114,1790,86,1732,63,1677,43,1624,31,1574r-7,-46l21,1495r-3,-36l15,1422r-2,-39l11,1345r,-36l13,1275r2,-29l20,1221r5,-20xm17,787r1,4l18,804r3,19l25,849r4,31l36,916r10,39l57,995r12,43l86,1079r19,43l128,1163r40,66l205,1294r36,63l272,1419r26,58l319,1534r12,54l337,1627r4,40l345,1710r3,43l349,1794r2,41l349,1869r-2,31l342,1923r-7,17l327,1886r-14,-60l295,1765r-22,-65l245,1634r-31,-67l176,1502r-37,-65l105,1376,78,1318,54,1262,36,1210,22,1160r-7,-47l13,1079r-3,-36l7,1006,4,969,3,930r,-36l4,861,7,831r4,-24l17,787xm54,475r,2l51,481r-2,5l47,496r-1,13l46,525r3,20l56,570r11,29l76,622r14,29l108,686r20,37l148,765r24,43l194,854r24,44l240,942r21,43l279,1027r16,37l308,1097r8,30l319,1138r3,18l326,1181r3,30l331,1244r3,36l337,1318r,37l338,1391r-1,33l334,1454r-4,24l324,1496r-11,-47l299,1399r-16,-49l263,1300r-19,-50l223,1201r-21,-45l182,1113r-18,-39l146,1039r-16,-29l118,987,94,941,74,898,56,856,40,815,28,772,17,726,8,674,3,633,,596,,564,3,535,8,513r7,-18l26,482r13,-7l54,475xm146,r5,2l161,7r10,14l179,43r10,32l190,89r3,21l194,137r,31l196,202r,35l196,274r,35l196,344r,29l196,399r,20l196,432r,5l196,437r2,l205,437r13,l238,437r16,-2l269,437r15,5l299,453r14,20l319,488r4,21l326,534r3,27l330,590r,29l330,647r-1,24l329,690r,13l327,708r,2l327,716r,14l326,748r,27l324,807r,40l323,895r,57l322,1018r,77l315,1050r-11,-47l290,953,273,902,255,851,236,801,215,751,194,705,175,662,155,625,136,593,119,567,101,539,89,517,81,499,76,485r,-12l81,463r8,-8l101,448r17,-7l117,420r,-29l117,356r1,-39l118,276r-1,-44l117,190r-2,-42l112,112,110,82r1,-25l115,38r4,-16l126,13r7,-7l140,3,146,xe" o:gfxdata="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">
                     <v:path arrowok="t" o:connecttype="custom" o:connectlocs="54511,2046505;159584,2296465;30021,2086974;33181,1607685;54511,1739410;181704,2008415;291517,2327413;61621,1983816;22911,1750519;26071,1279958;48191,1412477;175384,1682276;282827,1979055;282827,2182198;181704,1899702;30811,1576737;15800,1365659;20540,967309;61621,1152200;221205,1454534;281247,1720365;264656,1825111;116133,1470404;16590,1186322;11850,988734;19750,673704;82952,890337;252016,1217270;277297,1456121;233056,1400574;61621,1045868;5530,798288;13430,624505;36341,416601;101122,573720;220415,814952;259916,960960;263866,1153787;192765,991908;93222,783211;6320,534837;20540,382480;141413,34122;154844,188066;154844,342803;200665,345184;257546,423743;259916,557849;255966,640376;240166,795907;138253,525314;60041,384860;92432,310269;88482,88875;110603,2381" o:connectangles="0,0,0,0,0,0,0,0,0,0,0,0,0,0,0,0,0,0,0,0,0,0,0,0,0,0,0,0,0,0,0,0,0,0,0,0,0,0,0,0,0,0,0,0,0,0,0,0,0,0,0,0,0,0,0"/>
-                    <o:lock v:ext="edit" aspectratio="t" verticies="t"/>
+                    <o:lock v:ext="edit" verticies="t" aspectratio="t"/>
                   </v:shape>
-                  <v:shape id="Freeform 19" o:spid="_x0000_s1030" alt="Candle" style="position:absolute;left:4800;top:13182;width:3818;height:17357;visibility:visible;mso-wrap-style:square;v-text-anchor:top" coordsize="482,2187" o:gfxdata="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" path="m156,2064r2,4l159,2078r3,16l167,2117r7,24l183,2171r-34,1l148,2139r,-31l151,2083r5,-19xm125,1709r,4l127,1726r4,18l137,1769r8,30l156,1833r14,36l187,1906r19,37l228,1981r27,34l302,2071r43,54l385,2177r-79,-5l228,2171r-31,-52l170,2071r-18,-45l141,1984r-5,-32l130,1918r-5,-36l120,1848r-2,-35l116,1780r,-29l119,1727r6,-18xm93,1363r1,4l95,1379r5,20l107,1424r8,30l125,1488r13,36l155,1561r19,37l198,1636r26,34l269,1723r41,53l349,1826r35,48l413,1923r22,45l452,2013r9,41l470,2097r6,46l482,2187r-48,-5l407,2126r-33,-58l337,2010r-45,-58l252,1900r-37,-48l183,1805r-27,-46l136,1718r-17,-42l109,1637r-5,-30l98,1573r-4,-36l90,1503r-4,-35l84,1435r,-29l87,1382r6,-19xm61,1018r1,4l64,1034r4,20l75,1079r8,29l94,1141r13,36l123,1215r20,38l166,1289r26,36l237,1378r41,53l317,1481r35,48l381,1578r23,45l420,1668r8,31l435,1734r5,36l446,1805r4,36l453,1873r1,30l453,1928r-3,21l445,1963r-11,-45l415,1870r-20,-51l368,1766r-30,-53l302,1659r-42,-52l220,1555r-36,-48l152,1460r-27,-46l104,1371,88,1331r-9,-39l73,1262r-5,-35l62,1192r-4,-36l54,1122r-2,-32l52,1061r3,-25l61,1018xm29,670r1,4l33,687r4,19l43,731r8,29l62,793r13,36l91,867r20,37l134,942r27,36l205,1030r41,52l285,1133r35,48l349,1228r24,48l388,1320r8,32l403,1386r7,35l414,1457r4,35l421,1525r1,30l421,1580r-3,21l413,1615r-11,-46l384,1522r-21,-51l337,1418r-31,-54l270,1312r-40,-53l188,1208r-36,-50l120,1111,93,1066,72,1023,57,983,47,944,41,914,36,879,30,845,26,809,22,774,21,742r,-29l23,688r6,-18xm50,405r-2,2l47,410r-3,5l43,423r-2,10l43,447r5,17l55,484r13,24l79,527r16,24l113,577r23,31l159,641r25,35l210,712r25,36l260,784r24,34l305,852r18,30l337,910r11,23l350,943r6,18l360,985r6,27l371,1044r4,33l379,1111r3,33l384,1174r,30l381,1226r-6,16l361,1204r-16,-41l325,1123r-20,-40l282,1043r-23,-40l235,967,213,932,191,900,172,872,155,849,141,829,111,788,84,748,62,709,44,669,28,624,14,576,5,537,1,504,,473,3,448,8,429,18,415r14,-8l50,405xm118,r9,4l138,15r11,18l159,59r4,13l166,91r3,25l172,145r2,32l177,209r3,33l181,272r3,30l185,327r2,19l187,358r,5l187,363r1,l192,361r9,l212,360r19,-2l246,357r14,l276,360r15,8l307,383r7,14l320,417r4,23l328,466r3,28l332,520r2,24l334,563r1,13l335,580r,1l335,588r,11l335,615r2,20l338,663r1,33l341,738r2,48l346,842r4,64l339,865,324,823,306,778,284,732,260,687,235,644,210,601,185,563,161,529,138,500,119,478,100,455,84,439,76,425,70,414r,-9l75,397r8,-7l94,385r15,-7l108,357r-1,-29l104,293r-3,-40l98,212,95,170,91,131,86,95,82,70r,-21l84,33,88,20r6,-9l101,5r6,-4l113,r5,xe" fillcolor="#8bb329 [3204]" strokecolor="#8bb329 [3204]" strokeweight="0">
+                  <v:shape id="Freeform 19" style="position:absolute;left:4800;top:13182;width:3818;height:17357;visibility:visible;mso-wrap-style:square;v-text-anchor:top" alt="Candle" coordsize="482,2187" o:spid="_x0000_s1030" fillcolor="#8bb329 [3204]" strokecolor="#8bb329 [3204]" strokeweight="0" path="m156,2064r2,4l159,2078r3,16l167,2117r7,24l183,2171r-34,1l148,2139r,-31l151,2083r5,-19xm125,1709r,4l127,1726r4,18l137,1769r8,30l156,1833r14,36l187,1906r19,37l228,1981r27,34l302,2071r43,54l385,2177r-79,-5l228,2171r-31,-52l170,2071r-18,-45l141,1984r-5,-32l130,1918r-5,-36l120,1848r-2,-35l116,1780r,-29l119,1727r6,-18xm93,1363r1,4l95,1379r5,20l107,1424r8,30l125,1488r13,36l155,1561r19,37l198,1636r26,34l269,1723r41,53l349,1826r35,48l413,1923r22,45l452,2013r9,41l470,2097r6,46l482,2187r-48,-5l407,2126r-33,-58l337,2010r-45,-58l252,1900r-37,-48l183,1805r-27,-46l136,1718r-17,-42l109,1637r-5,-30l98,1573r-4,-36l90,1503r-4,-35l84,1435r,-29l87,1382r6,-19xm61,1018r1,4l64,1034r4,20l75,1079r8,29l94,1141r13,36l123,1215r20,38l166,1289r26,36l237,1378r41,53l317,1481r35,48l381,1578r23,45l420,1668r8,31l435,1734r5,36l446,1805r4,36l453,1873r1,30l453,1928r-3,21l445,1963r-11,-45l415,1870r-20,-51l368,1766r-30,-53l302,1659r-42,-52l220,1555r-36,-48l152,1460r-27,-46l104,1371,88,1331r-9,-39l73,1262r-5,-35l62,1192r-4,-36l54,1122r-2,-32l52,1061r3,-25l61,1018xm29,670r1,4l33,687r4,19l43,731r8,29l62,793r13,36l91,867r20,37l134,942r27,36l205,1030r41,52l285,1133r35,48l349,1228r24,48l388,1320r8,32l403,1386r7,35l414,1457r4,35l421,1525r1,30l421,1580r-3,21l413,1615r-11,-46l384,1522r-21,-51l337,1418r-31,-54l270,1312r-40,-53l188,1208r-36,-50l120,1111,93,1066,72,1023,57,983,47,944,41,914,36,879,30,845,26,809,22,774,21,742r,-29l23,688r6,-18xm50,405r-2,2l47,410r-3,5l43,423r-2,10l43,447r5,17l55,484r13,24l79,527r16,24l113,577r23,31l159,641r25,35l210,712r25,36l260,784r24,34l305,852r18,30l337,910r11,23l350,943r6,18l360,985r6,27l371,1044r4,33l379,1111r3,33l384,1174r,30l381,1226r-6,16l361,1204r-16,-41l325,1123r-20,-40l282,1043r-23,-40l235,967,213,932,191,900,172,872,155,849,141,829,111,788,84,748,62,709,44,669,28,624,14,576,5,537,1,504,,473,3,448,8,429,18,415r14,-8l50,405xm118,r9,4l138,15r11,18l159,59r4,13l166,91r3,25l172,145r2,32l177,209r3,33l181,272r3,30l185,327r2,19l187,358r,5l187,363r1,l192,361r9,l212,360r19,-2l246,357r14,l276,360r15,8l307,383r7,14l320,417r4,23l328,466r3,28l332,520r2,24l334,563r1,13l335,580r,1l335,588r,11l335,615r2,20l338,663r1,33l341,738r2,48l346,842r4,64l339,865,324,823,306,778,284,732,260,687,235,644,210,601,185,563,161,529,138,500,119,478,100,455,84,439,76,425,70,414r,-9l75,397r8,-7l94,385r15,-7l108,357r-1,-29l104,293r-3,-40l98,212,95,170,91,131,86,95,82,70r,-21l84,33,88,20r6,-9l101,5r6,-4l113,r5,xe" o:gfxdata="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">
                     <v:path arrowok="t" o:connecttype="custom" o:connectlocs="137837,1699138;123578,1638029;114864,1427720;202002,1599142;156057,1681678;99021,1493590;99021,1356294;91099,1153922;177445,1325343;344592,1561842;343800,1731676;170316,1469782;82385,1275345;66542,1115828;53867,836474;113280,994404;278842,1213443;348553,1404705;356475,1546763;267752,1359469;99021,1122177;49114,945993;48322,807904;40400,603150;127539,776159;295478,1012657;331125,1184079;318451,1245188;182198,999166;45153,780127;17428,614261;38024,323003;38024,368239;107735,482520;224975,649180;282011,762668;302607,907900;273297,922978;168731,739653;66542,593627;792,399984;39608,321416;129123,57141;142590,192056;148135,288084;182990,284115;248740,315067;264583,431729;265376,475378;271713,623784;224975,580929;109319,396809;55452,321416;84762,260307;68126,75394;80009,3968" o:connectangles="0,0,0,0,0,0,0,0,0,0,0,0,0,0,0,0,0,0,0,0,0,0,0,0,0,0,0,0,0,0,0,0,0,0,0,0,0,0,0,0,0,0,0,0,0,0,0,0,0,0,0,0,0,0,0,0"/>
-                    <o:lock v:ext="edit" aspectratio="t" verticies="t"/>
+                    <o:lock v:ext="edit" verticies="t" aspectratio="t"/>
                   </v:shape>
-                  <v:shape id="Freeform 20" o:spid="_x0000_s1031" alt="Candle" style="position:absolute;left:17449;top:10744;width:2646;height:22258;visibility:visible;mso-wrap-style:square;v-text-anchor:top" coordsize="334,2805" o:gfxdata="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" path="m17,2445r,4l17,2463r3,20l23,2510r4,32l34,2578r8,40l53,2660r14,44l82,2747,5,2728,3,2688,,2646r,-41l,2564r2,-37l5,2494r4,-28l17,2445xm17,2021r,4l18,2038r2,19l23,2084r4,30l34,2150r8,39l52,2230r12,42l79,2315r18,43l120,2398r36,64l190,2524r34,60l253,2642r23,57l297,2753r12,52l181,2772r-20,-33l125,2674,93,2611,67,2553,43,2496,27,2444,14,2394,9,2347,6,2314,5,2278,2,2240,,2201r,-37l,2128r2,-33l6,2064r4,-25l17,2021xm17,1610r,4l18,1626r2,20l23,1672r5,31l34,1739r8,38l52,1818r12,43l79,1904r20,42l120,1987r38,68l196,2120r33,63l260,2246r24,59l302,2362r13,54l319,2455r4,41l326,2539r3,43l329,2624r,39l327,2699r-4,29l319,2751r-7,17l304,2714r-11,-60l275,2592r-21,-65l228,2460r-31,-66l163,2327r-36,-65l95,2200,67,2140,45,2085,27,2032,14,1982,9,1935,6,1902,5,1866,2,1829,,1790r,-37l,1716r3,-33l6,1653r4,-25l17,1610xm17,1198r,4l18,1215r2,19l24,1261r4,30l34,1327r8,39l52,1406r12,43l81,1492r18,43l120,1575r38,68l196,1708r33,64l260,1834r24,60l302,1951r13,54l319,2043r4,42l326,2128r3,43l329,2212r,39l327,2286r-4,30l319,2340r-7,17l305,2303r-12,-60l276,2181r-22,-66l229,2049r-32,-67l163,1916r-36,-65l95,1789,67,1729,45,1674,27,1621,16,1571,9,1524,7,1491,5,1455,3,1417,2,1378,,1341r2,-36l3,1270r3,-29l10,1216r7,-18xm18,783r,4l18,799r3,21l24,845r4,32l34,912r8,38l53,992r13,43l81,1078r18,41l120,1161r40,66l196,1294r34,64l260,1419r24,59l304,1535r11,54l320,1628r5,41l327,1712r2,43l330,1797r-1,39l327,1872r-2,30l319,1926r-5,15l305,1887r-12,-58l276,1766r-21,-65l229,1635r-30,-68l163,1500r-36,-65l95,1373,67,1315,45,1258,27,1205,16,1155,9,1108,7,1075,5,1039,3,1002,2,963r,-38l2,889,3,856,6,827r6,-25l18,783xm46,472r15,l60,474r-1,2l56,483r-3,9l52,504r,17l54,542r6,25l71,596r10,23l93,648r17,35l129,722r21,41l171,808r22,44l215,898r22,45l257,986r18,42l290,1065r12,35l309,1128r3,11l315,1158r3,25l320,1214r3,33l325,1283r1,37l326,1358r,36l325,1427r-5,29l316,1480r-7,18l300,1450r-13,-49l272,1351r-18,-50l235,1251r-20,-50l196,1155r-20,-43l158,1072r-18,-34l127,1007,114,985,92,938,71,895,54,853,41,812,28,767,18,722,12,669,6,629,5,591,6,560,9,531r5,-23l23,490r9,-12l46,472xm163,r4,l176,5r10,14l194,43r9,32l205,89r2,20l207,136r1,32l208,201r-1,36l207,273r,36l205,342r,31l204,399r,19l203,432r,4l203,436r2,l212,436r13,l247,436r15,l278,438r13,5l307,456r13,19l326,489r3,21l332,536r1,28l334,593r-1,29l333,650r-1,23l330,693r,12l330,709r,3l329,719r,12l327,751r-1,25l325,809r-2,40l322,896r-3,58l318,1020r-3,76l309,1051r-9,-47l286,954,272,903,254,852,236,801,217,751,197,705,178,662,158,623,140,590,125,565,107,537,95,515,86,496,82,482r2,-12l88,460r8,-7l109,446r16,-7l125,418r,-29l127,355r1,-39l128,273r1,-43l129,187r-1,-40l127,109,125,79r2,-25l131,35r5,-14l142,11r7,-7l156,1,163,xe" fillcolor="#fa4363 [3206]" strokecolor="#fa4363 [3206]" strokeweight="0">
+                  <v:shape id="Freeform 20" style="position:absolute;left:17449;top:10744;width:2646;height:22258;visibility:visible;mso-wrap-style:square;v-text-anchor:top" alt="Candle" coordsize="334,2805" o:spid="_x0000_s1031" fillcolor="#fa4363 [3206]" strokecolor="#fa4363 [3206]" strokeweight="0" path="m17,2445r,4l17,2463r3,20l23,2510r4,32l34,2578r8,40l53,2660r14,44l82,2747,5,2728,3,2688,,2646r,-41l,2564r2,-37l5,2494r4,-28l17,2445xm17,2021r,4l18,2038r2,19l23,2084r4,30l34,2150r8,39l52,2230r12,42l79,2315r18,43l120,2398r36,64l190,2524r34,60l253,2642r23,57l297,2753r12,52l181,2772r-20,-33l125,2674,93,2611,67,2553,43,2496,27,2444,14,2394,9,2347,6,2314,5,2278,2,2240,,2201r,-37l,2128r2,-33l6,2064r4,-25l17,2021xm17,1610r,4l18,1626r2,20l23,1672r5,31l34,1739r8,38l52,1818r12,43l79,1904r20,42l120,1987r38,68l196,2120r33,63l260,2246r24,59l302,2362r13,54l319,2455r4,41l326,2539r3,43l329,2624r,39l327,2699r-4,29l319,2751r-7,17l304,2714r-11,-60l275,2592r-21,-65l228,2460r-31,-66l163,2327r-36,-65l95,2200,67,2140,45,2085,27,2032,14,1982,9,1935,6,1902,5,1866,2,1829,,1790r,-37l,1716r3,-33l6,1653r4,-25l17,1610xm17,1198r,4l18,1215r2,19l24,1261r4,30l34,1327r8,39l52,1406r12,43l81,1492r18,43l120,1575r38,68l196,1708r33,64l260,1834r24,60l302,1951r13,54l319,2043r4,42l326,2128r3,43l329,2212r,39l327,2286r-4,30l319,2340r-7,17l305,2303r-12,-60l276,2181r-22,-66l229,2049r-32,-67l163,1916r-36,-65l95,1789,67,1729,45,1674,27,1621,16,1571,9,1524,7,1491,5,1455,3,1417,2,1378,,1341r2,-36l3,1270r3,-29l10,1216r7,-18xm18,783r,4l18,799r3,21l24,845r4,32l34,912r8,38l53,992r13,43l81,1078r18,41l120,1161r40,66l196,1294r34,64l260,1419r24,59l304,1535r11,54l320,1628r5,41l327,1712r2,43l330,1797r-1,39l327,1872r-2,30l319,1926r-5,15l305,1887r-12,-58l276,1766r-21,-65l229,1635r-30,-68l163,1500r-36,-65l95,1373,67,1315,45,1258,27,1205,16,1155,9,1108,7,1075,5,1039,3,1002,2,963r,-38l2,889,3,856,6,827r6,-25l18,783xm46,472r15,l60,474r-1,2l56,483r-3,9l52,504r,17l54,542r6,25l71,596r10,23l93,648r17,35l129,722r21,41l171,808r22,44l215,898r22,45l257,986r18,42l290,1065r12,35l309,1128r3,11l315,1158r3,25l320,1214r3,33l325,1283r1,37l326,1358r,36l325,1427r-5,29l316,1480r-7,18l300,1450r-13,-49l272,1351r-18,-50l235,1251r-20,-50l196,1155r-20,-43l158,1072r-18,-34l127,1007,114,985,92,938,71,895,54,853,41,812,28,767,18,722,12,669,6,629,5,591,6,560,9,531r5,-23l23,490r9,-12l46,472xm163,r4,l176,5r10,14l194,43r9,32l205,89r2,20l207,136r1,32l208,201r-1,36l207,273r,36l205,342r,31l204,399r,19l203,432r,4l203,436r2,l212,436r13,l247,436r15,l278,438r13,5l307,456r13,19l326,489r3,21l332,536r1,28l334,593r-1,29l333,650r-1,23l330,693r,12l330,709r,3l329,719r,12l327,751r-1,25l325,809r-2,40l322,896r-3,58l318,1020r-3,76l309,1051r-9,-47l286,954,272,903,254,852,236,801,217,751,197,705,178,662,158,623,140,590,125,565,107,537,95,515,86,496,82,482r2,-12l88,460r8,-7l109,446r16,-7l125,418r,-29l127,355r1,-39l128,273r1,-43l129,187r-1,-40l127,109,125,79r2,-25l131,35r5,-14l142,11r7,-7l156,1,163,xe" o:gfxdata="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">
                     <v:path arrowok="t" o:connecttype="custom" o:connectlocs="21388,2017174;3961,2164773;3961,1979085;15843,1632308;50699,1802919;177445,2050503;127539,2173501;11090,1899731;0,1717217;13467,1277597;26934,1379963;95060,1576761;239234,1874338;260622,2082245;240818,2153663;129123,1846564;11090,1572793;0,1391073;13467,950659;26934,1053025;95060,1249823;239234,1548193;260622,1755307;241610,1827519;129123,1520419;12675,1246649;0,1064135;14259,621341;26934,723707;95060,921298;240818,1218081;261414,1425988;241610,1497407;129123,1190307;12675,916537;1584,734023;36440,374550;41193,399943;73671,514213;170315,712597;244779,895111;257454,1018110;250324,1174437;186159,992716;100605,799093;22181,608644;7129,421369;132292,0;163978,86496;163978,245203;160809,345983;207547,345983;260622,404705;262999,534051;260622,580077;252701,757036;215469,716565;125162,494374;64958,382485;99021,331699;102189,148392;107734,16664" o:connectangles="0,0,0,0,0,0,0,0,0,0,0,0,0,0,0,0,0,0,0,0,0,0,0,0,0,0,0,0,0,0,0,0,0,0,0,0,0,0,0,0,0,0,0,0,0,0,0,0,0,0,0,0,0,0,0,0,0,0,0,0,0,0"/>
-                    <o:lock v:ext="edit" aspectratio="t" verticies="t"/>
+                    <o:lock v:ext="edit" verticies="t" aspectratio="t"/>
                   </v:shape>
-                  <v:shape id="Freeform 21" o:spid="_x0000_s1032" alt="Candle" style="position:absolute;left:22174;top:13563;width:3596;height:20482;visibility:visible;mso-wrap-style:square;v-text-anchor:top" coordsize="453,2583" o:gfxdata="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" path="m24,2405r,4l25,2423r1,21l28,2470r4,32l39,2538,,2530r3,-32l6,2469r4,-26l17,2422r7,-17xm45,2049r1,4l46,2069r1,23l50,2123r6,36l63,2199r11,41l87,2285r20,44l129,2372r42,69l209,2509r35,64l171,2562,93,2549,68,2498,49,2450,35,2404,25,2362r-4,-40l21,2292r-1,-35l20,2221r1,-36l22,2150r4,-32l31,2089r5,-23l45,2049xm67,1692r,5l67,1713r1,23l71,1765r5,36l85,1841r9,43l108,1929r20,44l150,2016r36,58l219,2132r31,56l277,2240r22,53l315,2342r9,45l327,2434r3,50l330,2534r-3,49l288,2578r-18,-65l245,2444r-31,-69l176,2304r-33,-57l114,2193,90,2142,69,2094,56,2048,46,2005r-4,-39l42,1934r-2,-34l40,1865r2,-36l43,1794r4,-32l51,1733r7,-23l67,1692xm86,1345r,6l87,1366r2,24l92,1420r5,35l104,1495r11,43l129,1582r18,45l171,1670r34,58l240,1786r30,55l297,1895r22,52l335,1995r9,46l347,2074r2,35l351,2146r-2,36l349,2217r-2,33l342,2279r-4,25l333,2324r-9,13l320,2292r-9,-52l297,2188r-18,-56l255,2074r-26,-58l196,1958r-32,-57l135,1847r-25,-51l90,1747,75,1701r-8,-41l63,1620r-2,-32l61,1555r,-36l63,1483r1,-35l67,1416r5,-29l78,1363r8,-18xm107,1000r,5l107,1020r1,23l112,1074r5,36l125,1149r10,43l150,1236r18,44l190,1323r36,60l259,1440r32,55l317,1549r23,51l355,1649r10,47l367,1728r2,36l370,1800r,36l369,1870r-3,34l363,1933r-4,26l352,1979r-7,12l340,1945r-10,-50l317,1841r-19,-55l276,1728r-28,-58l216,1611r-33,-56l155,1501r-25,-52l111,1401,96,1356,86,1314r-4,-41l82,1243r,-35l82,1172r,-36l85,1102r2,-32l92,1041r7,-24l107,1000xm128,651r,6l128,671r1,23l132,725r5,36l146,801r9,41l169,887r20,44l211,974r36,60l280,1090r31,56l338,1200r22,51l376,1300r9,47l388,1379r2,36l391,1451r,36l390,1521r-3,34l384,1585r-6,25l373,1629r-7,13l360,1596r-9,-50l337,1492r-18,-55l297,1379r-28,-59l237,1262r-33,-57l175,1151r-24,-51l130,1053r-13,-46l107,964r-4,-40l103,894r-2,-35l101,823r2,-36l104,752r4,-31l112,691r7,-23l128,651xm168,392r18,l184,394r-1,2l179,401r-3,8l175,419r-2,13l176,450r4,21l189,496r8,21l209,543r16,29l241,606r18,36l280,680r19,39l319,759r19,39l356,836r16,36l385,905r10,29l402,959r3,10l406,987r2,24l409,1039r,32l409,1104r-1,35l406,1172r-4,31l398,1230r-6,23l384,1269r-8,-44l363,1179r-14,-47l331,1084r-18,-46l294,992,276,951,257,912,240,877,226,848,214,826,190,779,171,736,154,694,141,651r-9,-45l126,556r-3,-39l123,482r5,-29l133,428r8,-18l154,398r14,-6xm309,r6,1l323,7r10,13l340,39r7,26l348,79r,19l348,123r-1,30l344,184r-2,34l340,249r-3,32l334,309r-1,25l330,353r-1,13l329,370r,l330,370r4,l341,371r12,l373,373r15,1l402,376r15,5l431,392r13,17l449,423r3,16l453,461r,24l452,510r-2,24l448,557r-2,19l444,593r-2,11l442,607r,3l441,615r-2,11l438,642r-3,20l432,690r-4,33l424,765r-4,47l414,867r-5,64l405,891,395,845,384,800,369,751,353,703,335,655,316,610,297,568,279,531,261,499,244,474,227,450,216,431r-7,-15l205,403r2,-8l212,388r8,-6l233,378r17,-5l251,356r1,-25l255,301r4,-33l262,231r3,-37l266,157r2,-35l268,92r1,-27l272,44r4,-15l281,17r7,-9l297,4r7,-3l309,xe" fillcolor="#31b7b0 [3207]" strokecolor="#31b7b0 [3207]" strokeweight="0">
+                  <v:shape id="Freeform 21" style="position:absolute;left:22174;top:13563;width:3596;height:20482;visibility:visible;mso-wrap-style:square;v-text-anchor:top" alt="Candle" coordsize="453,2583" o:spid="_x0000_s1032" fillcolor="#31b7b0 [3207]" strokecolor="#31b7b0 [3207]" strokeweight="0" path="m24,2405r,4l25,2423r1,21l28,2470r4,32l39,2538,,2530r3,-32l6,2469r4,-26l17,2422r7,-17xm45,2049r1,4l46,2069r1,23l50,2123r6,36l63,2199r11,41l87,2285r20,44l129,2372r42,69l209,2509r35,64l171,2562,93,2549,68,2498,49,2450,35,2404,25,2362r-4,-40l21,2292r-1,-35l20,2221r1,-36l22,2150r4,-32l31,2089r5,-23l45,2049xm67,1692r,5l67,1713r1,23l71,1765r5,36l85,1841r9,43l108,1929r20,44l150,2016r36,58l219,2132r31,56l277,2240r22,53l315,2342r9,45l327,2434r3,50l330,2534r-3,49l288,2578r-18,-65l245,2444r-31,-69l176,2304r-33,-57l114,2193,90,2142,69,2094,56,2048,46,2005r-4,-39l42,1934r-2,-34l40,1865r2,-36l43,1794r4,-32l51,1733r7,-23l67,1692xm86,1345r,6l87,1366r2,24l92,1420r5,35l104,1495r11,43l129,1582r18,45l171,1670r34,58l240,1786r30,55l297,1895r22,52l335,1995r9,46l347,2074r2,35l351,2146r-2,36l349,2217r-2,33l342,2279r-4,25l333,2324r-9,13l320,2292r-9,-52l297,2188r-18,-56l255,2074r-26,-58l196,1958r-32,-57l135,1847r-25,-51l90,1747,75,1701r-8,-41l63,1620r-2,-32l61,1555r,-36l63,1483r1,-35l67,1416r5,-29l78,1363r8,-18xm107,1000r,5l107,1020r1,23l112,1074r5,36l125,1149r10,43l150,1236r18,44l190,1323r36,60l259,1440r32,55l317,1549r23,51l355,1649r10,47l367,1728r2,36l370,1800r,36l369,1870r-3,34l363,1933r-4,26l352,1979r-7,12l340,1945r-10,-50l317,1841r-19,-55l276,1728r-28,-58l216,1611r-33,-56l155,1501r-25,-52l111,1401,96,1356,86,1314r-4,-41l82,1243r,-35l82,1172r,-36l85,1102r2,-32l92,1041r7,-24l107,1000xm128,651r,6l128,671r1,23l132,725r5,36l146,801r9,41l169,887r20,44l211,974r36,60l280,1090r31,56l338,1200r22,51l376,1300r9,47l388,1379r2,36l391,1451r,36l390,1521r-3,34l384,1585r-6,25l373,1629r-7,13l360,1596r-9,-50l337,1492r-18,-55l297,1379r-28,-59l237,1262r-33,-57l175,1151r-24,-51l130,1053r-13,-46l107,964r-4,-40l103,894r-2,-35l101,823r2,-36l104,752r4,-31l112,691r7,-23l128,651xm168,392r18,l184,394r-1,2l179,401r-3,8l175,419r-2,13l176,450r4,21l189,496r8,21l209,543r16,29l241,606r18,36l280,680r19,39l319,759r19,39l356,836r16,36l385,905r10,29l402,959r3,10l406,987r2,24l409,1039r,32l409,1104r-1,35l406,1172r-4,31l398,1230r-6,23l384,1269r-8,-44l363,1179r-14,-47l331,1084r-18,-46l294,992,276,951,257,912,240,877,226,848,214,826,190,779,171,736,154,694,141,651r-9,-45l126,556r-3,-39l123,482r5,-29l133,428r8,-18l154,398r14,-6xm309,r6,1l323,7r10,13l340,39r7,26l348,79r,19l348,123r-1,30l344,184r-2,34l340,249r-3,32l334,309r-1,25l330,353r-1,13l329,370r,l330,370r4,l341,371r12,l373,373r15,1l402,376r15,5l431,392r13,17l449,423r3,16l453,461r,24l452,510r-2,24l448,557r-2,19l444,593r-2,11l442,607r,3l441,615r-2,11l438,642r-3,20l432,690r-4,33l424,765r-4,47l414,867r-5,64l405,891,395,845,384,800,369,751,353,703,335,655,316,610,297,568,279,531,261,499,244,474,227,450,216,431r-7,-15l205,403r2,-8l212,388r8,-6l233,378r17,-5l251,356r1,-25l255,301r4,-33l262,231r3,-37l266,157r2,-35l268,92r1,-27l272,44r4,-15l281,17r7,-9l297,4r7,-3l309,xe" o:gfxdata="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">
                     <v:path arrowok="t" o:connecttype="custom" o:connectlocs="30963,2012504;35726,1624752;58750,1776206;135759,2031535;16672,1817439;28581,1638232;60337,1428101;173867,1690567;261992,1969685;139729,1826954;33344,1558938;40490,1374180;73040,1125987;162752,1370216;275488,1644576;268343,1826954;202448,1644576;59544,1348806;50810,1148190;84949,808808;133378,1014975;281839,1307573;290572,1509775;251671,1459819;103209,1148983;65101,929336;101621,516210;123057,667663;268343,951539;310420,1179115;285809,1265546;161958,955503;81773,708896;94476,529690;139729,324316;165928,430571;268343,632773;322329,782641;319153,953918;262786,859557;169898,654976;97651,409955;245319,0;276282,77709;265167,245021;265167,293391;342177,310836;357261,423435;350116,487664;333444,643875;280252,557443;180218,356827;184982,299735;210387,153832;223090,13480" o:connectangles="0,0,0,0,0,0,0,0,0,0,0,0,0,0,0,0,0,0,0,0,0,0,0,0,0,0,0,0,0,0,0,0,0,0,0,0,0,0,0,0,0,0,0,0,0,0,0,0,0,0,0,0,0,0,0"/>
-                    <o:lock v:ext="edit" aspectratio="t" verticies="t"/>
+                    <o:lock v:ext="edit" verticies="t" aspectratio="t"/>
                   </v:shape>
-                  <v:shape id="Freeform 22" o:spid="_x0000_s1033" alt="Design" style="position:absolute;left:381;top:30327;width:29785;height:5997;visibility:visible;mso-wrap-style:square;v-text-anchor:top" coordsize="3760,756" o:gfxdata="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" path="m814,l919,2r107,9l1131,23r105,17l1342,59r104,22l1548,105r100,22l1810,167r162,42l2134,252r161,41l2459,333r162,36l2786,401r164,25l2995,432r46,5l3088,442r47,2l3182,446r47,-2l3275,442r45,-5l3363,429r43,-11l3447,404r38,-18l3521,365r34,-26l3585,308r26,-34l3635,234r18,-46l3668,137r4,-7l3682,124r13,-5l3710,115r15,-3l3739,112r11,l3757,115r3,5l3744,170r-19,47l3701,259r-29,37l3640,329r-34,29l3567,385r-40,22l3483,425r-45,17l3391,454r-47,10l3295,472r-49,6l3197,480r-48,2l3100,480r-151,-9l2798,451,2648,426,2500,394,2350,360,2204,322,2057,284,1910,246,1788,214,1663,181,1539,149,1411,120,1284,92,1156,69,1027,52,900,41,771,37,645,42r-51,5l544,55,495,66,447,80,400,98r-45,22l314,146r-39,32l239,216r-38,48l171,315r-24,56l128,428r-15,58l103,545r-7,60l93,666r,60l91,734r-9,7l70,746r-15,4l39,755r-15,1l13,756,3,755,,750,,694,3,635,9,577r8,-58l31,461,48,405,70,351,97,300r34,-47l168,212r40,-38l251,142r47,-29l347,88,397,67,449,49,503,36,606,16,710,4,814,xe" fillcolor="#924994 [3209]" strokecolor="#924994 [3209]" strokeweight="0">
+                  <v:shape id="Freeform 22" style="position:absolute;left:381;top:30327;width:29785;height:5997;visibility:visible;mso-wrap-style:square;v-text-anchor:top" alt="Design" coordsize="3760,756" o:spid="_x0000_s1033" fillcolor="#924994 [3209]" strokecolor="#924994 [3209]" strokeweight="0" path="m814,l919,2r107,9l1131,23r105,17l1342,59r104,22l1548,105r100,22l1810,167r162,42l2134,252r161,41l2459,333r162,36l2786,401r164,25l2995,432r46,5l3088,442r47,2l3182,446r47,-2l3275,442r45,-5l3363,429r43,-11l3447,404r38,-18l3521,365r34,-26l3585,308r26,-34l3635,234r18,-46l3668,137r4,-7l3682,124r13,-5l3710,115r15,-3l3739,112r11,l3757,115r3,5l3744,170r-19,47l3701,259r-29,37l3640,329r-34,29l3567,385r-40,22l3483,425r-45,17l3391,454r-47,10l3295,472r-49,6l3197,480r-48,2l3100,480r-151,-9l2798,451,2648,426,2500,394,2350,360,2204,322,2057,284,1910,246,1788,214,1663,181,1539,149,1411,120,1284,92,1156,69,1027,52,900,41,771,37,645,42r-51,5l544,55,495,66,447,80,400,98r-45,22l314,146r-39,32l239,216r-38,48l171,315r-24,56l128,428r-15,58l103,545r-7,60l93,666r,60l91,734r-9,7l70,746r-15,4l39,755r-15,1l13,756,3,755,,750,,694,3,635,9,577r8,-58l31,461,48,405,70,351,97,300r34,-47l168,212r40,-38l251,142r47,-29l347,88,397,67,449,49,503,36,606,16,710,4,814,xe" o:gfxdata="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">
                     <v:path arrowok="t" o:connecttype="custom" o:connectlocs="728000,1587;895939,18245;1063086,46802;1226272,83292;1433819,132474;1690480,199900;1947934,264154;2206972,318095;2372535,342686;2446206,350619;2520670,353792;2594341,350619;2664051,340307;2730593,320475;2789214,289538;2839912,244323;2879520,185622;2905662,108676;2916752,98364;2938933,91224;2961906,88845;2976165,91224;2965866,134853;2931803,205453;2883481,260981;2825653,305403;2759111,337133;2686232,360138;2610184,374416;2532552,380763;2455712,380763;2216478,357758;1980413,312543;1745932,255428;1513035,195141;1317371,143579;1117745,95191;915743,54735;712949,32523;510947,33317;430938,43629;354098,63460;281219,95191;217845,141199;159225,209419;116448,294298;89515,385522;76048,479919;73671,575903;64958,587802;43569,594941;19012,599701;2376,598908;0,550519;7129,457708;24557,365691;55452,278433;103774,200694;164770,138026;236065,89638;314490,53148;398459,28557;562437,3173" o:connectangles="0,0,0,0,0,0,0,0,0,0,0,0,0,0,0,0,0,0,0,0,0,0,0,0,0,0,0,0,0,0,0,0,0,0,0,0,0,0,0,0,0,0,0,0,0,0,0,0,0,0,0,0,0,0,0,0,0,0,0,0,0,0,0"/>
                     <o:lock v:ext="edit" aspectratio="t"/>
                   </v:shape>
-                  <v:group id="Group 73" o:spid="_x0000_s1034" alt="Flames" style="position:absolute;left:4038;top:685;width:22364;height:14122" coordorigin="4002,666" coordsize="22383,14112" o:gfxdata="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">
-                    <v:shape id="Freeform 74" o:spid="_x0000_s1035" style="position:absolute;left:4002;top:5667;width:3143;height:8874;visibility:visible;mso-wrap-style:square;v-text-anchor:top" coordsize="395,1118" o:gfxdata="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" path="m147,r8,5l166,14r13,17l192,54r16,27l224,113r17,36l259,186r17,40l294,268r16,41l325,351r16,41l353,431r11,38l373,503r6,28l384,564r5,36l392,639r3,42l395,725r,44l393,814r-4,44l384,901r-9,41l364,981r-12,36l337,1049r-20,26l296,1098r-25,15l269,1081r-3,-29l263,1027r-3,-19l256,995,246,969,235,951r-9,-11l215,936r-5,l204,937r-6,4l191,947r-6,9l181,969r-2,16l179,1006r4,25l188,1073r6,45l165,1106r-25,-21l116,1059,95,1027,77,991,61,951,46,908,34,862,23,816,15,769,8,724,4,679,1,636,,597,,563,1,532,4,495r6,-42l16,409r9,-46l34,316,44,269,54,223,66,179,77,139,90,102,101,68,113,41,126,20,137,6,147,xe" fillcolor="#ffda40" strokecolor="#ffda40" strokeweight="0">
+                  <v:group id="Group 73" style="position:absolute;left:4038;top:685;width:22364;height:14122" alt="Flames" coordsize="22383,14112" coordorigin="4002,666" o:spid="_x0000_s1034" o:gfxdata="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">
+                    <v:shape id="Freeform 74" style="position:absolute;left:4002;top:5667;width:3143;height:8874;visibility:visible;mso-wrap-style:square;v-text-anchor:top" coordsize="395,1118" o:spid="_x0000_s1035" fillcolor="#ffda40" strokecolor="#ffda40" strokeweight="0" path="m147,r8,5l166,14r13,17l192,54r16,27l224,113r17,36l259,186r17,40l294,268r16,41l325,351r16,41l353,431r11,38l373,503r6,28l384,564r5,36l392,639r3,42l395,725r,44l393,814r-4,44l384,901r-9,41l364,981r-12,36l337,1049r-20,26l296,1098r-25,15l269,1081r-3,-29l263,1027r-3,-19l256,995,246,969,235,951r-9,-11l215,936r-5,l204,937r-6,4l191,947r-6,9l181,969r-2,16l179,1006r4,25l188,1073r6,45l165,1106r-25,-21l116,1059,95,1027,77,991,61,951,46,908,34,862,23,816,15,769,8,724,4,679,1,636,,597,,563,1,532,4,495r6,-42l16,409r9,-46l34,316,44,269,54,223,66,179,77,139,90,102,101,68,113,41,126,20,137,6,147,xe" o:gfxdata="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">
                       <v:path arrowok="t" o:connecttype="custom" o:connectlocs="123343,3969;142441,24606;165518,64294;191778,118269;219630,179388;246685,245269;271354,311150;289656,372269;301593,421481;309550,476250;314325,540544;314325,610394;309550,681038;298410,747713;280107,807244;252256,853282;215651,883444;211672,835025;206897,800100;195757,769144;179842,746125;167109,742950;157560,746919;147216,758825;142441,781844;145624,818357;154377,887413;111406,861219;75597,815182;48541,754857;27056,684213;11936,610394;3183,538957;0,473869;796,422275;7958,359569;19894,288131;35013,213519;52520,142081;71618,80963;89921,32544;109019,4763" o:connectangles="0,0,0,0,0,0,0,0,0,0,0,0,0,0,0,0,0,0,0,0,0,0,0,0,0,0,0,0,0,0,0,0,0,0,0,0,0,0,0,0,0,0"/>
                     </v:shape>
-                    <v:shape id="Freeform 75" o:spid="_x0000_s1036" style="position:absolute;left:5431;top:13080;width:730;height:1493;visibility:visible;mso-wrap-style:square;v-text-anchor:top" coordsize="92,187" o:gfxdata="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" path="m36,l47,4r9,11l67,33,77,59r4,13l84,91r3,25l90,145r2,32l74,184r-19,3l34,187,15,182,9,137,4,95,,70,,49,2,33,6,20r6,-9l19,5,25,1,31,r5,xe" fillcolor="#efc100" strokecolor="#efc100" strokeweight="0">
+                    <v:shape id="Freeform 75" style="position:absolute;left:5431;top:13080;width:730;height:1493;visibility:visible;mso-wrap-style:square;v-text-anchor:top" coordsize="92,187" o:spid="_x0000_s1036" fillcolor="#efc100" strokecolor="#efc100" strokeweight="0" path="m36,l47,4r9,11l67,33,77,59r4,13l84,91r3,25l90,145r2,32l74,184r-19,3l34,187,15,182,9,137,4,95,,70,,49,2,33,6,20r6,-9l19,5,25,1,31,r5,xe" o:gfxdata="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">
                       <v:path arrowok="t" o:connecttype="custom" o:connectlocs="28575,0;37306,3192;44450,11970;53181,26334;61119,47082;64294,57456;66675,72618;69056,92567;71438,115709;73025,141245;58738,146831;43656,149225;26988,149225;11906,145235;7144,109325;3175,75809;0,55860;0,39102;1588,26334;4763,15960;9525,8778;15081,3990;19844,798;24606,0;28575,0" o:connectangles="0,0,0,0,0,0,0,0,0,0,0,0,0,0,0,0,0,0,0,0,0,0,0,0,0"/>
                     </v:shape>
-                    <v:shape id="Freeform 76" o:spid="_x0000_s1037" style="position:absolute;left:10828;top:666;width:3096;height:8906;visibility:visible;mso-wrap-style:square;v-text-anchor:top" coordsize="389,1121" o:gfxdata="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" path="m190,r8,5l208,16r11,18l231,57r13,28l259,118r14,36l288,193r14,42l317,276r13,44l344,362r11,43l364,445r10,38l380,517r4,31l386,581r3,39l389,661r,45l386,751r-4,46l377,844r-9,44l359,933r-13,41l331,1012r-17,34l294,1074r-23,24l245,1114r,-29l244,1060r-3,-19l240,1027,230,995r-8,-22l212,959r-10,-5l197,952r-6,3l184,958r-7,7l170,974r-4,16l162,1009r,25l163,1064r2,28l166,1121r-26,-11l115,1091,94,1067,75,1037,58,1003,44,965,32,924,22,882,14,837,8,791,4,747,1,703,,660,,620,1,582,3,549,7,520r5,-37l21,442r9,-43l43,354,54,308,68,261,82,216,96,174r15,-41l125,96,140,64,154,38,166,18,179,6,190,xe" fillcolor="#ffda40" strokecolor="#ffda40" strokeweight="0">
+                    <v:shape id="Freeform 76" style="position:absolute;left:10828;top:666;width:3096;height:8906;visibility:visible;mso-wrap-style:square;v-text-anchor:top" coordsize="389,1121" o:spid="_x0000_s1037" fillcolor="#ffda40" strokecolor="#ffda40" strokeweight="0" path="m190,r8,5l208,16r11,18l231,57r13,28l259,118r14,36l288,193r14,42l317,276r13,44l344,362r11,43l364,445r10,38l380,517r4,31l386,581r3,39l389,661r,45l386,751r-4,46l377,844r-9,44l359,933r-13,41l331,1012r-17,34l294,1074r-23,24l245,1114r,-29l244,1060r-3,-19l240,1027,230,995r-8,-22l212,959r-10,-5l197,952r-6,3l184,958r-7,7l170,974r-4,16l162,1009r,25l163,1064r2,28l166,1121r-26,-11l115,1091,94,1067,75,1037,58,1003,44,965,32,924,22,882,14,837,8,791,4,747,1,703,,660,,620,1,582,3,549,7,520r5,-37l21,442r9,-43l43,354,54,308,68,261,82,216,96,174r15,-41l125,96,140,64,154,38,166,18,179,6,190,xe" o:gfxdata="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">
                       <v:path arrowok="t" o:connecttype="custom" o:connectlocs="157567,3972;174278,27012;194173,67529;217251,122347;240329,186698;262611,254227;282506,321756;297626,383723;305584,435363;309563,492564;309563,560888;303992,633183;292851,705479;275344,773803;249879,831004;215660,872315;194969,861987;191786,827031;183032,790486;168708,761886;156771,756325;146426,761091;135285,773803;128918,801609;129714,845304;132101,890588;91516,866754;59684,823853;35015,766652;17507,700712;6366,628417;796,558504;0,492564;2387,436158;9550,383723;23874,316989;42973,244693;65255,171603;88333,105663;111411,50845;132101,14300;151200,0" o:connectangles="0,0,0,0,0,0,0,0,0,0,0,0,0,0,0,0,0,0,0,0,0,0,0,0,0,0,0,0,0,0,0,0,0,0,0,0,0,0,0,0,0,0"/>
                     </v:shape>
-                    <v:shape id="Freeform 77" o:spid="_x0000_s1038" style="position:absolute;left:12114;top:8223;width:667;height:1381;visibility:visible;mso-wrap-style:square;v-text-anchor:top" coordsize="83,173" o:gfxdata="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" path="m35,r5,2l50,7,60,21r8,22l78,75r1,14l82,108r1,25l83,162r-22,9l36,173,19,172,4,169,3,140,1,112,,82,,57,4,38,8,22r7,-9l22,6,29,3,35,xe" fillcolor="#efc100" strokecolor="#efc100" strokeweight="0">
+                    <v:shape id="Freeform 77" style="position:absolute;left:12114;top:8223;width:667;height:1381;visibility:visible;mso-wrap-style:square;v-text-anchor:top" coordsize="83,173" o:spid="_x0000_s1038" fillcolor="#efc100" strokecolor="#efc100" strokeweight="0" path="m35,r5,2l50,7,60,21r8,22l78,75r1,14l82,108r1,25l83,162r-22,9l36,173,19,172,4,169,3,140,1,112,,82,,57,4,38,8,22r7,-9l22,6,29,3,35,xe" o:gfxdata="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">
                       <v:path arrowok="t" o:connecttype="custom" o:connectlocs="28116,0;32133,1597;40166,5588;48199,16765;54625,34329;62658,59876;63462,71052;65872,86221;66675,106179;66675,129331;49002,136516;28919,138113;15263,137315;3213,134920;2410,111768;803,89414;0,65464;0,45505;3213,30337;6427,17564;12050,10378;17673,4790;23296,2395;28116,0" o:connectangles="0,0,0,0,0,0,0,0,0,0,0,0,0,0,0,0,0,0,0,0,0,0,0,0"/>
                     </v:shape>
-                    <v:shape id="Freeform 78" o:spid="_x0000_s1039" style="position:absolute;left:17242;top:3412;width:3095;height:8890;visibility:visible;mso-wrap-style:square;v-text-anchor:top" coordsize="390,1119" o:gfxdata="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" path="m188,r8,4l206,15r11,18l230,57r14,27l257,117r16,37l288,192r14,42l317,275r14,43l343,361r11,42l366,444r8,38l381,517r4,29l388,577r2,38l390,655r,43l388,741r-3,46l379,831r-7,44l363,918r-11,42l339,997r-15,35l305,1062r-20,25l262,1107r-27,12l235,1085r-1,-31l234,1026r-2,-20l230,992r-7,-32l213,936,203,922r-8,-5l190,917r-7,1l176,921r-6,7l163,938r-5,14l154,971r-2,25l154,1026r1,43l156,1116r-26,-15l106,1079,86,1050,68,1017,51,979,39,938,27,895,18,849,11,802,5,756,2,710,1,666,,623,1,584,4,550,8,521r6,-38l22,442,32,399,43,353,55,307,68,262,81,216,95,173r16,-40l124,97,138,63,152,37,166,18,177,5,188,xe" fillcolor="#ffda40" strokecolor="#ffda40" strokeweight="0">
+                    <v:shape id="Freeform 78" style="position:absolute;left:17242;top:3412;width:3095;height:8890;visibility:visible;mso-wrap-style:square;v-text-anchor:top" coordsize="390,1119" o:spid="_x0000_s1039" fillcolor="#ffda40" strokecolor="#ffda40" strokeweight="0" path="m188,r8,4l206,15r11,18l230,57r14,27l257,117r16,37l288,192r14,42l317,275r14,43l343,361r11,42l366,444r8,38l381,517r4,29l388,577r2,38l390,655r,43l388,741r-3,46l379,831r-7,44l363,918r-11,42l339,997r-15,35l305,1062r-20,25l262,1107r-27,12l235,1085r-1,-31l234,1026r-2,-20l230,992r-7,-32l213,936,203,922r-8,-5l190,917r-7,1l176,921r-6,7l163,938r-5,14l154,971r-2,25l154,1026r1,43l156,1116r-26,-15l106,1079,86,1050,68,1017,51,979,39,938,27,895,18,849,11,802,5,756,2,710,1,666,,623,1,584,4,550,8,521r6,-38l22,442,32,399,43,353,55,307,68,262,81,216,95,173r16,-40l124,97,138,63,152,37,166,18,177,5,188,xe" o:gfxdata="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">
                       <v:path arrowok="t" o:connecttype="custom" o:connectlocs="155575,3178;172244,26217;193675,66735;216694,122347;239713,185903;262732,252638;280988,320167;296863,382929;305594,433775;309563,488592;309563,554533;305594,625239;295275,695152;279400,762681;257175,819882;226219,863577;186532,889000;185738,837360;184150,799226;177007,762681;161132,732492;150813,728519;139700,731697;129381,745203;122238,771420;122238,815115;123825,886617;84138,857222;53975,807965;30956,745203;14288,674496;3969,600611;794,529110;794,463964;6350,413913;17463,351151;34131,280444;53975,208148;75406,137441;98425,77063;120650,29395;140494,3972" o:connectangles="0,0,0,0,0,0,0,0,0,0,0,0,0,0,0,0,0,0,0,0,0,0,0,0,0,0,0,0,0,0,0,0,0,0,0,0,0,0,0,0,0,0"/>
                     </v:shape>
-                    <v:shape id="Freeform 79" o:spid="_x0000_s1040" style="position:absolute;left:18448;top:10699;width:667;height:1651;visibility:visible;mso-wrap-style:square;v-text-anchor:top" coordsize="83,208" o:gfxdata="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" path="m38,r5,l51,5,61,19,71,43r7,32l80,89r2,20l82,137r1,31l83,202r-16,4l49,208,25,206,4,199,3,152,2,109,,79,2,54,6,35,11,21,18,11,24,4,31,1,38,xe" fillcolor="#efc100" strokecolor="#efc100" strokeweight="0">
+                    <v:shape id="Freeform 79" style="position:absolute;left:18448;top:10699;width:667;height:1651;visibility:visible;mso-wrap-style:square;v-text-anchor:top" coordsize="83,208" o:spid="_x0000_s1040" fillcolor="#efc100" strokecolor="#efc100" strokeweight="0" path="m38,r5,l51,5,61,19,71,43r7,32l80,89r2,20l82,137r1,31l83,202r-16,4l49,208,25,206,4,199,3,152,2,109,,79,2,54,6,35,11,21,18,11,24,4,31,1,38,xe" o:gfxdata="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">
                       <v:path arrowok="t" o:connecttype="custom" o:connectlocs="30526,0;34542,0;40969,3969;49002,15081;57035,34131;62658,59531;64265,70644;65872,86519;65872,108744;66675,133350;66675,160338;53822,163513;39362,165100;20083,163513;3213,157956;2410,120650;1607,86519;0,62706;1607,42863;4820,27781;8836,16669;14460,8731;19280,3175;24903,794;30526,0" o:connectangles="0,0,0,0,0,0,0,0,0,0,0,0,0,0,0,0,0,0,0,0,0,0,0,0,0"/>
                     </v:shape>
-                    <v:shape id="Freeform 80" o:spid="_x0000_s1041" style="position:absolute;left:23258;top:5873;width:3128;height:8858;visibility:visible;mso-wrap-style:square;v-text-anchor:top" coordsize="395,1116" o:gfxdata="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" path="m246,r9,5l263,18r11,20l285,66r13,33l310,137r12,40l334,221r12,46l357,314r10,47l377,407r6,44l389,493r4,37l395,562r,36l393,638r-3,45l385,730r-7,47l370,825r-11,48l345,918r-16,45l313,1003r-21,36l270,1069r-25,25l217,1111r2,-32l220,1051r,-21l219,1015r-7,-26l203,970r-8,-13l187,951r-6,-1l174,951r-7,3l160,958r-7,9l148,979r-6,15l140,1015r,27l140,1078r-2,38l112,1105,90,1087,70,1065,54,1036,38,1004,27,968,18,929,11,889,5,846,1,803,,760,,717,1,674,2,634,7,595r4,-34l15,529r5,-26l30,468,40,431,52,392,66,350,81,309,97,266r16,-42l130,184r17,-37l163,112,180,80,195,52,210,30,223,14,235,2,246,xe" fillcolor="#ffda40" strokecolor="#ffda40" strokeweight="0">
+                    <v:shape id="Freeform 80" style="position:absolute;left:23258;top:5873;width:3128;height:8858;visibility:visible;mso-wrap-style:square;v-text-anchor:top" coordsize="395,1116" o:spid="_x0000_s1041" fillcolor="#ffda40" strokecolor="#ffda40" strokeweight="0" path="m246,r9,5l263,18r11,20l285,66r13,33l310,137r12,40l334,221r12,46l357,314r10,47l377,407r6,44l389,493r4,37l395,562r,36l393,638r-3,45l385,730r-7,47l370,825r-11,48l345,918r-16,45l313,1003r-21,36l270,1069r-25,25l217,1111r2,-32l220,1051r,-21l219,1015r-7,-26l203,970r-8,-13l187,951r-6,-1l174,951r-7,3l160,958r-7,9l148,979r-6,15l140,1015r,27l140,1078r-2,38l112,1105,90,1087,70,1065,54,1036,38,1004,27,968,18,929,11,889,5,846,1,803,,760,,717,1,674,2,634,7,595r4,-34l15,529r5,-26l30,468,40,431,52,392,66,350,81,309,97,266r16,-42l130,184r17,-37l163,112,180,80,195,52,210,30,223,14,235,2,246,xe" o:gfxdata="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">
                       <v:path arrowok="t" o:connecttype="custom" o:connectlocs="201894,3969;216937,30163;235939,78581;254941,140494;273943,211931;290569,286544;303237,357981;311155,420688;312738,474663;308779,542131;299278,616744;284235,692944;260483,764381;231189,824706;193977,868363;173391,856456;174183,817563;167849,785019;154390,759619;143305,754063;132221,757238;121136,767556;112427,788988;110844,827088;109260,885825;71257,862806;42754,822325;21377,768350;8709,705644;792,637381;0,569119;1583,503238;8709,445294;15835,399256;31670,342106;52255,277813;76799,211138;102926,146050;129054,88900;154390,41275;176558,11113;194768,0" o:connectangles="0,0,0,0,0,0,0,0,0,0,0,0,0,0,0,0,0,0,0,0,0,0,0,0,0,0,0,0,0,0,0,0,0,0,0,0,0,0,0,0,0,0"/>
                     </v:shape>
-                    <v:shape id="Freeform 81" o:spid="_x0000_s1042" style="position:absolute;left:24354;top:13414;width:651;height:1365;visibility:visible;mso-wrap-style:square;v-text-anchor:top" coordsize="82,172" o:gfxdata="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" path="m43,r6,1l57,7r8,13l74,39r7,26l82,80r,21l81,129r-2,32l53,169r-29,3l,166,2,128,2,92,2,65,4,44,10,29,15,17,22,8,29,4,36,1,43,xe" fillcolor="#efc100" strokecolor="#efc100" strokeweight="0">
+                    <v:shape id="Freeform 81" style="position:absolute;left:24354;top:13414;width:651;height:1365;visibility:visible;mso-wrap-style:square;v-text-anchor:top" coordsize="82,172" o:spid="_x0000_s1042" fillcolor="#efc100" strokecolor="#efc100" strokeweight="0" path="m43,r6,1l57,7r8,13l74,39r7,26l82,80r,21l81,129r-2,32l53,169r-29,3l,166,2,128,2,92,2,65,4,44,10,29,15,17,22,8,29,4,36,1,43,xe" o:gfxdata="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">
                       <v:path arrowok="t" o:connecttype="custom" o:connectlocs="34132,0;38894,794;45244,5556;51594,15875;58738,30956;64294,51594;65088,63500;65088,80169;64294,102394;62707,127794;42069,134144;19050,136525;0,131763;1588,101600;1588,73025;1588,51594;3175,34925;7938,23019;11906,13494;17463,6350;23019,3175;28575,794;34132,0" o:connectangles="0,0,0,0,0,0,0,0,0,0,0,0,0,0,0,0,0,0,0,0,0,0,0"/>
                     </v:shape>
                   </v:group>
                 </v:group>
-                <v:group id="Group 2" o:spid="_x0000_s1043" style="position:absolute;top:49072;width:30537;height:36246" coordsize="30537,36248" o:gfxdata="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">
-                  <v:shape id="Picture 17" o:spid="_x0000_s1044" type="#_x0000_t75" alt="Flames" style="position:absolute;width:30537;height:16065;visibility:visible;mso-wrap-style:square" o:gfxdata="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">
-                    <v:imagedata r:id="rId8" o:title="Flames"/>
+                <v:group id="Group 2" style="position:absolute;top:49072;width:30537;height:36246" coordsize="30537,36248" o:spid="_x0000_s1043" o:gfxdata="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">
+                  <v:shape id="Picture 17" style="position:absolute;width:30537;height:16065;visibility:visible;mso-wrap-style:square" alt="Flames" o:spid="_x0000_s1044" type="#_x0000_t75" o:gfxdata="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">
+                    <v:imagedata o:title="Flames" r:id="rId8"/>
                     <v:path arrowok="t"/>
                   </v:shape>
-                  <v:shape id="Freeform 23" o:spid="_x0000_s1045" alt="Candle" style="position:absolute;left:11277;top:8305;width:2915;height:23274;visibility:visible;mso-wrap-style:square;v-text-anchor:top" coordsize="369,2933" o:gfxdata="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" path="m50,2450r,4l51,2466r2,20l57,2512r6,30l69,2579r9,37l89,2657r14,42l118,2742r19,42l160,2825r42,69l67,2865,54,2820r-7,-45l45,2742r-3,-36l39,2669r-1,-39l36,2592r,-36l36,2523r3,-30l43,2468r7,-18xm42,2026r,4l43,2042r2,20l49,2088r5,31l61,2153r8,39l81,2234r13,41l110,2318r19,42l151,2401r40,67l230,2531r35,64l297,2656r26,60l342,2771r13,54l363,2878r6,55l287,2914r-39,-87l201,2739r-37,-64l130,2615r-29,-60l78,2500,60,2447,47,2398r-8,-47l36,2318r-3,-36l31,2245r-2,-39l28,2168r,-36l28,2099r3,-30l35,2044r7,-18xm33,1613r,5l35,1631r3,19l40,1675r6,32l53,1742r8,38l72,1822r14,42l103,1907r18,41l143,1988r40,68l222,2120r36,64l288,2245r27,59l334,2360r13,54l352,2452r6,42l362,2537r3,43l366,2621r,39l365,2696r-2,29l358,2750r-6,16l344,2712r-14,-59l312,2591r-24,-64l262,2461r-32,-67l193,2328r-38,-64l122,2203,94,2143,69,2088,51,2035,39,1987r-7,-47l29,1907r-3,-36l24,1833r-3,-39l20,1757r,-36l21,1688r1,-31l26,1632r7,-19xm25,1201r,6l26,1219r3,20l32,1264r6,32l45,1330r8,39l64,1411r14,41l94,1495r20,42l136,1577r40,68l214,1708r36,64l280,1833r26,58l326,1948r14,54l345,2041r4,42l353,2125r3,43l358,2210r,39l358,2285r-3,29l351,2339r-7,15l335,2300r-13,-58l304,2179r-23,-63l254,2049r-32,-66l184,1916r-37,-63l114,1790,86,1732,63,1677,43,1624,31,1574r-7,-46l21,1495r-3,-36l15,1422r-2,-39l11,1345r,-36l13,1275r2,-29l20,1221r5,-20xm17,787r1,4l18,804r3,19l25,849r4,31l36,916r10,39l57,995r12,43l86,1079r19,43l128,1163r40,66l205,1294r36,63l272,1419r26,58l319,1534r12,54l337,1627r4,40l345,1710r3,43l349,1794r2,41l349,1869r-2,31l342,1923r-7,17l327,1886r-14,-60l295,1765r-22,-65l245,1634r-31,-67l176,1502r-37,-65l105,1376,78,1318,54,1262,36,1210,22,1160r-7,-47l13,1079r-3,-36l7,1006,4,969,3,930r,-36l4,861,7,831r4,-24l17,787xm54,475r,2l51,481r-2,5l47,496r-1,13l46,525r3,20l56,570r11,29l76,622r14,29l108,686r20,37l148,765r24,43l194,854r24,44l240,942r21,43l279,1027r16,37l308,1097r8,30l319,1138r3,18l326,1181r3,30l331,1244r3,36l337,1318r,37l338,1391r-1,33l334,1454r-4,24l324,1496r-11,-47l299,1399r-16,-49l263,1300r-19,-50l223,1201r-21,-45l182,1113r-18,-39l146,1039r-16,-29l118,987,94,941,74,898,56,856,40,815,28,772,17,726,8,674,3,633,,596,,564,3,535,8,513r7,-18l26,482r13,-7l54,475xm146,r5,2l161,7r10,14l179,43r10,32l190,89r3,21l194,137r,31l196,202r,35l196,274r,35l196,344r,29l196,399r,20l196,432r,5l196,437r2,l205,437r13,l238,437r16,-2l269,437r15,5l299,453r14,20l319,488r4,21l326,534r3,27l330,590r,29l330,647r-1,24l329,690r,13l327,708r,2l327,716r,14l326,748r,27l324,807r,40l323,895r,57l322,1018r,77l315,1050r-11,-47l290,953,273,902,255,851,236,801,215,751,194,705,175,662,155,625,136,593,119,567,101,539,89,517,81,499,76,485r,-12l81,463r8,-8l101,448r17,-7l117,420r,-29l117,356r1,-39l118,276r-1,-44l117,190r-2,-42l112,112,110,82r1,-25l115,38r4,-16l126,13r7,-7l140,3,146,xe" fillcolor="#ff9f2b [3205]" strokecolor="#ff9f2b [3205]" strokeweight="0">
+                  <v:shape id="Freeform 23" style="position:absolute;left:11277;top:8305;width:2915;height:23274;visibility:visible;mso-wrap-style:square;v-text-anchor:top" alt="Candle" coordsize="369,2933" o:spid="_x0000_s1045" fillcolor="#ff9f2b [3205]" strokecolor="#ff9f2b [3205]" strokeweight="0" path="m50,2450r,4l51,2466r2,20l57,2512r6,30l69,2579r9,37l89,2657r14,42l118,2742r19,42l160,2825r42,69l67,2865,54,2820r-7,-45l45,2742r-3,-36l39,2669r-1,-39l36,2592r,-36l36,2523r3,-30l43,2468r7,-18xm42,2026r,4l43,2042r2,20l49,2088r5,31l61,2153r8,39l81,2234r13,41l110,2318r19,42l151,2401r40,67l230,2531r35,64l297,2656r26,60l342,2771r13,54l363,2878r6,55l287,2914r-39,-87l201,2739r-37,-64l130,2615r-29,-60l78,2500,60,2447,47,2398r-8,-47l36,2318r-3,-36l31,2245r-2,-39l28,2168r,-36l28,2099r3,-30l35,2044r7,-18xm33,1613r,5l35,1631r3,19l40,1675r6,32l53,1742r8,38l72,1822r14,42l103,1907r18,41l143,1988r40,68l222,2120r36,64l288,2245r27,59l334,2360r13,54l352,2452r6,42l362,2537r3,43l366,2621r,39l365,2696r-2,29l358,2750r-6,16l344,2712r-14,-59l312,2591r-24,-64l262,2461r-32,-67l193,2328r-38,-64l122,2203,94,2143,69,2088,51,2035,39,1987r-7,-47l29,1907r-3,-36l24,1833r-3,-39l20,1757r,-36l21,1688r1,-31l26,1632r7,-19xm25,1201r,6l26,1219r3,20l32,1264r6,32l45,1330r8,39l64,1411r14,41l94,1495r20,42l136,1577r40,68l214,1708r36,64l280,1833r26,58l326,1948r14,54l345,2041r4,42l353,2125r3,43l358,2210r,39l358,2285r-3,29l351,2339r-7,15l335,2300r-13,-58l304,2179r-23,-63l254,2049r-32,-66l184,1916r-37,-63l114,1790,86,1732,63,1677,43,1624,31,1574r-7,-46l21,1495r-3,-36l15,1422r-2,-39l11,1345r,-36l13,1275r2,-29l20,1221r5,-20xm17,787r1,4l18,804r3,19l25,849r4,31l36,916r10,39l57,995r12,43l86,1079r19,43l128,1163r40,66l205,1294r36,63l272,1419r26,58l319,1534r12,54l337,1627r4,40l345,1710r3,43l349,1794r2,41l349,1869r-2,31l342,1923r-7,17l327,1886r-14,-60l295,1765r-22,-65l245,1634r-31,-67l176,1502r-37,-65l105,1376,78,1318,54,1262,36,1210,22,1160r-7,-47l13,1079r-3,-36l7,1006,4,969,3,930r,-36l4,861,7,831r4,-24l17,787xm54,475r,2l51,481r-2,5l47,496r-1,13l46,525r3,20l56,570r11,29l76,622r14,29l108,686r20,37l148,765r24,43l194,854r24,44l240,942r21,43l279,1027r16,37l308,1097r8,30l319,1138r3,18l326,1181r3,30l331,1244r3,36l337,1318r,37l338,1391r-1,33l334,1454r-4,24l324,1496r-11,-47l299,1399r-16,-49l263,1300r-19,-50l223,1201r-21,-45l182,1113r-18,-39l146,1039r-16,-29l118,987,94,941,74,898,56,856,40,815,28,772,17,726,8,674,3,633,,596,,564,3,535,8,513r7,-18l26,482r13,-7l54,475xm146,r5,2l161,7r10,14l179,43r10,32l190,89r3,21l194,137r,31l196,202r,35l196,274r,35l196,344r,29l196,399r,20l196,432r,5l196,437r2,l205,437r13,l238,437r16,-2l269,437r15,5l299,453r14,20l319,488r4,21l326,534r3,27l330,590r,29l330,647r-1,24l329,690r,13l327,708r,2l327,716r,14l326,748r,27l324,807r,40l323,895r,57l322,1018r,77l315,1050r-11,-47l290,953,273,902,255,851,236,801,215,751,194,705,175,662,155,625,136,593,119,567,101,539,89,517,81,499,76,485r,-12l81,463r8,-8l101,448r17,-7l117,420r,-29l117,356r1,-39l118,276r-1,-44l117,190r-2,-42l112,112,110,82r1,-25l115,38r4,-16l126,13r7,-7l140,3,146,xe" o:gfxdata="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">
                     <v:path arrowok="t" o:connecttype="custom" o:connectlocs="54511,2046505;159584,2296465;30021,2086974;33181,1607685;54511,1739410;181704,2008415;291517,2327413;61621,1983816;22911,1750519;26071,1279958;48191,1412477;175384,1682276;282827,1979055;282827,2182198;181704,1899702;30811,1576737;15800,1365659;20540,967309;61621,1152200;221205,1454534;281247,1720365;264656,1825111;116133,1470404;16590,1186322;11850,988734;19750,673704;82952,890337;252016,1217270;277297,1456121;233056,1400574;61621,1045868;5530,798288;13430,624505;36341,416601;101122,573720;220415,814952;259916,960960;263866,1153787;192765,991908;93222,783211;6320,534837;20540,382480;141413,34122;154844,188066;154844,342803;200665,345184;257546,423743;259916,557849;255966,640376;240166,795907;138253,525314;60041,384860;92432,310269;88482,88875;110603,2381" o:connectangles="0,0,0,0,0,0,0,0,0,0,0,0,0,0,0,0,0,0,0,0,0,0,0,0,0,0,0,0,0,0,0,0,0,0,0,0,0,0,0,0,0,0,0,0,0,0,0,0,0,0,0,0,0,0,0"/>
-                    <o:lock v:ext="edit" aspectratio="t" verticies="t"/>
+                    <o:lock v:ext="edit" verticies="t" aspectratio="t"/>
                   </v:shape>
-                  <v:shape id="Freeform 66" o:spid="_x0000_s1046" alt="Candle" style="position:absolute;left:4800;top:13182;width:3818;height:17357;visibility:visible;mso-wrap-style:square;v-text-anchor:top" coordsize="482,2187" o:gfxdata="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" path="m156,2064r2,4l159,2078r3,16l167,2117r7,24l183,2171r-34,1l148,2139r,-31l151,2083r5,-19xm125,1709r,4l127,1726r4,18l137,1769r8,30l156,1833r14,36l187,1906r19,37l228,1981r27,34l302,2071r43,54l385,2177r-79,-5l228,2171r-31,-52l170,2071r-18,-45l141,1984r-5,-32l130,1918r-5,-36l120,1848r-2,-35l116,1780r,-29l119,1727r6,-18xm93,1363r1,4l95,1379r5,20l107,1424r8,30l125,1488r13,36l155,1561r19,37l198,1636r26,34l269,1723r41,53l349,1826r35,48l413,1923r22,45l452,2013r9,41l470,2097r6,46l482,2187r-48,-5l407,2126r-33,-58l337,2010r-45,-58l252,1900r-37,-48l183,1805r-27,-46l136,1718r-17,-42l109,1637r-5,-30l98,1573r-4,-36l90,1503r-4,-35l84,1435r,-29l87,1382r6,-19xm61,1018r1,4l64,1034r4,20l75,1079r8,29l94,1141r13,36l123,1215r20,38l166,1289r26,36l237,1378r41,53l317,1481r35,48l381,1578r23,45l420,1668r8,31l435,1734r5,36l446,1805r4,36l453,1873r1,30l453,1928r-3,21l445,1963r-11,-45l415,1870r-20,-51l368,1766r-30,-53l302,1659r-42,-52l220,1555r-36,-48l152,1460r-27,-46l104,1371,88,1331r-9,-39l73,1262r-5,-35l62,1192r-4,-36l54,1122r-2,-32l52,1061r3,-25l61,1018xm29,670r1,4l33,687r4,19l43,731r8,29l62,793r13,36l91,867r20,37l134,942r27,36l205,1030r41,52l285,1133r35,48l349,1228r24,48l388,1320r8,32l403,1386r7,35l414,1457r4,35l421,1525r1,30l421,1580r-3,21l413,1615r-11,-46l384,1522r-21,-51l337,1418r-31,-54l270,1312r-40,-53l188,1208r-36,-50l120,1111,93,1066,72,1023,57,983,47,944,41,914,36,879,30,845,26,809,22,774,21,742r,-29l23,688r6,-18xm50,405r-2,2l47,410r-3,5l43,423r-2,10l43,447r5,17l55,484r13,24l79,527r16,24l113,577r23,31l159,641r25,35l210,712r25,36l260,784r24,34l305,852r18,30l337,910r11,23l350,943r6,18l360,985r6,27l371,1044r4,33l379,1111r3,33l384,1174r,30l381,1226r-6,16l361,1204r-16,-41l325,1123r-20,-40l282,1043r-23,-40l235,967,213,932,191,900,172,872,155,849,141,829,111,788,84,748,62,709,44,669,28,624,14,576,5,537,1,504,,473,3,448,8,429,18,415r14,-8l50,405xm118,r9,4l138,15r11,18l159,59r4,13l166,91r3,25l172,145r2,32l177,209r3,33l181,272r3,30l185,327r2,19l187,358r,5l187,363r1,l192,361r9,l212,360r19,-2l246,357r14,l276,360r15,8l307,383r7,14l320,417r4,23l328,466r3,28l332,520r2,24l334,563r1,13l335,580r,1l335,588r,11l335,615r2,20l338,663r1,33l341,738r2,48l346,842r4,64l339,865,324,823,306,778,284,732,260,687,235,644,210,601,185,563,161,529,138,500,119,478,100,455,84,439,76,425,70,414r,-9l75,397r8,-7l94,385r15,-7l108,357r-1,-29l104,293r-3,-40l98,212,95,170,91,131,86,95,82,70r,-21l84,33,88,20r6,-9l101,5r6,-4l113,r5,xe" fillcolor="#8bb329 [3204]" strokecolor="#8bb329 [3204]" strokeweight="0">
+                  <v:shape id="Freeform 66" style="position:absolute;left:4800;top:13182;width:3818;height:17357;visibility:visible;mso-wrap-style:square;v-text-anchor:top" alt="Candle" coordsize="482,2187" o:spid="_x0000_s1046" fillcolor="#8bb329 [3204]" strokecolor="#8bb329 [3204]" strokeweight="0" path="m156,2064r2,4l159,2078r3,16l167,2117r7,24l183,2171r-34,1l148,2139r,-31l151,2083r5,-19xm125,1709r,4l127,1726r4,18l137,1769r8,30l156,1833r14,36l187,1906r19,37l228,1981r27,34l302,2071r43,54l385,2177r-79,-5l228,2171r-31,-52l170,2071r-18,-45l141,1984r-5,-32l130,1918r-5,-36l120,1848r-2,-35l116,1780r,-29l119,1727r6,-18xm93,1363r1,4l95,1379r5,20l107,1424r8,30l125,1488r13,36l155,1561r19,37l198,1636r26,34l269,1723r41,53l349,1826r35,48l413,1923r22,45l452,2013r9,41l470,2097r6,46l482,2187r-48,-5l407,2126r-33,-58l337,2010r-45,-58l252,1900r-37,-48l183,1805r-27,-46l136,1718r-17,-42l109,1637r-5,-30l98,1573r-4,-36l90,1503r-4,-35l84,1435r,-29l87,1382r6,-19xm61,1018r1,4l64,1034r4,20l75,1079r8,29l94,1141r13,36l123,1215r20,38l166,1289r26,36l237,1378r41,53l317,1481r35,48l381,1578r23,45l420,1668r8,31l435,1734r5,36l446,1805r4,36l453,1873r1,30l453,1928r-3,21l445,1963r-11,-45l415,1870r-20,-51l368,1766r-30,-53l302,1659r-42,-52l220,1555r-36,-48l152,1460r-27,-46l104,1371,88,1331r-9,-39l73,1262r-5,-35l62,1192r-4,-36l54,1122r-2,-32l52,1061r3,-25l61,1018xm29,670r1,4l33,687r4,19l43,731r8,29l62,793r13,36l91,867r20,37l134,942r27,36l205,1030r41,52l285,1133r35,48l349,1228r24,48l388,1320r8,32l403,1386r7,35l414,1457r4,35l421,1525r1,30l421,1580r-3,21l413,1615r-11,-46l384,1522r-21,-51l337,1418r-31,-54l270,1312r-40,-53l188,1208r-36,-50l120,1111,93,1066,72,1023,57,983,47,944,41,914,36,879,30,845,26,809,22,774,21,742r,-29l23,688r6,-18xm50,405r-2,2l47,410r-3,5l43,423r-2,10l43,447r5,17l55,484r13,24l79,527r16,24l113,577r23,31l159,641r25,35l210,712r25,36l260,784r24,34l305,852r18,30l337,910r11,23l350,943r6,18l360,985r6,27l371,1044r4,33l379,1111r3,33l384,1174r,30l381,1226r-6,16l361,1204r-16,-41l325,1123r-20,-40l282,1043r-23,-40l235,967,213,932,191,900,172,872,155,849,141,829,111,788,84,748,62,709,44,669,28,624,14,576,5,537,1,504,,473,3,448,8,429,18,415r14,-8l50,405xm118,r9,4l138,15r11,18l159,59r4,13l166,91r3,25l172,145r2,32l177,209r3,33l181,272r3,30l185,327r2,19l187,358r,5l187,363r1,l192,361r9,l212,360r19,-2l246,357r14,l276,360r15,8l307,383r7,14l320,417r4,23l328,466r3,28l332,520r2,24l334,563r1,13l335,580r,1l335,588r,11l335,615r2,20l338,663r1,33l341,738r2,48l346,842r4,64l339,865,324,823,306,778,284,732,260,687,235,644,210,601,185,563,161,529,138,500,119,478,100,455,84,439,76,425,70,414r,-9l75,397r8,-7l94,385r15,-7l108,357r-1,-29l104,293r-3,-40l98,212,95,170,91,131,86,95,82,70r,-21l84,33,88,20r6,-9l101,5r6,-4l113,r5,xe" o:gfxdata="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">
                     <v:path arrowok="t" o:connecttype="custom" o:connectlocs="137837,1699138;123578,1638029;114864,1427720;202002,1599142;156057,1681678;99021,1493590;99021,1356294;91099,1153922;177445,1325343;344592,1561842;343800,1731676;170316,1469782;82385,1275345;66542,1115828;53867,836474;113280,994404;278842,1213443;348553,1404705;356475,1546763;267752,1359469;99021,1122177;49114,945993;48322,807904;40400,603150;127539,776159;295478,1012657;331125,1184079;318451,1245188;182198,999166;45153,780127;17428,614261;38024,323003;38024,368239;107735,482520;224975,649180;282011,762668;302607,907900;273297,922978;168731,739653;66542,593627;792,399984;39608,321416;129123,57141;142590,192056;148135,288084;182990,284115;248740,315067;264583,431729;265376,475378;271713,623784;224975,580929;109319,396809;55452,321416;84762,260307;68126,75394;80009,3968" o:connectangles="0,0,0,0,0,0,0,0,0,0,0,0,0,0,0,0,0,0,0,0,0,0,0,0,0,0,0,0,0,0,0,0,0,0,0,0,0,0,0,0,0,0,0,0,0,0,0,0,0,0,0,0,0,0,0,0"/>
-                    <o:lock v:ext="edit" aspectratio="t" verticies="t"/>
+                    <o:lock v:ext="edit" verticies="t" aspectratio="t"/>
                   </v:shape>
-                  <v:shape id="Freeform 67" o:spid="_x0000_s1047" alt="Candle" style="position:absolute;left:17449;top:10820;width:2646;height:22259;visibility:visible;mso-wrap-style:square;v-text-anchor:top" coordsize="334,2805" o:gfxdata="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" path="m17,2445r,4l17,2463r3,20l23,2510r4,32l34,2578r8,40l53,2660r14,44l82,2747,5,2728,3,2688,,2646r,-41l,2564r2,-37l5,2494r4,-28l17,2445xm17,2021r,4l18,2038r2,19l23,2084r4,30l34,2150r8,39l52,2230r12,42l79,2315r18,43l120,2398r36,64l190,2524r34,60l253,2642r23,57l297,2753r12,52l181,2772r-20,-33l125,2674,93,2611,67,2553,43,2496,27,2444,14,2394,9,2347,6,2314,5,2278,2,2240,,2201r,-37l,2128r2,-33l6,2064r4,-25l17,2021xm17,1610r,4l18,1626r2,20l23,1672r5,31l34,1739r8,38l52,1818r12,43l79,1904r20,42l120,1987r38,68l196,2120r33,63l260,2246r24,59l302,2362r13,54l319,2455r4,41l326,2539r3,43l329,2624r,39l327,2699r-4,29l319,2751r-7,17l304,2714r-11,-60l275,2592r-21,-65l228,2460r-31,-66l163,2327r-36,-65l95,2200,67,2140,45,2085,27,2032,14,1982,9,1935,6,1902,5,1866,2,1829,,1790r,-37l,1716r3,-33l6,1653r4,-25l17,1610xm17,1198r,4l18,1215r2,19l24,1261r4,30l34,1327r8,39l52,1406r12,43l81,1492r18,43l120,1575r38,68l196,1708r33,64l260,1834r24,60l302,1951r13,54l319,2043r4,42l326,2128r3,43l329,2212r,39l327,2286r-4,30l319,2340r-7,17l305,2303r-12,-60l276,2181r-22,-66l229,2049r-32,-67l163,1916r-36,-65l95,1789,67,1729,45,1674,27,1621,16,1571,9,1524,7,1491,5,1455,3,1417,2,1378,,1341r2,-36l3,1270r3,-29l10,1216r7,-18xm18,783r,4l18,799r3,21l24,845r4,32l34,912r8,38l53,992r13,43l81,1078r18,41l120,1161r40,66l196,1294r34,64l260,1419r24,59l304,1535r11,54l320,1628r5,41l327,1712r2,43l330,1797r-1,39l327,1872r-2,30l319,1926r-5,15l305,1887r-12,-58l276,1766r-21,-65l229,1635r-30,-68l163,1500r-36,-65l95,1373,67,1315,45,1258,27,1205,16,1155,9,1108,7,1075,5,1039,3,1002,2,963r,-38l2,889,3,856,6,827r6,-25l18,783xm46,472r15,l60,474r-1,2l56,483r-3,9l52,504r,17l54,542r6,25l71,596r10,23l93,648r17,35l129,722r21,41l171,808r22,44l215,898r22,45l257,986r18,42l290,1065r12,35l309,1128r3,11l315,1158r3,25l320,1214r3,33l325,1283r1,37l326,1358r,36l325,1427r-5,29l316,1480r-7,18l300,1450r-13,-49l272,1351r-18,-50l235,1251r-20,-50l196,1155r-20,-43l158,1072r-18,-34l127,1007,114,985,92,938,71,895,54,853,41,812,28,767,18,722,12,669,6,629,5,591,6,560,9,531r5,-23l23,490r9,-12l46,472xm163,r4,l176,5r10,14l194,43r9,32l205,89r2,20l207,136r1,32l208,201r-1,36l207,273r,36l205,342r,31l204,399r,19l203,432r,4l203,436r2,l212,436r13,l247,436r15,l278,438r13,5l307,456r13,19l326,489r3,21l332,536r1,28l334,593r-1,29l333,650r-1,23l330,693r,12l330,709r,3l329,719r,12l327,751r-1,25l325,809r-2,40l322,896r-3,58l318,1020r-3,76l309,1051r-9,-47l286,954,272,903,254,852,236,801,217,751,197,705,178,662,158,623,140,590,125,565,107,537,95,515,86,496,82,482r2,-12l88,460r8,-7l109,446r16,-7l125,418r,-29l127,355r1,-39l128,273r1,-43l129,187r-1,-40l127,109,125,79r2,-25l131,35r5,-14l142,11r7,-7l156,1,163,xe" fillcolor="#fa4363 [3206]" strokecolor="#fa4363 [3206]" strokeweight="0">
+                  <v:shape id="Freeform 67" style="position:absolute;left:17449;top:10820;width:2646;height:22259;visibility:visible;mso-wrap-style:square;v-text-anchor:top" alt="Candle" coordsize="334,2805" o:spid="_x0000_s1047" fillcolor="#fa4363 [3206]" strokecolor="#fa4363 [3206]" strokeweight="0" path="m17,2445r,4l17,2463r3,20l23,2510r4,32l34,2578r8,40l53,2660r14,44l82,2747,5,2728,3,2688,,2646r,-41l,2564r2,-37l5,2494r4,-28l17,2445xm17,2021r,4l18,2038r2,19l23,2084r4,30l34,2150r8,39l52,2230r12,42l79,2315r18,43l120,2398r36,64l190,2524r34,60l253,2642r23,57l297,2753r12,52l181,2772r-20,-33l125,2674,93,2611,67,2553,43,2496,27,2444,14,2394,9,2347,6,2314,5,2278,2,2240,,2201r,-37l,2128r2,-33l6,2064r4,-25l17,2021xm17,1610r,4l18,1626r2,20l23,1672r5,31l34,1739r8,38l52,1818r12,43l79,1904r20,42l120,1987r38,68l196,2120r33,63l260,2246r24,59l302,2362r13,54l319,2455r4,41l326,2539r3,43l329,2624r,39l327,2699r-4,29l319,2751r-7,17l304,2714r-11,-60l275,2592r-21,-65l228,2460r-31,-66l163,2327r-36,-65l95,2200,67,2140,45,2085,27,2032,14,1982,9,1935,6,1902,5,1866,2,1829,,1790r,-37l,1716r3,-33l6,1653r4,-25l17,1610xm17,1198r,4l18,1215r2,19l24,1261r4,30l34,1327r8,39l52,1406r12,43l81,1492r18,43l120,1575r38,68l196,1708r33,64l260,1834r24,60l302,1951r13,54l319,2043r4,42l326,2128r3,43l329,2212r,39l327,2286r-4,30l319,2340r-7,17l305,2303r-12,-60l276,2181r-22,-66l229,2049r-32,-67l163,1916r-36,-65l95,1789,67,1729,45,1674,27,1621,16,1571,9,1524,7,1491,5,1455,3,1417,2,1378,,1341r2,-36l3,1270r3,-29l10,1216r7,-18xm18,783r,4l18,799r3,21l24,845r4,32l34,912r8,38l53,992r13,43l81,1078r18,41l120,1161r40,66l196,1294r34,64l260,1419r24,59l304,1535r11,54l320,1628r5,41l327,1712r2,43l330,1797r-1,39l327,1872r-2,30l319,1926r-5,15l305,1887r-12,-58l276,1766r-21,-65l229,1635r-30,-68l163,1500r-36,-65l95,1373,67,1315,45,1258,27,1205,16,1155,9,1108,7,1075,5,1039,3,1002,2,963r,-38l2,889,3,856,6,827r6,-25l18,783xm46,472r15,l60,474r-1,2l56,483r-3,9l52,504r,17l54,542r6,25l71,596r10,23l93,648r17,35l129,722r21,41l171,808r22,44l215,898r22,45l257,986r18,42l290,1065r12,35l309,1128r3,11l315,1158r3,25l320,1214r3,33l325,1283r1,37l326,1358r,36l325,1427r-5,29l316,1480r-7,18l300,1450r-13,-49l272,1351r-18,-50l235,1251r-20,-50l196,1155r-20,-43l158,1072r-18,-34l127,1007,114,985,92,938,71,895,54,853,41,812,28,767,18,722,12,669,6,629,5,591,6,560,9,531r5,-23l23,490r9,-12l46,472xm163,r4,l176,5r10,14l194,43r9,32l205,89r2,20l207,136r1,32l208,201r-1,36l207,273r,36l205,342r,31l204,399r,19l203,432r,4l203,436r2,l212,436r13,l247,436r15,l278,438r13,5l307,456r13,19l326,489r3,21l332,536r1,28l334,593r-1,29l333,650r-1,23l330,693r,12l330,709r,3l329,719r,12l327,751r-1,25l325,809r-2,40l322,896r-3,58l318,1020r-3,76l309,1051r-9,-47l286,954,272,903,254,852,236,801,217,751,197,705,178,662,158,623,140,590,125,565,107,537,95,515,86,496,82,482r2,-12l88,460r8,-7l109,446r16,-7l125,418r,-29l127,355r1,-39l128,273r1,-43l129,187r-1,-40l127,109,125,79r2,-25l131,35r5,-14l142,11r7,-7l156,1,163,xe" o:gfxdata="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">
                     <v:path arrowok="t" o:connecttype="custom" o:connectlocs="21388,2017174;3961,2164773;3961,1979085;15843,1632308;50699,1802919;177445,2050503;127539,2173501;11090,1899731;0,1717217;13467,1277597;26934,1379963;95060,1576761;239234,1874338;260622,2082245;240818,2153663;129123,1846564;11090,1572793;0,1391073;13467,950659;26934,1053025;95060,1249823;239234,1548193;260622,1755307;241610,1827519;129123,1520419;12675,1246649;0,1064135;14259,621341;26934,723707;95060,921298;240818,1218081;261414,1425988;241610,1497407;129123,1190307;12675,916537;1584,734023;36440,374550;41193,399943;73671,514213;170315,712597;244779,895111;257454,1018110;250324,1174437;186159,992716;100605,799093;22181,608644;7129,421369;132292,0;163978,86496;163978,245203;160809,345983;207547,345983;260622,404705;262999,534051;260622,580077;252701,757036;215469,716565;125162,494374;64958,382485;99021,331699;102189,148392;107734,16664" o:connectangles="0,0,0,0,0,0,0,0,0,0,0,0,0,0,0,0,0,0,0,0,0,0,0,0,0,0,0,0,0,0,0,0,0,0,0,0,0,0,0,0,0,0,0,0,0,0,0,0,0,0,0,0,0,0,0,0,0,0,0,0,0,0"/>
-                    <o:lock v:ext="edit" aspectratio="t" verticies="t"/>
+                    <o:lock v:ext="edit" verticies="t" aspectratio="t"/>
                   </v:shape>
-                  <v:shape id="Freeform 71" o:spid="_x0000_s1048" alt="Candle" style="position:absolute;left:22174;top:13487;width:3596;height:20482;visibility:visible;mso-wrap-style:square;v-text-anchor:top" coordsize="453,2583" o:gfxdata="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" path="m24,2405r,4l25,2423r1,21l28,2470r4,32l39,2538,,2530r3,-32l6,2469r4,-26l17,2422r7,-17xm45,2049r1,4l46,2069r1,23l50,2123r6,36l63,2199r11,41l87,2285r20,44l129,2372r42,69l209,2509r35,64l171,2562,93,2549,68,2498,49,2450,35,2404,25,2362r-4,-40l21,2292r-1,-35l20,2221r1,-36l22,2150r4,-32l31,2089r5,-23l45,2049xm67,1692r,5l67,1713r1,23l71,1765r5,36l85,1841r9,43l108,1929r20,44l150,2016r36,58l219,2132r31,56l277,2240r22,53l315,2342r9,45l327,2434r3,50l330,2534r-3,49l288,2578r-18,-65l245,2444r-31,-69l176,2304r-33,-57l114,2193,90,2142,69,2094,56,2048,46,2005r-4,-39l42,1934r-2,-34l40,1865r2,-36l43,1794r4,-32l51,1733r7,-23l67,1692xm86,1345r,6l87,1366r2,24l92,1420r5,35l104,1495r11,43l129,1582r18,45l171,1670r34,58l240,1786r30,55l297,1895r22,52l335,1995r9,46l347,2074r2,35l351,2146r-2,36l349,2217r-2,33l342,2279r-4,25l333,2324r-9,13l320,2292r-9,-52l297,2188r-18,-56l255,2074r-26,-58l196,1958r-32,-57l135,1847r-25,-51l90,1747,75,1701r-8,-41l63,1620r-2,-32l61,1555r,-36l63,1483r1,-35l67,1416r5,-29l78,1363r8,-18xm107,1000r,5l107,1020r1,23l112,1074r5,36l125,1149r10,43l150,1236r18,44l190,1323r36,60l259,1440r32,55l317,1549r23,51l355,1649r10,47l367,1728r2,36l370,1800r,36l369,1870r-3,34l363,1933r-4,26l352,1979r-7,12l340,1945r-10,-50l317,1841r-19,-55l276,1728r-28,-58l216,1611r-33,-56l155,1501r-25,-52l111,1401,96,1356,86,1314r-4,-41l82,1243r,-35l82,1172r,-36l85,1102r2,-32l92,1041r7,-24l107,1000xm128,651r,6l128,671r1,23l132,725r5,36l146,801r9,41l169,887r20,44l211,974r36,60l280,1090r31,56l338,1200r22,51l376,1300r9,47l388,1379r2,36l391,1451r,36l390,1521r-3,34l384,1585r-6,25l373,1629r-7,13l360,1596r-9,-50l337,1492r-18,-55l297,1379r-28,-59l237,1262r-33,-57l175,1151r-24,-51l130,1053r-13,-46l107,964r-4,-40l103,894r-2,-35l101,823r2,-36l104,752r4,-31l112,691r7,-23l128,651xm168,392r18,l184,394r-1,2l179,401r-3,8l175,419r-2,13l176,450r4,21l189,496r8,21l209,543r16,29l241,606r18,36l280,680r19,39l319,759r19,39l356,836r16,36l385,905r10,29l402,959r3,10l406,987r2,24l409,1039r,32l409,1104r-1,35l406,1172r-4,31l398,1230r-6,23l384,1269r-8,-44l363,1179r-14,-47l331,1084r-18,-46l294,992,276,951,257,912,240,877,226,848,214,826,190,779,171,736,154,694,141,651r-9,-45l126,556r-3,-39l123,482r5,-29l133,428r8,-18l154,398r14,-6xm309,r6,1l323,7r10,13l340,39r7,26l348,79r,19l348,123r-1,30l344,184r-2,34l340,249r-3,32l334,309r-1,25l330,353r-1,13l329,370r,l330,370r4,l341,371r12,l373,373r15,1l402,376r15,5l431,392r13,17l449,423r3,16l453,461r,24l452,510r-2,24l448,557r-2,19l444,593r-2,11l442,607r,3l441,615r-2,11l438,642r-3,20l432,690r-4,33l424,765r-4,47l414,867r-5,64l405,891,395,845,384,800,369,751,353,703,335,655,316,610,297,568,279,531,261,499,244,474,227,450,216,431r-7,-15l205,403r2,-8l212,388r8,-6l233,378r17,-5l251,356r1,-25l255,301r4,-33l262,231r3,-37l266,157r2,-35l268,92r1,-27l272,44r4,-15l281,17r7,-9l297,4r7,-3l309,xe" fillcolor="#31b7b0 [3207]" strokecolor="#31b7b0 [3207]" strokeweight="0">
+                  <v:shape id="Freeform 71" style="position:absolute;left:22174;top:13487;width:3596;height:20482;visibility:visible;mso-wrap-style:square;v-text-anchor:top" alt="Candle" coordsize="453,2583" o:spid="_x0000_s1048" fillcolor="#31b7b0 [3207]" strokecolor="#31b7b0 [3207]" strokeweight="0" path="m24,2405r,4l25,2423r1,21l28,2470r4,32l39,2538,,2530r3,-32l6,2469r4,-26l17,2422r7,-17xm45,2049r1,4l46,2069r1,23l50,2123r6,36l63,2199r11,41l87,2285r20,44l129,2372r42,69l209,2509r35,64l171,2562,93,2549,68,2498,49,2450,35,2404,25,2362r-4,-40l21,2292r-1,-35l20,2221r1,-36l22,2150r4,-32l31,2089r5,-23l45,2049xm67,1692r,5l67,1713r1,23l71,1765r5,36l85,1841r9,43l108,1929r20,44l150,2016r36,58l219,2132r31,56l277,2240r22,53l315,2342r9,45l327,2434r3,50l330,2534r-3,49l288,2578r-18,-65l245,2444r-31,-69l176,2304r-33,-57l114,2193,90,2142,69,2094,56,2048,46,2005r-4,-39l42,1934r-2,-34l40,1865r2,-36l43,1794r4,-32l51,1733r7,-23l67,1692xm86,1345r,6l87,1366r2,24l92,1420r5,35l104,1495r11,43l129,1582r18,45l171,1670r34,58l240,1786r30,55l297,1895r22,52l335,1995r9,46l347,2074r2,35l351,2146r-2,36l349,2217r-2,33l342,2279r-4,25l333,2324r-9,13l320,2292r-9,-52l297,2188r-18,-56l255,2074r-26,-58l196,1958r-32,-57l135,1847r-25,-51l90,1747,75,1701r-8,-41l63,1620r-2,-32l61,1555r,-36l63,1483r1,-35l67,1416r5,-29l78,1363r8,-18xm107,1000r,5l107,1020r1,23l112,1074r5,36l125,1149r10,43l150,1236r18,44l190,1323r36,60l259,1440r32,55l317,1549r23,51l355,1649r10,47l367,1728r2,36l370,1800r,36l369,1870r-3,34l363,1933r-4,26l352,1979r-7,12l340,1945r-10,-50l317,1841r-19,-55l276,1728r-28,-58l216,1611r-33,-56l155,1501r-25,-52l111,1401,96,1356,86,1314r-4,-41l82,1243r,-35l82,1172r,-36l85,1102r2,-32l92,1041r7,-24l107,1000xm128,651r,6l128,671r1,23l132,725r5,36l146,801r9,41l169,887r20,44l211,974r36,60l280,1090r31,56l338,1200r22,51l376,1300r9,47l388,1379r2,36l391,1451r,36l390,1521r-3,34l384,1585r-6,25l373,1629r-7,13l360,1596r-9,-50l337,1492r-18,-55l297,1379r-28,-59l237,1262r-33,-57l175,1151r-24,-51l130,1053r-13,-46l107,964r-4,-40l103,894r-2,-35l101,823r2,-36l104,752r4,-31l112,691r7,-23l128,651xm168,392r18,l184,394r-1,2l179,401r-3,8l175,419r-2,13l176,450r4,21l189,496r8,21l209,543r16,29l241,606r18,36l280,680r19,39l319,759r19,39l356,836r16,36l385,905r10,29l402,959r3,10l406,987r2,24l409,1039r,32l409,1104r-1,35l406,1172r-4,31l398,1230r-6,23l384,1269r-8,-44l363,1179r-14,-47l331,1084r-18,-46l294,992,276,951,257,912,240,877,226,848,214,826,190,779,171,736,154,694,141,651r-9,-45l126,556r-3,-39l123,482r5,-29l133,428r8,-18l154,398r14,-6xm309,r6,1l323,7r10,13l340,39r7,26l348,79r,19l348,123r-1,30l344,184r-2,34l340,249r-3,32l334,309r-1,25l330,353r-1,13l329,370r,l330,370r4,l341,371r12,l373,373r15,1l402,376r15,5l431,392r13,17l449,423r3,16l453,461r,24l452,510r-2,24l448,557r-2,19l444,593r-2,11l442,607r,3l441,615r-2,11l438,642r-3,20l432,690r-4,33l424,765r-4,47l414,867r-5,64l405,891,395,845,384,800,369,751,353,703,335,655,316,610,297,568,279,531,261,499,244,474,227,450,216,431r-7,-15l205,403r2,-8l212,388r8,-6l233,378r17,-5l251,356r1,-25l255,301r4,-33l262,231r3,-37l266,157r2,-35l268,92r1,-27l272,44r4,-15l281,17r7,-9l297,4r7,-3l309,xe" o:gfxdata="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">
                     <v:path arrowok="t" o:connecttype="custom" o:connectlocs="30963,2012504;35726,1624752;58750,1776206;135759,2031535;16672,1817439;28581,1638232;60337,1428101;173867,1690567;261992,1969685;139729,1826954;33344,1558938;40490,1374180;73040,1125987;162752,1370216;275488,1644576;268343,1826954;202448,1644576;59544,1348806;50810,1148190;84949,808808;133378,1014975;281839,1307573;290572,1509775;251671,1459819;103209,1148983;65101,929336;101621,516210;123057,667663;268343,951539;310420,1179115;285809,1265546;161958,955503;81773,708896;94476,529690;139729,324316;165928,430571;268343,632773;322329,782641;319153,953918;262786,859557;169898,654976;97651,409955;245319,0;276282,77709;265167,245021;265167,293391;342177,310836;357261,423435;350116,487664;333444,643875;280252,557443;180218,356827;184982,299735;210387,153832;223090,13480" o:connectangles="0,0,0,0,0,0,0,0,0,0,0,0,0,0,0,0,0,0,0,0,0,0,0,0,0,0,0,0,0,0,0,0,0,0,0,0,0,0,0,0,0,0,0,0,0,0,0,0,0,0,0,0,0,0,0"/>
-                    <o:lock v:ext="edit" aspectratio="t" verticies="t"/>
+                    <o:lock v:ext="edit" verticies="t" aspectratio="t"/>
                   </v:shape>
-                  <v:shape id="Freeform 72" o:spid="_x0000_s1049" alt="Design" style="position:absolute;left:381;top:30251;width:29785;height:5997;visibility:visible;mso-wrap-style:square;v-text-anchor:top" coordsize="3760,756" o:gfxdata="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" path="m814,l919,2r107,9l1131,23r105,17l1342,59r104,22l1548,105r100,22l1810,167r162,42l2134,252r161,41l2459,333r162,36l2786,401r164,25l2995,432r46,5l3088,442r47,2l3182,446r47,-2l3275,442r45,-5l3363,429r43,-11l3447,404r38,-18l3521,365r34,-26l3585,308r26,-34l3635,234r18,-46l3668,137r4,-7l3682,124r13,-5l3710,115r15,-3l3739,112r11,l3757,115r3,5l3744,170r-19,47l3701,259r-29,37l3640,329r-34,29l3567,385r-40,22l3483,425r-45,17l3391,454r-47,10l3295,472r-49,6l3197,480r-48,2l3100,480r-151,-9l2798,451,2648,426,2500,394,2350,360,2204,322,2057,284,1910,246,1788,214,1663,181,1539,149,1411,120,1284,92,1156,69,1027,52,900,41,771,37,645,42r-51,5l544,55,495,66,447,80,400,98r-45,22l314,146r-39,32l239,216r-38,48l171,315r-24,56l128,428r-15,58l103,545r-7,60l93,666r,60l91,734r-9,7l70,746r-15,4l39,755r-15,1l13,756,3,755,,750,,694,3,635,9,577r8,-58l31,461,48,405,70,351,97,300r34,-47l168,212r40,-38l251,142r47,-29l347,88,397,67,449,49,503,36,606,16,710,4,814,xe" fillcolor="#924994 [3209]" strokecolor="#924994 [3209]" strokeweight="0">
+                  <v:shape id="Freeform 72" style="position:absolute;left:381;top:30251;width:29785;height:5997;visibility:visible;mso-wrap-style:square;v-text-anchor:top" alt="Design" coordsize="3760,756" o:spid="_x0000_s1049" fillcolor="#924994 [3209]" strokecolor="#924994 [3209]" strokeweight="0" path="m814,l919,2r107,9l1131,23r105,17l1342,59r104,22l1548,105r100,22l1810,167r162,42l2134,252r161,41l2459,333r162,36l2786,401r164,25l2995,432r46,5l3088,442r47,2l3182,446r47,-2l3275,442r45,-5l3363,429r43,-11l3447,404r38,-18l3521,365r34,-26l3585,308r26,-34l3635,234r18,-46l3668,137r4,-7l3682,124r13,-5l3710,115r15,-3l3739,112r11,l3757,115r3,5l3744,170r-19,47l3701,259r-29,37l3640,329r-34,29l3567,385r-40,22l3483,425r-45,17l3391,454r-47,10l3295,472r-49,6l3197,480r-48,2l3100,480r-151,-9l2798,451,2648,426,2500,394,2350,360,2204,322,2057,284,1910,246,1788,214,1663,181,1539,149,1411,120,1284,92,1156,69,1027,52,900,41,771,37,645,42r-51,5l544,55,495,66,447,80,400,98r-45,22l314,146r-39,32l239,216r-38,48l171,315r-24,56l128,428r-15,58l103,545r-7,60l93,666r,60l91,734r-9,7l70,746r-15,4l39,755r-15,1l13,756,3,755,,750,,694,3,635,9,577r8,-58l31,461,48,405,70,351,97,300r34,-47l168,212r40,-38l251,142r47,-29l347,88,397,67,449,49,503,36,606,16,710,4,814,xe" o:gfxdata="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">
                     <v:path arrowok="t" o:connecttype="custom" o:connectlocs="728000,1587;895939,18245;1063086,46802;1226272,83292;1433819,132474;1690480,199900;1947934,264154;2206972,318095;2372535,342686;2446206,350619;2520670,353792;2594341,350619;2664051,340307;2730593,320475;2789214,289538;2839912,244323;2879520,185622;2905662,108676;2916752,98364;2938933,91224;2961906,88845;2976165,91224;2965866,134853;2931803,205453;2883481,260981;2825653,305403;2759111,337133;2686232,360138;2610184,374416;2532552,380763;2455712,380763;2216478,357758;1980413,312543;1745932,255428;1513035,195141;1317371,143579;1117745,95191;915743,54735;712949,32523;510947,33317;430938,43629;354098,63460;281219,95191;217845,141199;159225,209419;116448,294298;89515,385522;76048,479919;73671,575903;64958,587802;43569,594941;19012,599701;2376,598908;0,550519;7129,457708;24557,365691;55452,278433;103774,200694;164770,138026;236065,89638;314490,53148;398459,28557;562437,3173" o:connectangles="0,0,0,0,0,0,0,0,0,0,0,0,0,0,0,0,0,0,0,0,0,0,0,0,0,0,0,0,0,0,0,0,0,0,0,0,0,0,0,0,0,0,0,0,0,0,0,0,0,0,0,0,0,0,0,0,0,0,0,0,0,0,0"/>
                     <o:lock v:ext="edit" aspectratio="t"/>
                   </v:shape>
-                  <v:group id="Group 82" o:spid="_x0000_s1050" alt="Flames" style="position:absolute;left:4038;top:685;width:22364;height:14122" coordorigin="4002,51004" coordsize="22383,14112" o:gfxdata="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">
-                    <v:shape id="Freeform 83" o:spid="_x0000_s1051" style="position:absolute;left:4002;top:56005;width:3143;height:8874;visibility:visible;mso-wrap-style:square;v-text-anchor:top" coordsize="395,1118" o:gfxdata="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" path="m147,r8,5l166,14r13,17l192,54r16,27l224,113r17,36l259,186r17,40l294,268r16,41l325,351r16,41l353,431r11,38l373,503r6,28l384,564r5,36l392,639r3,42l395,725r,44l393,814r-4,44l384,901r-9,41l364,981r-12,36l337,1049r-20,26l296,1098r-25,15l269,1081r-3,-29l263,1027r-3,-19l256,995,246,969,235,951r-9,-11l215,936r-5,l204,937r-6,4l191,947r-6,9l181,969r-2,16l179,1006r4,25l188,1073r6,45l165,1106r-25,-21l116,1059,95,1027,77,991,61,951,46,908,34,862,23,816,15,769,8,724,4,679,1,636,,597,,563,1,532,4,495r6,-42l16,409r9,-46l34,316,44,269,54,223,66,179,77,139,90,102,101,68,113,41,126,20,137,6,147,xe" fillcolor="#ffda40" strokecolor="#ffda40" strokeweight="0">
+                  <v:group id="Group 82" style="position:absolute;left:4038;top:685;width:22364;height:14122" alt="Flames" coordsize="22383,14112" coordorigin="4002,51004" o:spid="_x0000_s1050" o:gfxdata="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">
+                    <v:shape id="Freeform 83" style="position:absolute;left:4002;top:56005;width:3143;height:8874;visibility:visible;mso-wrap-style:square;v-text-anchor:top" coordsize="395,1118" o:spid="_x0000_s1051" fillcolor="#ffda40" strokecolor="#ffda40" strokeweight="0" path="m147,r8,5l166,14r13,17l192,54r16,27l224,113r17,36l259,186r17,40l294,268r16,41l325,351r16,41l353,431r11,38l373,503r6,28l384,564r5,36l392,639r3,42l395,725r,44l393,814r-4,44l384,901r-9,41l364,981r-12,36l337,1049r-20,26l296,1098r-25,15l269,1081r-3,-29l263,1027r-3,-19l256,995,246,969,235,951r-9,-11l215,936r-5,l204,937r-6,4l191,947r-6,9l181,969r-2,16l179,1006r4,25l188,1073r6,45l165,1106r-25,-21l116,1059,95,1027,77,991,61,951,46,908,34,862,23,816,15,769,8,724,4,679,1,636,,597,,563,1,532,4,495r6,-42l16,409r9,-46l34,316,44,269,54,223,66,179,77,139,90,102,101,68,113,41,126,20,137,6,147,xe" o:gfxdata="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">
                       <v:path arrowok="t" o:connecttype="custom" o:connectlocs="123343,3969;142441,24606;165518,64294;191778,118269;219630,179388;246685,245269;271354,311150;289656,372269;301593,421481;309550,476250;314325,540544;314325,610394;309550,681038;298410,747713;280107,807244;252256,853282;215651,883444;211672,835025;206897,800100;195757,769144;179842,746125;167109,742950;157560,746919;147216,758825;142441,781844;145624,818357;154377,887413;111406,861219;75597,815182;48541,754857;27056,684213;11936,610394;3183,538957;0,473869;796,422275;7958,359569;19894,288131;35013,213519;52520,142081;71618,80963;89921,32544;109019,4763" o:connectangles="0,0,0,0,0,0,0,0,0,0,0,0,0,0,0,0,0,0,0,0,0,0,0,0,0,0,0,0,0,0,0,0,0,0,0,0,0,0,0,0,0,0"/>
                     </v:shape>
-                    <v:shape id="Freeform 84" o:spid="_x0000_s1052" style="position:absolute;left:5431;top:63418;width:730;height:1493;visibility:visible;mso-wrap-style:square;v-text-anchor:top" coordsize="92,187" o:gfxdata="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" path="m36,l47,4r9,11l67,33,77,59r4,13l84,91r3,25l90,145r2,32l74,184r-19,3l34,187,15,182,9,137,4,95,,70,,49,2,33,6,20r6,-9l19,5,25,1,31,r5,xe" fillcolor="#efc100" strokecolor="#efc100" strokeweight="0">
+                    <v:shape id="Freeform 84" style="position:absolute;left:5431;top:63418;width:730;height:1493;visibility:visible;mso-wrap-style:square;v-text-anchor:top" coordsize="92,187" o:spid="_x0000_s1052" fillcolor="#efc100" strokecolor="#efc100" strokeweight="0" path="m36,l47,4r9,11l67,33,77,59r4,13l84,91r3,25l90,145r2,32l74,184r-19,3l34,187,15,182,9,137,4,95,,70,,49,2,33,6,20r6,-9l19,5,25,1,31,r5,xe" o:gfxdata="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">
                       <v:path arrowok="t" o:connecttype="custom" o:connectlocs="28575,0;37306,3192;44450,11970;53181,26334;61119,47082;64294,57456;66675,72618;69056,92567;71438,115709;73025,141245;58738,146831;43656,149225;26988,149225;11906,145235;7144,109325;3175,75809;0,55860;0,39102;1588,26334;4763,15960;9525,8778;15081,3990;19844,798;24606,0;28575,0" o:connectangles="0,0,0,0,0,0,0,0,0,0,0,0,0,0,0,0,0,0,0,0,0,0,0,0,0"/>
                     </v:shape>
-                    <v:shape id="Freeform 85" o:spid="_x0000_s1053" style="position:absolute;left:10828;top:51004;width:3096;height:8906;visibility:visible;mso-wrap-style:square;v-text-anchor:top" coordsize="389,1121" o:gfxdata="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" path="m190,r8,5l208,16r11,18l231,57r13,28l259,118r14,36l288,193r14,42l317,276r13,44l344,362r11,43l364,445r10,38l380,517r4,31l386,581r3,39l389,661r,45l386,751r-4,46l377,844r-9,44l359,933r-13,41l331,1012r-17,34l294,1074r-23,24l245,1114r,-29l244,1060r-3,-19l240,1027,230,995r-8,-22l212,959r-10,-5l197,952r-6,3l184,958r-7,7l170,974r-4,16l162,1009r,25l163,1064r2,28l166,1121r-26,-11l115,1091,94,1067,75,1037,58,1003,44,965,32,924,22,882,14,837,8,791,4,747,1,703,,660,,620,1,582,3,549,7,520r5,-37l21,442r9,-43l43,354,54,308,68,261,82,216,96,174r15,-41l125,96,140,64,154,38,166,18,179,6,190,xe" fillcolor="#ffda40" strokecolor="#ffda40" strokeweight="0">
+                    <v:shape id="Freeform 85" style="position:absolute;left:10828;top:51004;width:3096;height:8906;visibility:visible;mso-wrap-style:square;v-text-anchor:top" coordsize="389,1121" o:spid="_x0000_s1053" fillcolor="#ffda40" strokecolor="#ffda40" strokeweight="0" path="m190,r8,5l208,16r11,18l231,57r13,28l259,118r14,36l288,193r14,42l317,276r13,44l344,362r11,43l364,445r10,38l380,517r4,31l386,581r3,39l389,661r,45l386,751r-4,46l377,844r-9,44l359,933r-13,41l331,1012r-17,34l294,1074r-23,24l245,1114r,-29l244,1060r-3,-19l240,1027,230,995r-8,-22l212,959r-10,-5l197,952r-6,3l184,958r-7,7l170,974r-4,16l162,1009r,25l163,1064r2,28l166,1121r-26,-11l115,1091,94,1067,75,1037,58,1003,44,965,32,924,22,882,14,837,8,791,4,747,1,703,,660,,620,1,582,3,549,7,520r5,-37l21,442r9,-43l43,354,54,308,68,261,82,216,96,174r15,-41l125,96,140,64,154,38,166,18,179,6,190,xe" o:gfxdata="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">
                       <v:path arrowok="t" o:connecttype="custom" o:connectlocs="157567,3972;174278,27012;194173,67529;217251,122347;240329,186698;262611,254227;282506,321756;297626,383723;305584,435363;309563,492564;309563,560888;303992,633183;292851,705479;275344,773803;249879,831004;215660,872315;194969,861987;191786,827031;183032,790486;168708,761886;156771,756325;146426,761091;135285,773803;128918,801609;129714,845304;132101,890588;91516,866754;59684,823853;35015,766652;17507,700712;6366,628417;796,558504;0,492564;2387,436158;9550,383723;23874,316989;42973,244693;65255,171603;88333,105663;111411,50845;132101,14300;151200,0" o:connectangles="0,0,0,0,0,0,0,0,0,0,0,0,0,0,0,0,0,0,0,0,0,0,0,0,0,0,0,0,0,0,0,0,0,0,0,0,0,0,0,0,0,0"/>
                     </v:shape>
-                    <v:shape id="Freeform 86" o:spid="_x0000_s1054" style="position:absolute;left:12114;top:58561;width:667;height:1381;visibility:visible;mso-wrap-style:square;v-text-anchor:top" coordsize="83,173" o:gfxdata="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" path="m35,r5,2l50,7,60,21r8,22l78,75r1,14l82,108r1,25l83,162r-22,9l36,173,19,172,4,169,3,140,1,112,,82,,57,4,38,8,22r7,-9l22,6,29,3,35,xe" fillcolor="#efc100" strokecolor="#efc100" strokeweight="0">
+                    <v:shape id="Freeform 86" style="position:absolute;left:12114;top:58561;width:667;height:1381;visibility:visible;mso-wrap-style:square;v-text-anchor:top" coordsize="83,173" o:spid="_x0000_s1054" fillcolor="#efc100" strokecolor="#efc100" strokeweight="0" path="m35,r5,2l50,7,60,21r8,22l78,75r1,14l82,108r1,25l83,162r-22,9l36,173,19,172,4,169,3,140,1,112,,82,,57,4,38,8,22r7,-9l22,6,29,3,35,xe" o:gfxdata="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">
                       <v:path arrowok="t" o:connecttype="custom" o:connectlocs="28116,0;32133,1597;40166,5588;48199,16765;54625,34329;62658,59876;63462,71052;65872,86221;66675,106179;66675,129331;49002,136516;28919,138113;15263,137315;3213,134920;2410,111768;803,89414;0,65464;0,45505;3213,30337;6427,17564;12050,10378;17673,4790;23296,2395;28116,0" o:connectangles="0,0,0,0,0,0,0,0,0,0,0,0,0,0,0,0,0,0,0,0,0,0,0,0"/>
                     </v:shape>
-                    <v:shape id="Freeform 87" o:spid="_x0000_s1055" style="position:absolute;left:17242;top:53751;width:3095;height:8890;visibility:visible;mso-wrap-style:square;v-text-anchor:top" coordsize="390,1119" o:gfxdata="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" path="m188,r8,4l206,15r11,18l230,57r14,27l257,117r16,37l288,192r14,42l317,275r14,43l343,361r11,42l366,444r8,38l381,517r4,29l388,577r2,38l390,655r,43l388,741r-3,46l379,831r-7,44l363,918r-11,42l339,997r-15,35l305,1062r-20,25l262,1107r-27,12l235,1085r-1,-31l234,1026r-2,-20l230,992r-7,-32l213,936,203,922r-8,-5l190,917r-7,1l176,921r-6,7l163,938r-5,14l154,971r-2,25l154,1026r1,43l156,1116r-26,-15l106,1079,86,1050,68,1017,51,979,39,938,27,895,18,849,11,802,5,756,2,710,1,666,,623,1,584,4,550,8,521r6,-38l22,442,32,399,43,353,55,307,68,262,81,216,95,173r16,-40l124,97,138,63,152,37,166,18,177,5,188,xe" fillcolor="#ffda40" strokecolor="#ffda40" strokeweight="0">
+                    <v:shape id="Freeform 87" style="position:absolute;left:17242;top:53751;width:3095;height:8890;visibility:visible;mso-wrap-style:square;v-text-anchor:top" coordsize="390,1119" o:spid="_x0000_s1055" fillcolor="#ffda40" strokecolor="#ffda40" strokeweight="0" path="m188,r8,4l206,15r11,18l230,57r14,27l257,117r16,37l288,192r14,42l317,275r14,43l343,361r11,42l366,444r8,38l381,517r4,29l388,577r2,38l390,655r,43l388,741r-3,46l379,831r-7,44l363,918r-11,42l339,997r-15,35l305,1062r-20,25l262,1107r-27,12l235,1085r-1,-31l234,1026r-2,-20l230,992r-7,-32l213,936,203,922r-8,-5l190,917r-7,1l176,921r-6,7l163,938r-5,14l154,971r-2,25l154,1026r1,43l156,1116r-26,-15l106,1079,86,1050,68,1017,51,979,39,938,27,895,18,849,11,802,5,756,2,710,1,666,,623,1,584,4,550,8,521r6,-38l22,442,32,399,43,353,55,307,68,262,81,216,95,173r16,-40l124,97,138,63,152,37,166,18,177,5,188,xe" o:gfxdata="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">
                       <v:path arrowok="t" o:connecttype="custom" o:connectlocs="155575,3178;172244,26217;193675,66735;216694,122347;239713,185903;262732,252638;280988,320167;296863,382929;305594,433775;309563,488592;309563,554533;305594,625239;295275,695152;279400,762681;257175,819882;226219,863577;186532,889000;185738,837360;184150,799226;177007,762681;161132,732492;150813,728519;139700,731697;129381,745203;122238,771420;122238,815115;123825,886617;84138,857222;53975,807965;30956,745203;14288,674496;3969,600611;794,529110;794,463964;6350,413913;17463,351151;34131,280444;53975,208148;75406,137441;98425,77063;120650,29395;140494,3972" o:connectangles="0,0,0,0,0,0,0,0,0,0,0,0,0,0,0,0,0,0,0,0,0,0,0,0,0,0,0,0,0,0,0,0,0,0,0,0,0,0,0,0,0,0"/>
                     </v:shape>
-                    <v:shape id="Freeform 88" o:spid="_x0000_s1056" style="position:absolute;left:18448;top:61037;width:667;height:1651;visibility:visible;mso-wrap-style:square;v-text-anchor:top" coordsize="83,208" o:gfxdata="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" path="m38,r5,l51,5,61,19,71,43r7,32l80,89r2,20l82,137r1,31l83,202r-16,4l49,208,25,206,4,199,3,152,2,109,,79,2,54,6,35,11,21,18,11,24,4,31,1,38,xe" fillcolor="#efc100" strokecolor="#efc100" strokeweight="0">
+                    <v:shape id="Freeform 88" style="position:absolute;left:18448;top:61037;width:667;height:1651;visibility:visible;mso-wrap-style:square;v-text-anchor:top" coordsize="83,208" o:spid="_x0000_s1056" fillcolor="#efc100" strokecolor="#efc100" strokeweight="0" path="m38,r5,l51,5,61,19,71,43r7,32l80,89r2,20l82,137r1,31l83,202r-16,4l49,208,25,206,4,199,3,152,2,109,,79,2,54,6,35,11,21,18,11,24,4,31,1,38,xe" o:gfxdata="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">
                       <v:path arrowok="t" o:connecttype="custom" o:connectlocs="30526,0;34542,0;40969,3969;49002,15081;57035,34131;62658,59531;64265,70644;65872,86519;65872,108744;66675,133350;66675,160338;53822,163513;39362,165100;20083,163513;3213,157956;2410,120650;1607,86519;0,62706;1607,42863;4820,27781;8836,16669;14460,8731;19280,3175;24903,794;30526,0" o:connectangles="0,0,0,0,0,0,0,0,0,0,0,0,0,0,0,0,0,0,0,0,0,0,0,0,0"/>
                     </v:shape>
-                    <v:shape id="Freeform 89" o:spid="_x0000_s1057" style="position:absolute;left:23258;top:56211;width:3128;height:8858;visibility:visible;mso-wrap-style:square;v-text-anchor:top" coordsize="395,1116" o:gfxdata="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" path="m246,r9,5l263,18r11,20l285,66r13,33l310,137r12,40l334,221r12,46l357,314r10,47l377,407r6,44l389,493r4,37l395,562r,36l393,638r-3,45l385,730r-7,47l370,825r-11,48l345,918r-16,45l313,1003r-21,36l270,1069r-25,25l217,1111r2,-32l220,1051r,-21l219,1015r-7,-26l203,970r-8,-13l187,951r-6,-1l174,951r-7,3l160,958r-7,9l148,979r-6,15l140,1015r,27l140,1078r-2,38l112,1105,90,1087,70,1065,54,1036,38,1004,27,968,18,929,11,889,5,846,1,803,,760,,717,1,674,2,634,7,595r4,-34l15,529r5,-26l30,468,40,431,52,392,66,350,81,309,97,266r16,-42l130,184r17,-37l163,112,180,80,195,52,210,30,223,14,235,2,246,xe" fillcolor="#ffda40" strokecolor="#ffda40" strokeweight="0">
+                    <v:shape id="Freeform 89" style="position:absolute;left:23258;top:56211;width:3128;height:8858;visibility:visible;mso-wrap-style:square;v-text-anchor:top" coordsize="395,1116" o:spid="_x0000_s1057" fillcolor="#ffda40" strokecolor="#ffda40" strokeweight="0" path="m246,r9,5l263,18r11,20l285,66r13,33l310,137r12,40l334,221r12,46l357,314r10,47l377,407r6,44l389,493r4,37l395,562r,36l393,638r-3,45l385,730r-7,47l370,825r-11,48l345,918r-16,45l313,1003r-21,36l270,1069r-25,25l217,1111r2,-32l220,1051r,-21l219,1015r-7,-26l203,970r-8,-13l187,951r-6,-1l174,951r-7,3l160,958r-7,9l148,979r-6,15l140,1015r,27l140,1078r-2,38l112,1105,90,1087,70,1065,54,1036,38,1004,27,968,18,929,11,889,5,846,1,803,,760,,717,1,674,2,634,7,595r4,-34l15,529r5,-26l30,468,40,431,52,392,66,350,81,309,97,266r16,-42l130,184r17,-37l163,112,180,80,195,52,210,30,223,14,235,2,246,xe" o:gfxdata="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">
                       <v:path arrowok="t" o:connecttype="custom" o:connectlocs="201894,3969;216937,30163;235939,78581;254941,140494;273943,211931;290569,286544;303237,357981;311155,420688;312738,474663;308779,542131;299278,616744;284235,692944;260483,764381;231189,824706;193977,868363;173391,856456;174183,817563;167849,785019;154390,759619;143305,754063;132221,757238;121136,767556;112427,788988;110844,827088;109260,885825;71257,862806;42754,822325;21377,768350;8709,705644;792,637381;0,569119;1583,503238;8709,445294;15835,399256;31670,342106;52255,277813;76799,211138;102926,146050;129054,88900;154390,41275;176558,11113;194768,0" o:connectangles="0,0,0,0,0,0,0,0,0,0,0,0,0,0,0,0,0,0,0,0,0,0,0,0,0,0,0,0,0,0,0,0,0,0,0,0,0,0,0,0,0,0"/>
                     </v:shape>
-                    <v:shape id="Freeform 90" o:spid="_x0000_s1058" style="position:absolute;left:24354;top:63752;width:651;height:1365;visibility:visible;mso-wrap-style:square;v-text-anchor:top" coordsize="82,172" o:gfxdata="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" path="m43,r6,1l57,7r8,13l74,39r7,26l82,80r,21l81,129r-2,32l53,169r-29,3l,166,2,128,2,92,2,65,4,44,10,29,15,17,22,8,29,4,36,1,43,xe" fillcolor="#efc100" strokecolor="#efc100" strokeweight="0">
+                    <v:shape id="Freeform 90" style="position:absolute;left:24354;top:63752;width:651;height:1365;visibility:visible;mso-wrap-style:square;v-text-anchor:top" coordsize="82,172" o:spid="_x0000_s1058" fillcolor="#efc100" strokecolor="#efc100" strokeweight="0" path="m43,r6,1l57,7r8,13l74,39r7,26l82,80r,21l81,129r-2,32l53,169r-29,3l,166,2,128,2,92,2,65,4,44,10,29,15,17,22,8,29,4,36,1,43,xe" o:gfxdata="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">
                       <v:path arrowok="t" o:connecttype="custom" o:connectlocs="34132,0;38894,794;45244,5556;51594,15875;58738,30956;64294,51594;65088,63500;65088,80169;64294,102394;62707,127794;42069,134144;19050,136525;0,131763;1588,101600;1588,73025;1588,51594;3175,34925;7938,23019;11906,13494;17463,6350;23019,3175;28575,794;34132,0" o:connectangles="0,0,0,0,0,0,0,0,0,0,0,0,0,0,0,0,0,0,0,0,0,0,0"/>
                     </v:shape>
                   </v:group>

--- a/src/Tests/Inputs/cards/18/input.docx
+++ b/src/Tests/Inputs/cards/18/input.docx
@@ -21434,633 +21434,6 @@
 </w:webSettings>
 </file>
 
-<file path=word/glossary/document.xml><?xml version="1.0" encoding="utf-8"?>
-<w:glossaryDocument xmlns:wpc="http://schemas.microsoft.com/office/word/2010/wordprocessingCanvas" xmlns:cx="http://schemas.microsoft.com/office/drawing/2014/chartex" xmlns:cx1="http://schemas.microsoft.com/office/drawing/2015/9/8/chartex" xmlns:cx2="http://schemas.microsoft.com/office/drawing/2015/10/21/chartex" xmlns:cx3="http://schemas.microsoft.com/office/drawing/2016/5/9/chartex" xmlns:cx4="http://schemas.microsoft.com/office/drawing/2016/5/10/chartex" xmlns:cx5="http://schemas.microsoft.com/office/drawing/2016/5/11/chartex" xmlns:cx6="http://schemas.microsoft.com/office/drawing/2016/5/12/chartex" xmlns:cx7="http://schemas.microsoft.com/office/drawing/2016/5/13/chartex" xmlns:cx8="http://schemas.microsoft.com/office/drawing/2016/5/14/chartex" xmlns:mc="http://schemas.openxmlformats.org/markup-compatibility/2006" xmlns:aink="http://schemas.microsoft.com/office/drawing/2016/ink" xmlns:am3d="http://schemas.microsoft.com/office/drawing/2017/model3d" xmlns:o="urn:schemas-microsoft-com:office:office" xmlns:oel="http://schemas.microsoft.com/office/2019/extlst" xmlns:r="http://schemas.openxmlformats.org/officeDocument/2006/relationships" xmlns:m="http://schemas.openxmlformats.org/officeDocument/2006/math" xmlns:v="urn:schemas-microsoft-com:vml" xmlns:wp14="http://schemas.microsoft.com/office/word/2010/wordprocessingDrawing" xmlns:wp="http://schemas.openxmlformats.org/drawingml/2006/wordprocessingDrawing" xmlns:w10="urn:schemas-microsoft-com:office:word" xmlns:w="http://schemas.openxmlformats.org/wordprocessingml/2006/main" xmlns:w14="http://schemas.microsoft.com/office/word/2010/wordml" xmlns:w15="http://schemas.microsoft.com/office/word/2012/wordml" xmlns:w16cex="http://schemas.microsoft.com/office/word/2018/wordml/cex" xmlns:w16cid="http://schemas.microsoft.com/office/word/2016/wordml/cid" xmlns:w16="http://schemas.microsoft.com/office/word/2018/wordml" xmlns:w16sdtdh="http://schemas.microsoft.com/office/word/2020/wordml/sdtdatahash" xmlns:w16se="http://schemas.microsoft.com/office/word/2015/wordml/symex" xmlns:wpg="http://schemas.microsoft.com/office/word/2010/wordprocessingGroup" xmlns:wpi="http://schemas.microsoft.com/office/word/2010/wordprocessingInk" xmlns:wne="http://schemas.microsoft.com/office/word/2006/wordml" xmlns:wps="http://schemas.microsoft.com/office/word/2010/wordprocessingShape" mc:Ignorable="w14 w15 w16se w16cid w16 w16cex w16sdtdh wp14">
-  <w:docParts>
-    <w:docPart>
-      <w:docPartPr>
-        <w:name w:val="2A7FE13776C34332BE4AA02B049A72E6"/>
-        <w:category>
-          <w:name w:val="General"/>
-          <w:gallery w:val="placeholder"/>
-        </w:category>
-        <w:types>
-          <w:type w:val="bbPlcHdr"/>
-        </w:types>
-        <w:behaviors>
-          <w:behavior w:val="content"/>
-        </w:behaviors>
-        <w:guid w:val="{4C9707E0-A220-440C-A88F-294CECDA26F0}"/>
-      </w:docPartPr>
-      <w:docPartBody>
-        <w:p>
-          <w:pPr>
-            <w:pStyle w:val="2A7FE13776C34332BE4AA02B049A72E6"/>
-          </w:pPr>
-          <w:r>
-            <w:t>Happy</w:t>
-          </w:r>
-          <w:r>
-            <w:br/>
-            <w:t>Birthday!</w:t>
-          </w:r>
-        </w:p>
-      </w:docPartBody>
-    </w:docPart>
-    <w:docPart>
-      <w:docPartPr>
-        <w:name w:val="77CBC366B03D45048D84ECBDB06686D6"/>
-        <w:category>
-          <w:name w:val="General"/>
-          <w:gallery w:val="placeholder"/>
-        </w:category>
-        <w:types>
-          <w:type w:val="bbPlcHdr"/>
-        </w:types>
-        <w:behaviors>
-          <w:behavior w:val="content"/>
-        </w:behaviors>
-        <w:guid w:val="{8E3BEC67-F9BA-437E-B533-7E331D9680F8}"/>
-      </w:docPartPr>
-      <w:docPartBody>
-        <w:p>
-          <w:r>
-            <w:t>Happy</w:t>
-          </w:r>
-          <w:r>
-            <w:br/>
-            <w:t>Birthday!</w:t>
-          </w:r>
-        </w:p>
-      </w:docPartBody>
-    </w:docPart>
-  </w:docParts>
-</w:glossaryDocument>
-</file>
-
-<file path=word/glossary/fontTable.xml><?xml version="1.0" encoding="utf-8"?>
-<w:fonts xmlns:mc="http://schemas.openxmlformats.org/markup-compatibility/2006" xmlns:r="http://schemas.openxmlformats.org/officeDocument/2006/relationships" xmlns:w="http://schemas.openxmlformats.org/wordprocessingml/2006/main" xmlns:w14="http://schemas.microsoft.com/office/word/2010/wordml" xmlns:w15="http://schemas.microsoft.com/office/word/2012/wordml" xmlns:w16cex="http://schemas.microsoft.com/office/word/2018/wordml/cex" xmlns:w16cid="http://schemas.microsoft.com/office/word/2016/wordml/cid" xmlns:w16="http://schemas.microsoft.com/office/word/2018/wordml" xmlns:w16sdtdh="http://schemas.microsoft.com/office/word/2020/wordml/sdtdatahash" xmlns:w16se="http://schemas.microsoft.com/office/word/2015/wordml/symex" mc:Ignorable="w14 w15 w16se w16cid w16 w16cex w16sdtdh">
-  <w:font w:name="Symbol">
-    <w:panose1 w:val="05050102010706020507"/>
-    <w:charset w:val="02"/>
-    <w:family w:val="roman"/>
-    <w:pitch w:val="variable"/>
-    <w:sig w:usb0="00000000" w:usb1="10000000" w:usb2="00000000" w:usb3="00000000" w:csb0="80000000" w:csb1="00000000"/>
-  </w:font>
-  <w:font w:name="Times New Roman">
-    <w:panose1 w:val="02020603050405020304"/>
-    <w:charset w:val="00"/>
-    <w:family w:val="roman"/>
-    <w:pitch w:val="variable"/>
-    <w:sig w:usb0="E0002EFF" w:usb1="C000785B" w:usb2="00000009" w:usb3="00000000" w:csb0="000001FF" w:csb1="00000000"/>
-  </w:font>
-  <w:font w:name="Georgia">
-    <w:panose1 w:val="02040502050405020303"/>
-    <w:charset w:val="00"/>
-    <w:family w:val="roman"/>
-    <w:pitch w:val="variable"/>
-    <w:sig w:usb0="00000287" w:usb1="00000000" w:usb2="00000000" w:usb3="00000000" w:csb0="0000009F" w:csb1="00000000"/>
-  </w:font>
-  <w:font w:name="Segoe UI">
-    <w:panose1 w:val="020B0502040204020203"/>
-    <w:charset w:val="00"/>
-    <w:family w:val="swiss"/>
-    <w:pitch w:val="variable"/>
-    <w:sig w:usb0="E4002EFF" w:usb1="C000E47F" w:usb2="00000009" w:usb3="00000000" w:csb0="000001FF" w:csb1="00000000"/>
-  </w:font>
-  <w:font w:name="Consolas">
-    <w:panose1 w:val="020B0609020204030204"/>
-    <w:charset w:val="00"/>
-    <w:family w:val="modern"/>
-    <w:pitch w:val="fixed"/>
-    <w:sig w:usb0="E00006FF" w:usb1="0000FCFF" w:usb2="00000001" w:usb3="00000000" w:csb0="0000019F" w:csb1="00000000"/>
-  </w:font>
-  <w:font w:name="Aptos">
-    <w:charset w:val="00"/>
-    <w:family w:val="swiss"/>
-    <w:pitch w:val="variable"/>
-    <w:sig w:usb0="20000287" w:usb1="00000003" w:usb2="00000000" w:usb3="00000000" w:csb0="0000019F" w:csb1="00000000"/>
-  </w:font>
-  <w:font w:name="Aptos Display">
-    <w:charset w:val="00"/>
-    <w:family w:val="swiss"/>
-    <w:pitch w:val="variable"/>
-    <w:sig w:usb0="20000287" w:usb1="00000003" w:usb2="00000000" w:usb3="00000000" w:csb0="0000019F" w:csb1="00000000"/>
-  </w:font>
-</w:fonts>
-</file>
-
-<file path=word/glossary/settings2.xml><?xml version="1.0" encoding="utf-8"?>
-<w:settings xmlns:mc="http://schemas.openxmlformats.org/markup-compatibility/2006" xmlns:o="urn:schemas-microsoft-com:office:office" xmlns:r="http://schemas.openxmlformats.org/officeDocument/2006/relationships" xmlns:m="http://schemas.openxmlformats.org/officeDocument/2006/math" xmlns:v="urn:schemas-microsoft-com:vml" xmlns:w10="urn:schemas-microsoft-com:office:word" xmlns:w="http://schemas.openxmlformats.org/wordprocessingml/2006/main" xmlns:w14="http://schemas.microsoft.com/office/word/2010/wordml" xmlns:w15="http://schemas.microsoft.com/office/word/2012/wordml" xmlns:w16cex="http://schemas.microsoft.com/office/word/2018/wordml/cex" xmlns:w16cid="http://schemas.microsoft.com/office/word/2016/wordml/cid" xmlns:w16="http://schemas.microsoft.com/office/word/2018/wordml" xmlns:w16sdtdh="http://schemas.microsoft.com/office/word/2020/wordml/sdtdatahash" xmlns:w16se="http://schemas.microsoft.com/office/word/2015/wordml/symex" xmlns:sl="http://schemas.openxmlformats.org/schemaLibrary/2006/main" mc:Ignorable="w14 w15 w16se w16cid w16 w16cex w16sdtdh">
-  <w:view w:val="normal"/>
-  <w:defaultTabStop w:val="720"/>
-  <w:characterSpacingControl w:val="doNotCompress"/>
-  <w:compat>
-    <w:useFELayout/>
-    <w:compatSetting w:name="compatibilityMode" w:uri="http://schemas.microsoft.com/office/word" w:val="15"/>
-    <w:compatSetting w:name="overrideTableStyleFontSizeAndJustification" w:uri="http://schemas.microsoft.com/office/word" w:val="1"/>
-    <w:compatSetting w:name="enableOpenTypeFeatures" w:uri="http://schemas.microsoft.com/office/word" w:val="1"/>
-    <w:compatSetting w:name="doNotFlipMirrorIndents" w:uri="http://schemas.microsoft.com/office/word" w:val="1"/>
-    <w:compatSetting w:name="differentiateMultirowTableHeaders" w:uri="http://schemas.microsoft.com/office/word" w:val="1"/>
-    <w:compatSetting w:name="useWord2013TrackBottomHyphenation" w:uri="http://schemas.microsoft.com/office/word" w:val="1"/>
-  </w:compat>
-  <w:rsids>
-    <w:rsidRoot w:val="0095611B"/>
-    <w:rsid w:val="001B088A"/>
-    <w:rsid w:val="002078C9"/>
-    <w:rsid w:val="00272BCE"/>
-    <w:rsid w:val="002B4C7F"/>
-    <w:rsid w:val="002F61C7"/>
-    <w:rsid w:val="00477EF3"/>
-    <w:rsid w:val="004F314B"/>
-    <w:rsid w:val="00517CDF"/>
-    <w:rsid w:val="0072036D"/>
-    <w:rsid w:val="00761382"/>
-    <w:rsid w:val="0095611B"/>
-    <w:rsid w:val="00CA4987"/>
-    <w:rsid w:val="00CD5647"/>
-    <w:rsid w:val="00E208D4"/>
-  </w:rsids>
-  <m:mathPr>
-    <m:mathFont m:val="Cambria Math"/>
-    <m:brkBin m:val="before"/>
-    <m:brkBinSub m:val="--"/>
-    <m:smallFrac m:val="0"/>
-    <m:dispDef/>
-    <m:lMargin m:val="0"/>
-    <m:rMargin m:val="0"/>
-    <m:defJc m:val="centerGroup"/>
-    <m:wrapIndent m:val="1440"/>
-    <m:intLim m:val="subSup"/>
-    <m:naryLim m:val="undOvr"/>
-  </m:mathPr>
-  <w:themeFontLang w:val="en-US"/>
-  <w:clrSchemeMapping w:bg1="light1" w:t1="dark1" w:bg2="light2" w:t2="dark2" w:accent1="accent1" w:accent2="accent2" w:accent3="accent3" w:accent4="accent4" w:accent5="accent5" w:accent6="accent6" w:hyperlink="hyperlink" w:followedHyperlink="followedHyperlink"/>
-  <w:decimalSymbol w:val="."/>
-  <w:listSeparator w:val=","/>
-  <w15:chartTrackingRefBased/>
-</w:settings>
-</file>
-
-<file path=word/glossary/styles2.xml><?xml version="1.0" encoding="utf-8"?>
-<w:styles xmlns:mc="http://schemas.openxmlformats.org/markup-compatibility/2006" xmlns:r="http://schemas.openxmlformats.org/officeDocument/2006/relationships" xmlns:w="http://schemas.openxmlformats.org/wordprocessingml/2006/main" xmlns:w14="http://schemas.microsoft.com/office/word/2010/wordml" xmlns:w15="http://schemas.microsoft.com/office/word/2012/wordml" xmlns:w16cex="http://schemas.microsoft.com/office/word/2018/wordml/cex" xmlns:w16cid="http://schemas.microsoft.com/office/word/2016/wordml/cid" xmlns:w16="http://schemas.microsoft.com/office/word/2018/wordml" xmlns:w16sdtdh="http://schemas.microsoft.com/office/word/2020/wordml/sdtdatahash" xmlns:w16se="http://schemas.microsoft.com/office/word/2015/wordml/symex" mc:Ignorable="w14 w15 w16se w16cid w16 w16cex w16sdtdh">
-  <w:docDefaults>
-    <w:rPrDefault>
-      <w:rPr>
-        <w:rFonts w:asciiTheme="minorHAnsi" w:eastAsiaTheme="minorEastAsia" w:hAnsiTheme="minorHAnsi" w:cstheme="minorBidi"/>
-        <w:sz w:val="22"/>
-        <w:szCs w:val="22"/>
-        <w:lang w:val="en-US" w:eastAsia="en-US" w:bidi="ar-SA"/>
-      </w:rPr>
-    </w:rPrDefault>
-    <w:pPrDefault>
-      <w:pPr>
-        <w:spacing w:after="160" w:line="259" w:lineRule="auto"/>
-      </w:pPr>
-    </w:pPrDefault>
-  </w:docDefaults>
-  <w:latentStyles w:defLockedState="0" w:defUIPriority="99" w:defSemiHidden="0" w:defUnhideWhenUsed="0" w:defQFormat="0" w:count="376">
-    <w:lsdException w:name="Normal" w:uiPriority="0" w:qFormat="1"/>
-    <w:lsdException w:name="heading 1" w:uiPriority="9" w:qFormat="1"/>
-    <w:lsdException w:name="heading 2" w:semiHidden="1" w:uiPriority="9" w:unhideWhenUsed="1" w:qFormat="1"/>
-    <w:lsdException w:name="heading 3" w:semiHidden="1" w:uiPriority="9" w:unhideWhenUsed="1" w:qFormat="1"/>
-    <w:lsdException w:name="heading 4" w:semiHidden="1" w:uiPriority="9" w:unhideWhenUsed="1" w:qFormat="1"/>
-    <w:lsdException w:name="heading 5" w:semiHidden="1" w:uiPriority="9" w:unhideWhenUsed="1" w:qFormat="1"/>
-    <w:lsdException w:name="heading 6" w:semiHidden="1" w:uiPriority="9" w:unhideWhenUsed="1" w:qFormat="1"/>
-    <w:lsdException w:name="heading 7" w:semiHidden="1" w:uiPriority="9" w:unhideWhenUsed="1" w:qFormat="1"/>
-    <w:lsdException w:name="heading 8" w:semiHidden="1" w:uiPriority="9" w:unhideWhenUsed="1" w:qFormat="1"/>
-    <w:lsdException w:name="heading 9" w:semiHidden="1" w:uiPriority="9" w:unhideWhenUsed="1" w:qFormat="1"/>
-    <w:lsdException w:name="index 1" w:semiHidden="1" w:unhideWhenUsed="1"/>
-    <w:lsdException w:name="index 2" w:semiHidden="1" w:unhideWhenUsed="1"/>
-    <w:lsdException w:name="index 3" w:semiHidden="1" w:unhideWhenUsed="1"/>
-    <w:lsdException w:name="index 4" w:semiHidden="1" w:unhideWhenUsed="1"/>
-    <w:lsdException w:name="index 5" w:semiHidden="1" w:unhideWhenUsed="1"/>
-    <w:lsdException w:name="index 6" w:semiHidden="1" w:unhideWhenUsed="1"/>
-    <w:lsdException w:name="index 7" w:semiHidden="1" w:unhideWhenUsed="1"/>
-    <w:lsdException w:name="index 8" w:semiHidden="1" w:unhideWhenUsed="1"/>
-    <w:lsdException w:name="index 9" w:semiHidden="1" w:unhideWhenUsed="1"/>
-    <w:lsdException w:name="toc 1" w:semiHidden="1" w:uiPriority="39" w:unhideWhenUsed="1"/>
-    <w:lsdException w:name="toc 2" w:semiHidden="1" w:uiPriority="39" w:unhideWhenUsed="1"/>
-    <w:lsdException w:name="toc 3" w:semiHidden="1" w:uiPriority="39" w:unhideWhenUsed="1"/>
-    <w:lsdException w:name="toc 4" w:semiHidden="1" w:uiPriority="39" w:unhideWhenUsed="1"/>
-    <w:lsdException w:name="toc 5" w:semiHidden="1" w:uiPriority="39" w:unhideWhenUsed="1"/>
-    <w:lsdException w:name="toc 6" w:semiHidden="1" w:uiPriority="39" w:unhideWhenUsed="1"/>
-    <w:lsdException w:name="toc 7" w:semiHidden="1" w:uiPriority="39" w:unhideWhenUsed="1"/>
-    <w:lsdException w:name="toc 8" w:semiHidden="1" w:uiPriority="39" w:unhideWhenUsed="1"/>
-    <w:lsdException w:name="toc 9" w:semiHidden="1" w:uiPriority="39" w:unhideWhenUsed="1"/>
-    <w:lsdException w:name="Normal Indent" w:semiHidden="1" w:unhideWhenUsed="1"/>
-    <w:lsdException w:name="footnote text" w:semiHidden="1" w:unhideWhenUsed="1"/>
-    <w:lsdException w:name="annotation text" w:semiHidden="1" w:unhideWhenUsed="1"/>
-    <w:lsdException w:name="header" w:semiHidden="1" w:unhideWhenUsed="1"/>
-    <w:lsdException w:name="footer" w:semiHidden="1" w:unhideWhenUsed="1"/>
-    <w:lsdException w:name="index heading" w:semiHidden="1" w:unhideWhenUsed="1"/>
-    <w:lsdException w:name="caption" w:semiHidden="1" w:uiPriority="35" w:unhideWhenUsed="1" w:qFormat="1"/>
-    <w:lsdException w:name="table of figures" w:semiHidden="1" w:unhideWhenUsed="1"/>
-    <w:lsdException w:name="envelope address" w:semiHidden="1" w:unhideWhenUsed="1"/>
-    <w:lsdException w:name="envelope return" w:semiHidden="1" w:unhideWhenUsed="1"/>
-    <w:lsdException w:name="footnote reference" w:semiHidden="1" w:unhideWhenUsed="1"/>
-    <w:lsdException w:name="annotation reference" w:semiHidden="1" w:unhideWhenUsed="1"/>
-    <w:lsdException w:name="line number" w:semiHidden="1" w:unhideWhenUsed="1"/>
-    <w:lsdException w:name="page number" w:semiHidden="1" w:unhideWhenUsed="1"/>
-    <w:lsdException w:name="endnote reference" w:semiHidden="1" w:unhideWhenUsed="1"/>
-    <w:lsdException w:name="endnote text" w:semiHidden="1" w:unhideWhenUsed="1"/>
-    <w:lsdException w:name="table of authorities" w:semiHidden="1" w:unhideWhenUsed="1"/>
-    <w:lsdException w:name="macro" w:semiHidden="1" w:unhideWhenUsed="1"/>
-    <w:lsdException w:name="toa heading" w:semiHidden="1" w:unhideWhenUsed="1"/>
-    <w:lsdException w:name="List" w:semiHidden="1" w:unhideWhenUsed="1"/>
-    <w:lsdException w:name="List Bullet" w:semiHidden="1" w:unhideWhenUsed="1"/>
-    <w:lsdException w:name="List Number" w:semiHidden="1" w:unhideWhenUsed="1"/>
-    <w:lsdException w:name="List 2" w:semiHidden="1" w:unhideWhenUsed="1"/>
-    <w:lsdException w:name="List 3" w:semiHidden="1" w:unhideWhenUsed="1"/>
-    <w:lsdException w:name="List 4" w:semiHidden="1" w:unhideWhenUsed="1"/>
-    <w:lsdException w:name="List 5" w:semiHidden="1" w:unhideWhenUsed="1"/>
-    <w:lsdException w:name="List Bullet 2" w:semiHidden="1" w:unhideWhenUsed="1"/>
-    <w:lsdException w:name="List Bullet 3" w:semiHidden="1" w:unhideWhenUsed="1"/>
-    <w:lsdException w:name="List Bullet 4" w:semiHidden="1" w:unhideWhenUsed="1"/>
-    <w:lsdException w:name="List Bullet 5" w:semiHidden="1" w:unhideWhenUsed="1"/>
-    <w:lsdException w:name="List Number 2" w:semiHidden="1" w:unhideWhenUsed="1"/>
-    <w:lsdException w:name="List Number 3" w:semiHidden="1" w:unhideWhenUsed="1"/>
-    <w:lsdException w:name="List Number 4" w:semiHidden="1" w:unhideWhenUsed="1"/>
-    <w:lsdException w:name="List Number 5" w:semiHidden="1" w:unhideWhenUsed="1"/>
-    <w:lsdException w:name="Title" w:uiPriority="10" w:qFormat="1"/>
-    <w:lsdException w:name="Closing" w:semiHidden="1" w:unhideWhenUsed="1"/>
-    <w:lsdException w:name="Signature" w:semiHidden="1" w:unhideWhenUsed="1"/>
-    <w:lsdException w:name="Default Paragraph Font" w:semiHidden="1" w:uiPriority="1" w:unhideWhenUsed="1"/>
-    <w:lsdException w:name="Body Text" w:semiHidden="1" w:unhideWhenUsed="1"/>
-    <w:lsdException w:name="Body Text Indent" w:semiHidden="1" w:unhideWhenUsed="1"/>
-    <w:lsdException w:name="List Continue" w:semiHidden="1" w:unhideWhenUsed="1"/>
-    <w:lsdException w:name="List Continue 2" w:semiHidden="1" w:unhideWhenUsed="1"/>
-    <w:lsdException w:name="List Continue 3" w:semiHidden="1" w:unhideWhenUsed="1"/>
-    <w:lsdException w:name="List Continue 4" w:semiHidden="1" w:unhideWhenUsed="1"/>
-    <w:lsdException w:name="List Continue 5" w:semiHidden="1" w:unhideWhenUsed="1"/>
-    <w:lsdException w:name="Message Header" w:semiHidden="1" w:unhideWhenUsed="1"/>
-    <w:lsdException w:name="Subtitle" w:uiPriority="11" w:qFormat="1"/>
-    <w:lsdException w:name="Salutation" w:semiHidden="1" w:unhideWhenUsed="1"/>
-    <w:lsdException w:name="Date" w:semiHidden="1" w:unhideWhenUsed="1"/>
-    <w:lsdException w:name="Body Text First Indent" w:semiHidden="1" w:unhideWhenUsed="1"/>
-    <w:lsdException w:name="Body Text First Indent 2" w:semiHidden="1" w:unhideWhenUsed="1"/>
-    <w:lsdException w:name="Note Heading" w:semiHidden="1" w:unhideWhenUsed="1"/>
-    <w:lsdException w:name="Body Text 2" w:semiHidden="1" w:unhideWhenUsed="1"/>
-    <w:lsdException w:name="Body Text 3" w:semiHidden="1" w:unhideWhenUsed="1"/>
-    <w:lsdException w:name="Body Text Indent 2" w:semiHidden="1" w:unhideWhenUsed="1"/>
-    <w:lsdException w:name="Body Text Indent 3" w:semiHidden="1" w:unhideWhenUsed="1"/>
-    <w:lsdException w:name="Block Text" w:semiHidden="1" w:unhideWhenUsed="1"/>
-    <w:lsdException w:name="Hyperlink" w:semiHidden="1" w:unhideWhenUsed="1"/>
-    <w:lsdException w:name="FollowedHyperlink" w:semiHidden="1" w:unhideWhenUsed="1"/>
-    <w:lsdException w:name="Strong" w:uiPriority="22" w:qFormat="1"/>
-    <w:lsdException w:name="Emphasis" w:uiPriority="20" w:qFormat="1"/>
-    <w:lsdException w:name="Document Map" w:semiHidden="1" w:unhideWhenUsed="1"/>
-    <w:lsdException w:name="Plain Text" w:semiHidden="1" w:unhideWhenUsed="1"/>
-    <w:lsdException w:name="E-mail Signature" w:semiHidden="1" w:unhideWhenUsed="1"/>
-    <w:lsdException w:name="HTML Top of Form" w:semiHidden="1" w:unhideWhenUsed="1"/>
-    <w:lsdException w:name="HTML Bottom of Form" w:semiHidden="1" w:unhideWhenUsed="1"/>
-    <w:lsdException w:name="Normal (Web)" w:semiHidden="1" w:unhideWhenUsed="1"/>
-    <w:lsdException w:name="HTML Acronym" w:semiHidden="1" w:unhideWhenUsed="1"/>
-    <w:lsdException w:name="HTML Address" w:semiHidden="1" w:unhideWhenUsed="1"/>
-    <w:lsdException w:name="HTML Cite" w:semiHidden="1" w:unhideWhenUsed="1"/>
-    <w:lsdException w:name="HTML Code" w:semiHidden="1" w:unhideWhenUsed="1"/>
-    <w:lsdException w:name="HTML Definition" w:semiHidden="1" w:unhideWhenUsed="1"/>
-    <w:lsdException w:name="HTML Keyboard" w:semiHidden="1" w:unhideWhenUsed="1"/>
-    <w:lsdException w:name="HTML Preformatted" w:semiHidden="1" w:unhideWhenUsed="1"/>
-    <w:lsdException w:name="HTML Sample" w:semiHidden="1" w:unhideWhenUsed="1"/>
-    <w:lsdException w:name="HTML Typewriter" w:semiHidden="1" w:unhideWhenUsed="1"/>
-    <w:lsdException w:name="HTML Variable" w:semiHidden="1" w:unhideWhenUsed="1"/>
-    <w:lsdException w:name="Normal Table" w:semiHidden="1" w:unhideWhenUsed="1"/>
-    <w:lsdException w:name="annotation subject" w:semiHidden="1" w:unhideWhenUsed="1"/>
-    <w:lsdException w:name="No List" w:semiHidden="1" w:unhideWhenUsed="1"/>
-    <w:lsdException w:name="Outline List 1" w:semiHidden="1" w:unhideWhenUsed="1"/>
-    <w:lsdException w:name="Outline List 2" w:semiHidden="1" w:unhideWhenUsed="1"/>
-    <w:lsdException w:name="Outline List 3" w:semiHidden="1" w:unhideWhenUsed="1"/>
-    <w:lsdException w:name="Table Simple 1" w:semiHidden="1" w:unhideWhenUsed="1"/>
-    <w:lsdException w:name="Table Simple 2" w:semiHidden="1" w:unhideWhenUsed="1"/>
-    <w:lsdException w:name="Table Simple 3" w:semiHidden="1" w:unhideWhenUsed="1"/>
-    <w:lsdException w:name="Table Classic 1" w:semiHidden="1" w:unhideWhenUsed="1"/>
-    <w:lsdException w:name="Table Classic 2" w:semiHidden="1" w:unhideWhenUsed="1"/>
-    <w:lsdException w:name="Table Classic 3" w:semiHidden="1" w:unhideWhenUsed="1"/>
-    <w:lsdException w:name="Table Classic 4" w:semiHidden="1" w:unhideWhenUsed="1"/>
-    <w:lsdException w:name="Table Colorful 1" w:semiHidden="1" w:unhideWhenUsed="1"/>
-    <w:lsdException w:name="Table Colorful 2" w:semiHidden="1" w:unhideWhenUsed="1"/>
-    <w:lsdException w:name="Table Colorful 3" w:semiHidden="1" w:unhideWhenUsed="1"/>
-    <w:lsdException w:name="Table Columns 1" w:semiHidden="1" w:unhideWhenUsed="1"/>
-    <w:lsdException w:name="Table Columns 2" w:semiHidden="1" w:unhideWhenUsed="1"/>
-    <w:lsdException w:name="Table Columns 3" w:semiHidden="1" w:unhideWhenUsed="1"/>
-    <w:lsdException w:name="Table Columns 4" w:semiHidden="1" w:unhideWhenUsed="1"/>
-    <w:lsdException w:name="Table Columns 5" w:semiHidden="1" w:unhideWhenUsed="1"/>
-    <w:lsdException w:name="Table Grid 1" w:semiHidden="1" w:unhideWhenUsed="1"/>
-    <w:lsdException w:name="Table Grid 2" w:semiHidden="1" w:unhideWhenUsed="1"/>
-    <w:lsdException w:name="Table Grid 3" w:semiHidden="1" w:unhideWhenUsed="1"/>
-    <w:lsdException w:name="Table Grid 4" w:semiHidden="1" w:unhideWhenUsed="1"/>
-    <w:lsdException w:name="Table Grid 5" w:semiHidden="1" w:unhideWhenUsed="1"/>
-    <w:lsdException w:name="Table Grid 6" w:semiHidden="1" w:unhideWhenUsed="1"/>
-    <w:lsdException w:name="Table Grid 7" w:semiHidden="1" w:unhideWhenUsed="1"/>
-    <w:lsdException w:name="Table Grid 8" w:semiHidden="1" w:unhideWhenUsed="1"/>
-    <w:lsdException w:name="Table List 1" w:semiHidden="1" w:unhideWhenUsed="1"/>
-    <w:lsdException w:name="Table List 2" w:semiHidden="1" w:unhideWhenUsed="1"/>
-    <w:lsdException w:name="Table List 3" w:semiHidden="1" w:unhideWhenUsed="1"/>
-    <w:lsdException w:name="Table List 4" w:semiHidden="1" w:unhideWhenUsed="1"/>
-    <w:lsdException w:name="Table List 5" w:semiHidden="1" w:unhideWhenUsed="1"/>
-    <w:lsdException w:name="Table List 6" w:semiHidden="1" w:unhideWhenUsed="1"/>
-    <w:lsdException w:name="Table List 7" w:semiHidden="1" w:unhideWhenUsed="1"/>
-    <w:lsdException w:name="Table List 8" w:semiHidden="1" w:unhideWhenUsed="1"/>
-    <w:lsdException w:name="Table 3D effects 1" w:semiHidden="1" w:unhideWhenUsed="1"/>
-    <w:lsdException w:name="Table 3D effects 2" w:semiHidden="1" w:unhideWhenUsed="1"/>
-    <w:lsdException w:name="Table 3D effects 3" w:semiHidden="1" w:unhideWhenUsed="1"/>
-    <w:lsdException w:name="Table Contemporary" w:semiHidden="1" w:unhideWhenUsed="1"/>
-    <w:lsdException w:name="Table Elegant" w:semiHidden="1" w:unhideWhenUsed="1"/>
-    <w:lsdException w:name="Table Professional" w:semiHidden="1" w:unhideWhenUsed="1"/>
-    <w:lsdException w:name="Table Subtle 1" w:semiHidden="1" w:unhideWhenUsed="1"/>
-    <w:lsdException w:name="Table Subtle 2" w:semiHidden="1" w:unhideWhenUsed="1"/>
-    <w:lsdException w:name="Table Web 1" w:semiHidden="1" w:unhideWhenUsed="1"/>
-    <w:lsdException w:name="Table Web 2" w:semiHidden="1" w:unhideWhenUsed="1"/>
-    <w:lsdException w:name="Table Web 3" w:semiHidden="1" w:unhideWhenUsed="1"/>
-    <w:lsdException w:name="Balloon Text" w:semiHidden="1" w:unhideWhenUsed="1"/>
-    <w:lsdException w:name="Table Grid" w:uiPriority="39"/>
-    <w:lsdException w:name="Table Theme" w:semiHidden="1" w:unhideWhenUsed="1"/>
-    <w:lsdException w:name="Placeholder Text" w:semiHidden="1"/>
-    <w:lsdException w:name="No Spacing" w:uiPriority="1" w:qFormat="1"/>
-    <w:lsdException w:name="Light Shading" w:uiPriority="60"/>
-    <w:lsdException w:name="Light List" w:uiPriority="61"/>
-    <w:lsdException w:name="Light Grid" w:uiPriority="62"/>
-    <w:lsdException w:name="Medium Shading 1" w:uiPriority="63"/>
-    <w:lsdException w:name="Medium Shading 2" w:uiPriority="64"/>
-    <w:lsdException w:name="Medium List 1" w:uiPriority="65"/>
-    <w:lsdException w:name="Medium List 2" w:uiPriority="66"/>
-    <w:lsdException w:name="Medium Grid 1" w:uiPriority="67"/>
-    <w:lsdException w:name="Medium Grid 2" w:uiPriority="68"/>
-    <w:lsdException w:name="Medium Grid 3" w:uiPriority="69"/>
-    <w:lsdException w:name="Dark List" w:uiPriority="70"/>
-    <w:lsdException w:name="Colorful Shading" w:uiPriority="71"/>
-    <w:lsdException w:name="Colorful List" w:uiPriority="72"/>
-    <w:lsdException w:name="Colorful Grid" w:uiPriority="73"/>
-    <w:lsdException w:name="Light Shading Accent 1" w:uiPriority="60"/>
-    <w:lsdException w:name="Light List Accent 1" w:uiPriority="61"/>
-    <w:lsdException w:name="Light Grid Accent 1" w:uiPriority="62"/>
-    <w:lsdException w:name="Medium Shading 1 Accent 1" w:uiPriority="63"/>
-    <w:lsdException w:name="Medium Shading 2 Accent 1" w:uiPriority="64"/>
-    <w:lsdException w:name="Medium List 1 Accent 1" w:uiPriority="65"/>
-    <w:lsdException w:name="Revision" w:semiHidden="1"/>
-    <w:lsdException w:name="List Paragraph" w:uiPriority="34" w:qFormat="1"/>
-    <w:lsdException w:name="Quote" w:uiPriority="29" w:qFormat="1"/>
-    <w:lsdException w:name="Intense Quote" w:uiPriority="30" w:qFormat="1"/>
-    <w:lsdException w:name="Medium List 2 Accent 1" w:uiPriority="66"/>
-    <w:lsdException w:name="Medium Grid 1 Accent 1" w:uiPriority="67"/>
-    <w:lsdException w:name="Medium Grid 2 Accent 1" w:uiPriority="68"/>
-    <w:lsdException w:name="Medium Grid 3 Accent 1" w:uiPriority="69"/>
-    <w:lsdException w:name="Dark List Accent 1" w:uiPriority="70"/>
-    <w:lsdException w:name="Colorful Shading Accent 1" w:uiPriority="71"/>
-    <w:lsdException w:name="Colorful List Accent 1" w:uiPriority="72"/>
-    <w:lsdException w:name="Colorful Grid Accent 1" w:uiPriority="73"/>
-    <w:lsdException w:name="Light Shading Accent 2" w:uiPriority="60"/>
-    <w:lsdException w:name="Light List Accent 2" w:uiPriority="61"/>
-    <w:lsdException w:name="Light Grid Accent 2" w:uiPriority="62"/>
-    <w:lsdException w:name="Medium Shading 1 Accent 2" w:uiPriority="63"/>
-    <w:lsdException w:name="Medium Shading 2 Accent 2" w:uiPriority="64"/>
-    <w:lsdException w:name="Medium List 1 Accent 2" w:uiPriority="65"/>
-    <w:lsdException w:name="Medium List 2 Accent 2" w:uiPriority="66"/>
-    <w:lsdException w:name="Medium Grid 1 Accent 2" w:uiPriority="67"/>
-    <w:lsdException w:name="Medium Grid 2 Accent 2" w:uiPriority="68"/>
-    <w:lsdException w:name="Medium Grid 3 Accent 2" w:uiPriority="69"/>
-    <w:lsdException w:name="Dark List Accent 2" w:uiPriority="70"/>
-    <w:lsdException w:name="Colorful Shading Accent 2" w:uiPriority="71"/>
-    <w:lsdException w:name="Colorful List Accent 2" w:uiPriority="72"/>
-    <w:lsdException w:name="Colorful Grid Accent 2" w:uiPriority="73"/>
-    <w:lsdException w:name="Light Shading Accent 3" w:uiPriority="60"/>
-    <w:lsdException w:name="Light List Accent 3" w:uiPriority="61"/>
-    <w:lsdException w:name="Light Grid Accent 3" w:uiPriority="62"/>
-    <w:lsdException w:name="Medium Shading 1 Accent 3" w:uiPriority="63"/>
-    <w:lsdException w:name="Medium Shading 2 Accent 3" w:uiPriority="64"/>
-    <w:lsdException w:name="Medium List 1 Accent 3" w:uiPriority="65"/>
-    <w:lsdException w:name="Medium List 2 Accent 3" w:uiPriority="66"/>
-    <w:lsdException w:name="Medium Grid 1 Accent 3" w:uiPriority="67"/>
-    <w:lsdException w:name="Medium Grid 2 Accent 3" w:uiPriority="68"/>
-    <w:lsdException w:name="Medium Grid 3 Accent 3" w:uiPriority="69"/>
-    <w:lsdException w:name="Dark List Accent 3" w:uiPriority="70"/>
-    <w:lsdException w:name="Colorful Shading Accent 3" w:uiPriority="71"/>
-    <w:lsdException w:name="Colorful List Accent 3" w:uiPriority="72"/>
-    <w:lsdException w:name="Colorful Grid Accent 3" w:uiPriority="73"/>
-    <w:lsdException w:name="Light Shading Accent 4" w:uiPriority="60"/>
-    <w:lsdException w:name="Light List Accent 4" w:uiPriority="61"/>
-    <w:lsdException w:name="Light Grid Accent 4" w:uiPriority="62"/>
-    <w:lsdException w:name="Medium Shading 1 Accent 4" w:uiPriority="63"/>
-    <w:lsdException w:name="Medium Shading 2 Accent 4" w:uiPriority="64"/>
-    <w:lsdException w:name="Medium List 1 Accent 4" w:uiPriority="65"/>
-    <w:lsdException w:name="Medium List 2 Accent 4" w:uiPriority="66"/>
-    <w:lsdException w:name="Medium Grid 1 Accent 4" w:uiPriority="67"/>
-    <w:lsdException w:name="Medium Grid 2 Accent 4" w:uiPriority="68"/>
-    <w:lsdException w:name="Medium Grid 3 Accent 4" w:uiPriority="69"/>
-    <w:lsdException w:name="Dark List Accent 4" w:uiPriority="70"/>
-    <w:lsdException w:name="Colorful Shading Accent 4" w:uiPriority="71"/>
-    <w:lsdException w:name="Colorful List Accent 4" w:uiPriority="72"/>
-    <w:lsdException w:name="Colorful Grid Accent 4" w:uiPriority="73"/>
-    <w:lsdException w:name="Light Shading Accent 5" w:uiPriority="60"/>
-    <w:lsdException w:name="Light List Accent 5" w:uiPriority="61"/>
-    <w:lsdException w:name="Light Grid Accent 5" w:uiPriority="62"/>
-    <w:lsdException w:name="Medium Shading 1 Accent 5" w:uiPriority="63"/>
-    <w:lsdException w:name="Medium Shading 2 Accent 5" w:uiPriority="64"/>
-    <w:lsdException w:name="Medium List 1 Accent 5" w:uiPriority="65"/>
-    <w:lsdException w:name="Medium List 2 Accent 5" w:uiPriority="66"/>
-    <w:lsdException w:name="Medium Grid 1 Accent 5" w:uiPriority="67"/>
-    <w:lsdException w:name="Medium Grid 2 Accent 5" w:uiPriority="68"/>
-    <w:lsdException w:name="Medium Grid 3 Accent 5" w:uiPriority="69"/>
-    <w:lsdException w:name="Dark List Accent 5" w:uiPriority="70"/>
-    <w:lsdException w:name="Colorful Shading Accent 5" w:uiPriority="71"/>
-    <w:lsdException w:name="Colorful List Accent 5" w:uiPriority="72"/>
-    <w:lsdException w:name="Colorful Grid Accent 5" w:uiPriority="73"/>
-    <w:lsdException w:name="Light Shading Accent 6" w:uiPriority="60"/>
-    <w:lsdException w:name="Light List Accent 6" w:uiPriority="61"/>
-    <w:lsdException w:name="Light Grid Accent 6" w:uiPriority="62"/>
-    <w:lsdException w:name="Medium Shading 1 Accent 6" w:uiPriority="63"/>
-    <w:lsdException w:name="Medium Shading 2 Accent 6" w:uiPriority="64"/>
-    <w:lsdException w:name="Medium List 1 Accent 6" w:uiPriority="65"/>
-    <w:lsdException w:name="Medium List 2 Accent 6" w:uiPriority="66"/>
-    <w:lsdException w:name="Medium Grid 1 Accent 6" w:uiPriority="67"/>
-    <w:lsdException w:name="Medium Grid 2 Accent 6" w:uiPriority="68"/>
-    <w:lsdException w:name="Medium Grid 3 Accent 6" w:uiPriority="69"/>
-    <w:lsdException w:name="Dark List Accent 6" w:uiPriority="70"/>
-    <w:lsdException w:name="Colorful Shading Accent 6" w:uiPriority="71"/>
-    <w:lsdException w:name="Colorful List Accent 6" w:uiPriority="72"/>
-    <w:lsdException w:name="Colorful Grid Accent 6" w:uiPriority="73"/>
-    <w:lsdException w:name="Subtle Emphasis" w:uiPriority="19" w:qFormat="1"/>
-    <w:lsdException w:name="Intense Emphasis" w:uiPriority="21" w:qFormat="1"/>
-    <w:lsdException w:name="Subtle Reference" w:uiPriority="31" w:qFormat="1"/>
-    <w:lsdException w:name="Intense Reference" w:uiPriority="32" w:qFormat="1"/>
-    <w:lsdException w:name="Book Title" w:uiPriority="33" w:qFormat="1"/>
-    <w:lsdException w:name="Bibliography" w:semiHidden="1" w:uiPriority="37" w:unhideWhenUsed="1"/>
-    <w:lsdException w:name="TOC Heading" w:semiHidden="1" w:uiPriority="39" w:unhideWhenUsed="1" w:qFormat="1"/>
-    <w:lsdException w:name="Plain Table 1" w:uiPriority="41"/>
-    <w:lsdException w:name="Plain Table 2" w:uiPriority="42"/>
-    <w:lsdException w:name="Plain Table 3" w:uiPriority="43"/>
-    <w:lsdException w:name="Plain Table 4" w:uiPriority="44"/>
-    <w:lsdException w:name="Plain Table 5" w:uiPriority="45"/>
-    <w:lsdException w:name="Grid Table Light" w:uiPriority="40"/>
-    <w:lsdException w:name="Grid Table 1 Light" w:uiPriority="46"/>
-    <w:lsdException w:name="Grid Table 2" w:uiPriority="47"/>
-    <w:lsdException w:name="Grid Table 3" w:uiPriority="48"/>
-    <w:lsdException w:name="Grid Table 4" w:uiPriority="49"/>
-    <w:lsdException w:name="Grid Table 5 Dark" w:uiPriority="50"/>
-    <w:lsdException w:name="Grid Table 6 Colorful" w:uiPriority="51"/>
-    <w:lsdException w:name="Grid Table 7 Colorful" w:uiPriority="52"/>
-    <w:lsdException w:name="Grid Table 1 Light Accent 1" w:uiPriority="46"/>
-    <w:lsdException w:name="Grid Table 2 Accent 1" w:uiPriority="47"/>
-    <w:lsdException w:name="Grid Table 3 Accent 1" w:uiPriority="48"/>
-    <w:lsdException w:name="Grid Table 4 Accent 1" w:uiPriority="49"/>
-    <w:lsdException w:name="Grid Table 5 Dark Accent 1" w:uiPriority="50"/>
-    <w:lsdException w:name="Grid Table 6 Colorful Accent 1" w:uiPriority="51"/>
-    <w:lsdException w:name="Grid Table 7 Colorful Accent 1" w:uiPriority="52"/>
-    <w:lsdException w:name="Grid Table 1 Light Accent 2" w:uiPriority="46"/>
-    <w:lsdException w:name="Grid Table 2 Accent 2" w:uiPriority="47"/>
-    <w:lsdException w:name="Grid Table 3 Accent 2" w:uiPriority="48"/>
-    <w:lsdException w:name="Grid Table 4 Accent 2" w:uiPriority="49"/>
-    <w:lsdException w:name="Grid Table 5 Dark Accent 2" w:uiPriority="50"/>
-    <w:lsdException w:name="Grid Table 6 Colorful Accent 2" w:uiPriority="51"/>
-    <w:lsdException w:name="Grid Table 7 Colorful Accent 2" w:uiPriority="52"/>
-    <w:lsdException w:name="Grid Table 1 Light Accent 3" w:uiPriority="46"/>
-    <w:lsdException w:name="Grid Table 2 Accent 3" w:uiPriority="47"/>
-    <w:lsdException w:name="Grid Table 3 Accent 3" w:uiPriority="48"/>
-    <w:lsdException w:name="Grid Table 4 Accent 3" w:uiPriority="49"/>
-    <w:lsdException w:name="Grid Table 5 Dark Accent 3" w:uiPriority="50"/>
-    <w:lsdException w:name="Grid Table 6 Colorful Accent 3" w:uiPriority="51"/>
-    <w:lsdException w:name="Grid Table 7 Colorful Accent 3" w:uiPriority="52"/>
-    <w:lsdException w:name="Grid Table 1 Light Accent 4" w:uiPriority="46"/>
-    <w:lsdException w:name="Grid Table 2 Accent 4" w:uiPriority="47"/>
-    <w:lsdException w:name="Grid Table 3 Accent 4" w:uiPriority="48"/>
-    <w:lsdException w:name="Grid Table 4 Accent 4" w:uiPriority="49"/>
-    <w:lsdException w:name="Grid Table 5 Dark Accent 4" w:uiPriority="50"/>
-    <w:lsdException w:name="Grid Table 6 Colorful Accent 4" w:uiPriority="51"/>
-    <w:lsdException w:name="Grid Table 7 Colorful Accent 4" w:uiPriority="52"/>
-    <w:lsdException w:name="Grid Table 1 Light Accent 5" w:uiPriority="46"/>
-    <w:lsdException w:name="Grid Table 2 Accent 5" w:uiPriority="47"/>
-    <w:lsdException w:name="Grid Table 3 Accent 5" w:uiPriority="48"/>
-    <w:lsdException w:name="Grid Table 4 Accent 5" w:uiPriority="49"/>
-    <w:lsdException w:name="Grid Table 5 Dark Accent 5" w:uiPriority="50"/>
-    <w:lsdException w:name="Grid Table 6 Colorful Accent 5" w:uiPriority="51"/>
-    <w:lsdException w:name="Grid Table 7 Colorful Accent 5" w:uiPriority="52"/>
-    <w:lsdException w:name="Grid Table 1 Light Accent 6" w:uiPriority="46"/>
-    <w:lsdException w:name="Grid Table 2 Accent 6" w:uiPriority="47"/>
-    <w:lsdException w:name="Grid Table 3 Accent 6" w:uiPriority="48"/>
-    <w:lsdException w:name="Grid Table 4 Accent 6" w:uiPriority="49"/>
-    <w:lsdException w:name="Grid Table 5 Dark Accent 6" w:uiPriority="50"/>
-    <w:lsdException w:name="Grid Table 6 Colorful Accent 6" w:uiPriority="51"/>
-    <w:lsdException w:name="Grid Table 7 Colorful Accent 6" w:uiPriority="52"/>
-    <w:lsdException w:name="List Table 1 Light" w:uiPriority="46"/>
-    <w:lsdException w:name="List Table 2" w:uiPriority="47"/>
-    <w:lsdException w:name="List Table 3" w:uiPriority="48"/>
-    <w:lsdException w:name="List Table 4" w:uiPriority="49"/>
-    <w:lsdException w:name="List Table 5 Dark" w:uiPriority="50"/>
-    <w:lsdException w:name="List Table 6 Colorful" w:uiPriority="51"/>
-    <w:lsdException w:name="List Table 7 Colorful" w:uiPriority="52"/>
-    <w:lsdException w:name="List Table 1 Light Accent 1" w:uiPriority="46"/>
-    <w:lsdException w:name="List Table 2 Accent 1" w:uiPriority="47"/>
-    <w:lsdException w:name="List Table 3 Accent 1" w:uiPriority="48"/>
-    <w:lsdException w:name="List Table 4 Accent 1" w:uiPriority="49"/>
-    <w:lsdException w:name="List Table 5 Dark Accent 1" w:uiPriority="50"/>
-    <w:lsdException w:name="List Table 6 Colorful Accent 1" w:uiPriority="51"/>
-    <w:lsdException w:name="List Table 7 Colorful Accent 1" w:uiPriority="52"/>
-    <w:lsdException w:name="List Table 1 Light Accent 2" w:uiPriority="46"/>
-    <w:lsdException w:name="List Table 2 Accent 2" w:uiPriority="47"/>
-    <w:lsdException w:name="List Table 3 Accent 2" w:uiPriority="48"/>
-    <w:lsdException w:name="List Table 4 Accent 2" w:uiPriority="49"/>
-    <w:lsdException w:name="List Table 5 Dark Accent 2" w:uiPriority="50"/>
-    <w:lsdException w:name="List Table 6 Colorful Accent 2" w:uiPriority="51"/>
-    <w:lsdException w:name="List Table 7 Colorful Accent 2" w:uiPriority="52"/>
-    <w:lsdException w:name="List Table 1 Light Accent 3" w:uiPriority="46"/>
-    <w:lsdException w:name="List Table 2 Accent 3" w:uiPriority="47"/>
-    <w:lsdException w:name="List Table 3 Accent 3" w:uiPriority="48"/>
-    <w:lsdException w:name="List Table 4 Accent 3" w:uiPriority="49"/>
-    <w:lsdException w:name="List Table 5 Dark Accent 3" w:uiPriority="50"/>
-    <w:lsdException w:name="List Table 6 Colorful Accent 3" w:uiPriority="51"/>
-    <w:lsdException w:name="List Table 7 Colorful Accent 3" w:uiPriority="52"/>
-    <w:lsdException w:name="List Table 1 Light Accent 4" w:uiPriority="46"/>
-    <w:lsdException w:name="List Table 2 Accent 4" w:uiPriority="47"/>
-    <w:lsdException w:name="List Table 3 Accent 4" w:uiPriority="48"/>
-    <w:lsdException w:name="List Table 4 Accent 4" w:uiPriority="49"/>
-    <w:lsdException w:name="List Table 5 Dark Accent 4" w:uiPriority="50"/>
-    <w:lsdException w:name="List Table 6 Colorful Accent 4" w:uiPriority="51"/>
-    <w:lsdException w:name="List Table 7 Colorful Accent 4" w:uiPriority="52"/>
-    <w:lsdException w:name="List Table 1 Light Accent 5" w:uiPriority="46"/>
-    <w:lsdException w:name="List Table 2 Accent 5" w:uiPriority="47"/>
-    <w:lsdException w:name="List Table 3 Accent 5" w:uiPriority="48"/>
-    <w:lsdException w:name="List Table 4 Accent 5" w:uiPriority="49"/>
-    <w:lsdException w:name="List Table 5 Dark Accent 5" w:uiPriority="50"/>
-    <w:lsdException w:name="List Table 6 Colorful Accent 5" w:uiPriority="51"/>
-    <w:lsdException w:name="List Table 7 Colorful Accent 5" w:uiPriority="52"/>
-    <w:lsdException w:name="List Table 1 Light Accent 6" w:uiPriority="46"/>
-    <w:lsdException w:name="List Table 2 Accent 6" w:uiPriority="47"/>
-    <w:lsdException w:name="List Table 3 Accent 6" w:uiPriority="48"/>
-    <w:lsdException w:name="List Table 4 Accent 6" w:uiPriority="49"/>
-    <w:lsdException w:name="List Table 5 Dark Accent 6" w:uiPriority="50"/>
-    <w:lsdException w:name="List Table 6 Colorful Accent 6" w:uiPriority="51"/>
-    <w:lsdException w:name="List Table 7 Colorful Accent 6" w:uiPriority="52"/>
-    <w:lsdException w:name="Mention" w:semiHidden="1" w:unhideWhenUsed="1"/>
-    <w:lsdException w:name="Smart Hyperlink" w:semiHidden="1" w:unhideWhenUsed="1"/>
-    <w:lsdException w:name="Hashtag" w:semiHidden="1" w:unhideWhenUsed="1"/>
-    <w:lsdException w:name="Unresolved Mention" w:semiHidden="1" w:unhideWhenUsed="1"/>
-    <w:lsdException w:name="Smart Link" w:semiHidden="1" w:unhideWhenUsed="1"/>
-  </w:latentStyles>
-  <w:style w:type="paragraph" w:default="1" w:styleId="Normal">
-    <w:name w:val="Normal"/>
-    <w:qFormat/>
-    <w:rsid w:val="0095611B"/>
-    <w:rPr>
-      <w:rFonts w:cs="Times New Roman"/>
-      <w:sz w:val="3276"/>
-      <w:szCs w:val="3276"/>
-    </w:rPr>
-  </w:style>
-  <w:style w:type="character" w:default="1" w:styleId="DefaultParagraphFont">
-    <w:name w:val="Default Paragraph Font"/>
-    <w:uiPriority w:val="1"/>
-    <w:semiHidden/>
-    <w:unhideWhenUsed/>
-  </w:style>
-  <w:style w:type="table" w:default="1" w:styleId="TableNormal">
-    <w:name w:val="Normal Table"/>
-    <w:uiPriority w:val="99"/>
-    <w:semiHidden/>
-    <w:unhideWhenUsed/>
-    <w:tblPr>
-      <w:tblInd w:w="0" w:type="dxa"/>
-      <w:tblCellMar>
-        <w:top w:w="0" w:type="dxa"/>
-        <w:left w:w="108" w:type="dxa"/>
-        <w:bottom w:w="0" w:type="dxa"/>
-        <w:right w:w="108" w:type="dxa"/>
-      </w:tblCellMar>
-    </w:tblPr>
-  </w:style>
-  <w:style w:type="numbering" w:default="1" w:styleId="NoList">
-    <w:name w:val="No List"/>
-    <w:uiPriority w:val="99"/>
-    <w:semiHidden/>
-    <w:unhideWhenUsed/>
-  </w:style>
-  <w:style w:type="character" w:styleId="PlaceholderText">
-    <w:name w:val="Placeholder Text"/>
-    <w:basedOn w:val="DefaultParagraphFont"/>
-    <w:uiPriority w:val="99"/>
-    <w:semiHidden/>
-    <w:rsid w:val="00477EF3"/>
-    <w:rPr>
-      <w:color w:val="595959" w:themeColor="text1" w:themeTint="A6"/>
-    </w:rPr>
-  </w:style>
-  <w:style w:type="paragraph" w:customStyle="1" w:styleId="2A7FE13776C34332BE4AA02B049A72E6">
-    <w:name w:val="2A7FE13776C34332BE4AA02B049A72E6"/>
-    <w:rsid w:val="004F314B"/>
-    <w:rPr>
-      <w:lang w:val="en-AU" w:eastAsia="en-AU"/>
-    </w:rPr>
-  </w:style>
-</w:styles>
-</file>
-
-<file path=word/glossary/webSettings.xml><?xml version="1.0" encoding="utf-8"?>
-<w:webSettings xmlns:mc="http://schemas.openxmlformats.org/markup-compatibility/2006" xmlns:r="http://schemas.openxmlformats.org/officeDocument/2006/relationships" xmlns:w="http://schemas.openxmlformats.org/wordprocessingml/2006/main" xmlns:w14="http://schemas.microsoft.com/office/word/2010/wordml" xmlns:w15="http://schemas.microsoft.com/office/word/2012/wordml" xmlns:w16cex="http://schemas.microsoft.com/office/word/2018/wordml/cex" xmlns:w16cid="http://schemas.microsoft.com/office/word/2016/wordml/cid" xmlns:w16="http://schemas.microsoft.com/office/word/2018/wordml" xmlns:w16sdtdh="http://schemas.microsoft.com/office/word/2020/wordml/sdtdatahash" xmlns:w16se="http://schemas.microsoft.com/office/word/2015/wordml/symex" mc:Ignorable="w14 w15 w16se w16cid w16 w16cex w16sdtdh">
-  <w:optimizeForBrowser/>
-  <w:allowPNG/>
-</w:webSettings>
-</file>
-
 <file path=word/theme/theme11.xml><?xml version="1.0" encoding="utf-8"?>
 <a:theme xmlns:a="http://schemas.openxmlformats.org/drawingml/2006/main" name="Office Theme">
   <a:themeElements>
@@ -22322,359 +21695,6 @@
 </a:theme>
 </file>
 
-<file path=customXml/item1.xml><?xml version="1.0" encoding="utf-8"?>
-<ct:contentTypeSchema xmlns:ct="http://schemas.microsoft.com/office/2006/metadata/contentType" xmlns:ma="http://schemas.microsoft.com/office/2006/metadata/properties/metaAttributes" ct:_="" ma:_="" ma:contentTypeName="Document" ma:contentTypeID="0x01010079F111ED35F8CC479449609E8A0923A6" ma:contentTypeVersion="28" ma:contentTypeDescription="Create a new document." ma:contentTypeScope="" ma:versionID="60f5a4f2d2b0abadcf532d48ebf9cb71">
-  <xsd:schema xmlns:xsd="http://www.w3.org/2001/XMLSchema" xmlns:xs="http://www.w3.org/2001/XMLSchema" xmlns:p="http://schemas.microsoft.com/office/2006/metadata/properties" xmlns:ns1="http://schemas.microsoft.com/sharepoint/v3" xmlns:ns2="71af3243-3dd4-4a8d-8c0d-dd76da1f02a5" xmlns:ns3="16c05727-aa75-4e4a-9b5f-8a80a1165891" xmlns:ns4="230e9df3-be65-4c73-a93b-d1236ebd677e" targetNamespace="http://schemas.microsoft.com/office/2006/metadata/properties" ma:root="true" ma:fieldsID="7dd78129e6a1811f84807ad11c651531" ns1:_="" ns2:_="" ns3:_="" ns4:_="">
-    <xsd:import namespace="http://schemas.microsoft.com/sharepoint/v3"/>
-    <xsd:import namespace="71af3243-3dd4-4a8d-8c0d-dd76da1f02a5"/>
-    <xsd:import namespace="16c05727-aa75-4e4a-9b5f-8a80a1165891"/>
-    <xsd:import namespace="230e9df3-be65-4c73-a93b-d1236ebd677e"/>
-    <xsd:element name="properties">
-      <xsd:complexType>
-        <xsd:sequence>
-          <xsd:element name="documentManagement">
-            <xsd:complexType>
-              <xsd:all>
-                <xsd:element ref="ns2:Status" minOccurs="0"/>
-                <xsd:element ref="ns2:Image" minOccurs="0"/>
-                <xsd:element ref="ns2:MediaServiceMetadata" minOccurs="0"/>
-                <xsd:element ref="ns2:MediaServiceFastMetadata" minOccurs="0"/>
-                <xsd:element ref="ns2:MediaServiceOCR" minOccurs="0"/>
-                <xsd:element ref="ns2:MediaServiceAutoTags" minOccurs="0"/>
-                <xsd:element ref="ns2:MediaServiceEventHashCode" minOccurs="0"/>
-                <xsd:element ref="ns2:MediaServiceGenerationTime" minOccurs="0"/>
-                <xsd:element ref="ns3:SharedWithUsers" minOccurs="0"/>
-                <xsd:element ref="ns3:SharedWithDetails" minOccurs="0"/>
-                <xsd:element ref="ns2:MediaServiceAutoKeyPoints" minOccurs="0"/>
-                <xsd:element ref="ns2:MediaServiceKeyPoints" minOccurs="0"/>
-                <xsd:element ref="ns2:MediaServiceDateTaken" minOccurs="0"/>
-                <xsd:element ref="ns1:_ip_UnifiedCompliancePolicyProperties" minOccurs="0"/>
-                <xsd:element ref="ns1:_ip_UnifiedCompliancePolicyUIAction" minOccurs="0"/>
-                <xsd:element ref="ns4:TaxCatchAll" minOccurs="0"/>
-                <xsd:element ref="ns2:ImageTagsTaxHTField" minOccurs="0"/>
-                <xsd:element ref="ns2:MediaServiceLocation" minOccurs="0"/>
-                <xsd:element ref="ns2:MediaLengthInSeconds" minOccurs="0"/>
-                <xsd:element ref="ns2:Background" minOccurs="0"/>
-                <xsd:element ref="ns2:MediaServiceSearchProperties" minOccurs="0"/>
-                <xsd:element ref="ns2:MediaServiceDocTags" minOccurs="0"/>
-                <xsd:element ref="ns2:MediaServiceObjectDetectorVersions" minOccurs="0"/>
-                <xsd:element ref="ns2:MediaServiceSystemTags" minOccurs="0"/>
-              </xsd:all>
-            </xsd:complexType>
-          </xsd:element>
-        </xsd:sequence>
-      </xsd:complexType>
-    </xsd:element>
-  </xsd:schema>
-  <xsd:schema xmlns:xsd="http://www.w3.org/2001/XMLSchema" xmlns:xs="http://www.w3.org/2001/XMLSchema" xmlns:dms="http://schemas.microsoft.com/office/2006/documentManagement/types" xmlns:pc="http://schemas.microsoft.com/office/infopath/2007/PartnerControls" targetNamespace="http://schemas.microsoft.com/sharepoint/v3" elementFormDefault="qualified">
-    <xsd:import namespace="http://schemas.microsoft.com/office/2006/documentManagement/types"/>
-    <xsd:import namespace="http://schemas.microsoft.com/office/infopath/2007/PartnerControls"/>
-    <xsd:element name="_ip_UnifiedCompliancePolicyProperties" ma:index="20" nillable="true" ma:displayName="Unified Compliance Policy Properties" ma:hidden="true" ma:internalName="_ip_UnifiedCompliancePolicyProperties" ma:readOnly="false">
-      <xsd:simpleType>
-        <xsd:restriction base="dms:Note"/>
-      </xsd:simpleType>
-    </xsd:element>
-    <xsd:element name="_ip_UnifiedCompliancePolicyUIAction" ma:index="21" nillable="true" ma:displayName="Unified Compliance Policy UI Action" ma:hidden="true" ma:internalName="_ip_UnifiedCompliancePolicyUIAction" ma:readOnly="false">
-      <xsd:simpleType>
-        <xsd:restriction base="dms:Text"/>
-      </xsd:simpleType>
-    </xsd:element>
-  </xsd:schema>
-  <xsd:schema xmlns:xsd="http://www.w3.org/2001/XMLSchema" xmlns:xs="http://www.w3.org/2001/XMLSchema" xmlns:dms="http://schemas.microsoft.com/office/2006/documentManagement/types" xmlns:pc="http://schemas.microsoft.com/office/infopath/2007/PartnerControls" targetNamespace="71af3243-3dd4-4a8d-8c0d-dd76da1f02a5" elementFormDefault="qualified">
-    <xsd:import namespace="http://schemas.microsoft.com/office/2006/documentManagement/types"/>
-    <xsd:import namespace="http://schemas.microsoft.com/office/infopath/2007/PartnerControls"/>
-    <xsd:element name="Status" ma:index="2" nillable="true" ma:displayName="Status" ma:default="Not started" ma:format="Dropdown" ma:internalName="Status" ma:readOnly="false">
-      <xsd:simpleType>
-        <xsd:restriction base="dms:Choice">
-          <xsd:enumeration value="Not started"/>
-          <xsd:enumeration value="In Progress"/>
-          <xsd:enumeration value="Completed"/>
-        </xsd:restriction>
-      </xsd:simpleType>
-    </xsd:element>
-    <xsd:element name="Image" ma:index="3" nillable="true" ma:displayName="Image" ma:format="Image" ma:internalName="Image" ma:readOnly="false">
-      <xsd:complexType>
-        <xsd:complexContent>
-          <xsd:extension base="dms:URL">
-            <xsd:sequence>
-              <xsd:element name="Url" type="dms:ValidUrl" minOccurs="0" nillable="true"/>
-              <xsd:element name="Description" type="xsd:string" nillable="true"/>
-            </xsd:sequence>
-          </xsd:extension>
-        </xsd:complexContent>
-      </xsd:complexType>
-    </xsd:element>
-    <xsd:element name="MediaServiceMetadata" ma:index="8" nillable="true" ma:displayName="MediaServiceMetadata" ma:hidden="true" ma:internalName="MediaServiceMetadata" ma:readOnly="true">
-      <xsd:simpleType>
-        <xsd:restriction base="dms:Note"/>
-      </xsd:simpleType>
-    </xsd:element>
-    <xsd:element name="MediaServiceFastMetadata" ma:index="9" nillable="true" ma:displayName="MediaServiceFastMetadata" ma:hidden="true" ma:internalName="MediaServiceFastMetadata" ma:readOnly="true">
-      <xsd:simpleType>
-        <xsd:restriction base="dms:Note"/>
-      </xsd:simpleType>
-    </xsd:element>
-    <xsd:element name="MediaServiceOCR" ma:index="10" nillable="true" ma:displayName="MediaServiceOCR" ma:hidden="true" ma:internalName="MediaServiceOCR" ma:readOnly="true">
-      <xsd:simpleType>
-        <xsd:restriction base="dms:Note"/>
-      </xsd:simpleType>
-    </xsd:element>
-    <xsd:element name="MediaServiceAutoTags" ma:index="11" nillable="true" ma:displayName="MediaServiceAutoTags" ma:hidden="true" ma:internalName="MediaServiceAutoTags" ma:readOnly="true">
-      <xsd:simpleType>
-        <xsd:restriction base="dms:Text"/>
-      </xsd:simpleType>
-    </xsd:element>
-    <xsd:element name="MediaServiceEventHashCode" ma:index="12" nillable="true" ma:displayName="MediaServiceEventHashCode" ma:hidden="true" ma:internalName="MediaServiceEventHashCode" ma:readOnly="true">
-      <xsd:simpleType>
-        <xsd:restriction base="dms:Text"/>
-      </xsd:simpleType>
-    </xsd:element>
-    <xsd:element name="MediaServiceGenerationTime" ma:index="13" nillable="true" ma:displayName="MediaServiceGenerationTime" ma:hidden="true" ma:internalName="MediaServiceGenerationTime" ma:readOnly="true">
-      <xsd:simpleType>
-        <xsd:restriction base="dms:Text"/>
-      </xsd:simpleType>
-    </xsd:element>
-    <xsd:element name="MediaServiceAutoKeyPoints" ma:index="16" nillable="true" ma:displayName="MediaServiceAutoKeyPoints" ma:hidden="true" ma:internalName="MediaServiceAutoKeyPoints" ma:readOnly="true">
-      <xsd:simpleType>
-        <xsd:restriction base="dms:Note"/>
-      </xsd:simpleType>
-    </xsd:element>
-    <xsd:element name="MediaServiceKeyPoints" ma:index="17" nillable="true" ma:displayName="KeyPoints" ma:hidden="true" ma:internalName="MediaServiceKeyPoints" ma:readOnly="false">
-      <xsd:simpleType>
-        <xsd:restriction base="dms:Note"/>
-      </xsd:simpleType>
-    </xsd:element>
-    <xsd:element name="MediaServiceDateTaken" ma:index="18" nillable="true" ma:displayName="MediaServiceDateTaken" ma:hidden="true" ma:internalName="MediaServiceDateTaken" ma:readOnly="true">
-      <xsd:simpleType>
-        <xsd:restriction base="dms:Text"/>
-      </xsd:simpleType>
-    </xsd:element>
-    <xsd:element name="ImageTagsTaxHTField" ma:index="25" nillable="true" ma:taxonomy="true" ma:internalName="ImageTagsTaxHTField" ma:taxonomyFieldName="MediaServiceImageTags" ma:displayName="Image Tags" ma:readOnly="false" ma:fieldId="{5cf76f15-5ced-4ddc-b409-7134ff3c332f}" ma:taxonomyMulti="true" ma:sspId="e385fb40-52d4-4fae-9c5b-3e8ff8a5878e" ma:termSetId="09814cd3-568e-fe90-9814-8d621ff8fb84" ma:anchorId="fba54fb3-c3e1-fe81-a776-ca4b69148c4d" ma:open="true" ma:isKeyword="false">
-      <xsd:complexType>
-        <xsd:sequence>
-          <xsd:element ref="pc:Terms" minOccurs="0" maxOccurs="1"/>
-        </xsd:sequence>
-      </xsd:complexType>
-    </xsd:element>
-    <xsd:element name="MediaServiceLocation" ma:index="26" nillable="true" ma:displayName="Location" ma:hidden="true" ma:internalName="MediaServiceLocation" ma:readOnly="true">
-      <xsd:simpleType>
-        <xsd:restriction base="dms:Text"/>
-      </xsd:simpleType>
-    </xsd:element>
-    <xsd:element name="MediaLengthInSeconds" ma:index="27" nillable="true" ma:displayName="MediaLengthInSeconds" ma:hidden="true" ma:internalName="MediaLengthInSeconds" ma:readOnly="true">
-      <xsd:simpleType>
-        <xsd:restriction base="dms:Unknown"/>
-      </xsd:simpleType>
-    </xsd:element>
-    <xsd:element name="Background" ma:index="28" nillable="true" ma:displayName="Background" ma:default="0" ma:format="Dropdown" ma:internalName="Background">
-      <xsd:simpleType>
-        <xsd:restriction base="dms:Boolean"/>
-      </xsd:simpleType>
-    </xsd:element>
-    <xsd:element name="MediaServiceSearchProperties" ma:index="29" nillable="true" ma:displayName="MediaServiceSearchProperties" ma:hidden="true" ma:internalName="MediaServiceSearchProperties" ma:readOnly="true">
-      <xsd:simpleType>
-        <xsd:restriction base="dms:Note"/>
-      </xsd:simpleType>
-    </xsd:element>
-    <xsd:element name="MediaServiceDocTags" ma:index="30" nillable="true" ma:displayName="MediaServiceDocTags" ma:hidden="true" ma:internalName="MediaServiceDocTags" ma:readOnly="true">
-      <xsd:simpleType>
-        <xsd:restriction base="dms:Note"/>
-      </xsd:simpleType>
-    </xsd:element>
-    <xsd:element name="MediaServiceObjectDetectorVersions" ma:index="31" nillable="true" ma:displayName="MediaServiceObjectDetectorVersions" ma:description="" ma:hidden="true" ma:indexed="true" ma:internalName="MediaServiceObjectDetectorVersions" ma:readOnly="true">
-      <xsd:simpleType>
-        <xsd:restriction base="dms:Text"/>
-      </xsd:simpleType>
-    </xsd:element>
-    <xsd:element name="MediaServiceSystemTags" ma:index="32" nillable="true" ma:displayName="MediaServiceSystemTags" ma:hidden="true" ma:internalName="MediaServiceSystemTags" ma:readOnly="true">
-      <xsd:simpleType>
-        <xsd:restriction base="dms:Note"/>
-      </xsd:simpleType>
-    </xsd:element>
-  </xsd:schema>
-  <xsd:schema xmlns:xsd="http://www.w3.org/2001/XMLSchema" xmlns:xs="http://www.w3.org/2001/XMLSchema" xmlns:dms="http://schemas.microsoft.com/office/2006/documentManagement/types" xmlns:pc="http://schemas.microsoft.com/office/infopath/2007/PartnerControls" targetNamespace="16c05727-aa75-4e4a-9b5f-8a80a1165891" elementFormDefault="qualified">
-    <xsd:import namespace="http://schemas.microsoft.com/office/2006/documentManagement/types"/>
-    <xsd:import namespace="http://schemas.microsoft.com/office/infopath/2007/PartnerControls"/>
-    <xsd:element name="SharedWithUsers" ma:index="14" nillable="true" ma:displayName="Shared With" ma:hidden="true" ma:internalName="SharedWithUsers" ma:readOnly="true">
-      <xsd:complexType>
-        <xsd:complexContent>
-          <xsd:extension base="dms:UserMulti">
-            <xsd:sequence>
-              <xsd:element name="UserInfo" minOccurs="0" maxOccurs="unbounded">
-                <xsd:complexType>
-                  <xsd:sequence>
-                    <xsd:element name="DisplayName" type="xsd:string" minOccurs="0"/>
-                    <xsd:element name="AccountId" type="dms:UserId" minOccurs="0" nillable="true"/>
-                    <xsd:element name="AccountType" type="xsd:string" minOccurs="0"/>
-                  </xsd:sequence>
-                </xsd:complexType>
-              </xsd:element>
-            </xsd:sequence>
-          </xsd:extension>
-        </xsd:complexContent>
-      </xsd:complexType>
-    </xsd:element>
-    <xsd:element name="SharedWithDetails" ma:index="15" nillable="true" ma:displayName="Shared With Details" ma:hidden="true" ma:internalName="SharedWithDetails" ma:readOnly="true">
-      <xsd:simpleType>
-        <xsd:restriction base="dms:Note"/>
-      </xsd:simpleType>
-    </xsd:element>
-  </xsd:schema>
-  <xsd:schema xmlns:xsd="http://www.w3.org/2001/XMLSchema" xmlns:xs="http://www.w3.org/2001/XMLSchema" xmlns:dms="http://schemas.microsoft.com/office/2006/documentManagement/types" xmlns:pc="http://schemas.microsoft.com/office/infopath/2007/PartnerControls" targetNamespace="230e9df3-be65-4c73-a93b-d1236ebd677e" elementFormDefault="qualified">
-    <xsd:import namespace="http://schemas.microsoft.com/office/2006/documentManagement/types"/>
-    <xsd:import namespace="http://schemas.microsoft.com/office/infopath/2007/PartnerControls"/>
-    <xsd:element name="TaxCatchAll" ma:index="23" nillable="true" ma:displayName="Taxonomy Catch All Column" ma:hidden="true" ma:list="{3f6bfcbc-3db3-4ae6-bd76-326f0798ad28}" ma:internalName="TaxCatchAll" ma:readOnly="false" ma:showField="CatchAllData" ma:web="16c05727-aa75-4e4a-9b5f-8a80a1165891">
-      <xsd:complexType>
-        <xsd:complexContent>
-          <xsd:extension base="dms:MultiChoiceLookup">
-            <xsd:sequence>
-              <xsd:element name="Value" type="dms:Lookup" maxOccurs="unbounded" minOccurs="0" nillable="true"/>
-            </xsd:sequence>
-          </xsd:extension>
-        </xsd:complexContent>
-      </xsd:complexType>
-    </xsd:element>
-  </xsd:schema>
-  <xsd:schema xmlns="http://schemas.openxmlformats.org/package/2006/metadata/core-properties" xmlns:xsd="http://www.w3.org/2001/XMLSchema" xmlns:xsi="http://www.w3.org/2001/XMLSchema-instance" xmlns:dc="http://purl.org/dc/elements/1.1/" xmlns:dcterms="http://purl.org/dc/terms/" xmlns:odoc="http://schemas.microsoft.com/internal/obd" targetNamespace="http://schemas.openxmlformats.org/package/2006/metadata/core-properties" elementFormDefault="qualified" attributeFormDefault="unqualified" blockDefault="#all">
-    <xsd:import namespace="http://purl.org/dc/elements/1.1/" schemaLocation="http://dublincore.org/schemas/xmls/qdc/2003/04/02/dc.xsd"/>
-    <xsd:import namespace="http://purl.org/dc/terms/" schemaLocation="http://dublincore.org/schemas/xmls/qdc/2003/04/02/dcterms.xsd"/>
-    <xsd:element name="coreProperties" type="CT_coreProperties"/>
-    <xsd:complexType name="CT_coreProperties">
-      <xsd:all>
-        <xsd:element ref="dc:creator" minOccurs="0" maxOccurs="1"/>
-        <xsd:element ref="dcterms:created" minOccurs="0" maxOccurs="1"/>
-        <xsd:element ref="dc:identifier" minOccurs="0" maxOccurs="1"/>
-        <xsd:element name="contentType" minOccurs="0" maxOccurs="1" type="xsd:string" ma:displayName="Content Type"/>
-        <xsd:element ref="dc:title" minOccurs="0" maxOccurs="1" ma:index="1" ma:displayName="Title"/>
-        <xsd:element ref="dc:subject" minOccurs="0" maxOccurs="1"/>
-        <xsd:element ref="dc:description" minOccurs="0" maxOccurs="1"/>
-        <xsd:element name="keywords" minOccurs="0" maxOccurs="1" type="xsd:string"/>
-        <xsd:element ref="dc:language" minOccurs="0" maxOccurs="1"/>
-        <xsd:element name="category" minOccurs="0" maxOccurs="1" type="xsd:string"/>
-        <xsd:element name="version" minOccurs="0" maxOccurs="1" type="xsd:string"/>
-        <xsd:element name="revision" minOccurs="0" maxOccurs="1" type="xsd:string">
-          <xsd:annotation>
-            <xsd:documentation>
-                        This value indicates the number of saves or revisions. The application is responsible for updating this value after each revision.
-                    </xsd:documentation>
-          </xsd:annotation>
-        </xsd:element>
-        <xsd:element name="lastModifiedBy" minOccurs="0" maxOccurs="1" type="xsd:string"/>
-        <xsd:element ref="dcterms:modified" minOccurs="0" maxOccurs="1"/>
-        <xsd:element name="contentStatus" minOccurs="0" maxOccurs="1" type="xsd:string"/>
-      </xsd:all>
-    </xsd:complexType>
-  </xsd:schema>
-  <xs:schema xmlns:pc="http://schemas.microsoft.com/office/infopath/2007/PartnerControls" xmlns:xs="http://www.w3.org/2001/XMLSchema" targetNamespace="http://schemas.microsoft.com/office/infopath/2007/PartnerControls" elementFormDefault="qualified" attributeFormDefault="unqualified">
-    <xs:element name="Person">
-      <xs:complexType>
-        <xs:sequence>
-          <xs:element ref="pc:DisplayName" minOccurs="0"/>
-          <xs:element ref="pc:AccountId" minOccurs="0"/>
-          <xs:element ref="pc:AccountType" minOccurs="0"/>
-        </xs:sequence>
-      </xs:complexType>
-    </xs:element>
-    <xs:element name="DisplayName" type="xs:string"/>
-    <xs:element name="AccountId" type="xs:string"/>
-    <xs:element name="AccountType" type="xs:string"/>
-    <xs:element name="BDCAssociatedEntity">
-      <xs:complexType>
-        <xs:sequence>
-          <xs:element ref="pc:BDCEntity" minOccurs="0" maxOccurs="unbounded"/>
-        </xs:sequence>
-        <xs:attribute ref="pc:EntityNamespace"/>
-        <xs:attribute ref="pc:EntityName"/>
-        <xs:attribute ref="pc:SystemInstanceName"/>
-        <xs:attribute ref="pc:AssociationName"/>
-      </xs:complexType>
-    </xs:element>
-    <xs:attribute name="EntityNamespace" type="xs:string"/>
-    <xs:attribute name="EntityName" type="xs:string"/>
-    <xs:attribute name="SystemInstanceName" type="xs:string"/>
-    <xs:attribute name="AssociationName" type="xs:string"/>
-    <xs:element name="BDCEntity">
-      <xs:complexType>
-        <xs:sequence>
-          <xs:element ref="pc:EntityDisplayName" minOccurs="0"/>
-          <xs:element ref="pc:EntityInstanceReference" minOccurs="0"/>
-          <xs:element ref="pc:EntityId1" minOccurs="0"/>
-          <xs:element ref="pc:EntityId2" minOccurs="0"/>
-          <xs:element ref="pc:EntityId3" minOccurs="0"/>
-          <xs:element ref="pc:EntityId4" minOccurs="0"/>
-          <xs:element ref="pc:EntityId5" minOccurs="0"/>
-        </xs:sequence>
-      </xs:complexType>
-    </xs:element>
-    <xs:element name="EntityDisplayName" type="xs:string"/>
-    <xs:element name="EntityInstanceReference" type="xs:string"/>
-    <xs:element name="EntityId1" type="xs:string"/>
-    <xs:element name="EntityId2" type="xs:string"/>
-    <xs:element name="EntityId3" type="xs:string"/>
-    <xs:element name="EntityId4" type="xs:string"/>
-    <xs:element name="EntityId5" type="xs:string"/>
-    <xs:element name="Terms">
-      <xs:complexType>
-        <xs:sequence>
-          <xs:element ref="pc:TermInfo" minOccurs="0" maxOccurs="unbounded"/>
-        </xs:sequence>
-      </xs:complexType>
-    </xs:element>
-    <xs:element name="TermInfo">
-      <xs:complexType>
-        <xs:sequence>
-          <xs:element ref="pc:TermName" minOccurs="0"/>
-          <xs:element ref="pc:TermId" minOccurs="0"/>
-        </xs:sequence>
-      </xs:complexType>
-    </xs:element>
-    <xs:element name="TermName" type="xs:string"/>
-    <xs:element name="TermId" type="xs:string"/>
-  </xs:schema>
-</ct:contentTypeSchema>
-</file>
-
-<file path=customXml/item23.xml><?xml version="1.0" encoding="utf-8"?>
-<?mso-contentType ?>
-<FormTemplates xmlns="http://schemas.microsoft.com/sharepoint/v3/contenttype/forms">
-  <Display>DocumentLibraryForm</Display>
-  <Edit>DocumentLibraryForm</Edit>
-  <New>DocumentLibraryForm</New>
-</FormTemplates>
-</file>
-
-<file path=customXml/item32.xml><?xml version="1.0" encoding="utf-8"?>
-<p:properties xmlns:p="http://schemas.microsoft.com/office/2006/metadata/properties" xmlns:xsi="http://www.w3.org/2001/XMLSchema-instance" xmlns:pc="http://schemas.microsoft.com/office/infopath/2007/PartnerControls">
-  <documentManagement>
-    <MediaServiceKeyPoints xmlns="71af3243-3dd4-4a8d-8c0d-dd76da1f02a5" xsi:nil="true"/>
-    <Background xmlns="71af3243-3dd4-4a8d-8c0d-dd76da1f02a5">false</Background>
-    <Status xmlns="71af3243-3dd4-4a8d-8c0d-dd76da1f02a5">Not started</Status>
-    <TaxCatchAll xmlns="230e9df3-be65-4c73-a93b-d1236ebd677e" xsi:nil="true"/>
-    <ImageTagsTaxHTField xmlns="71af3243-3dd4-4a8d-8c0d-dd76da1f02a5">
-      <Terms xmlns="http://schemas.microsoft.com/office/infopath/2007/PartnerControls"/>
-    </ImageTagsTaxHTField>
-    <Image xmlns="71af3243-3dd4-4a8d-8c0d-dd76da1f02a5">
-      <Url xsi:nil="true"/>
-      <Description xsi:nil="true"/>
-    </Image>
-    <_ip_UnifiedCompliancePolicyUIAction xmlns="http://schemas.microsoft.com/sharepoint/v3" xsi:nil="true"/>
-    <_ip_UnifiedCompliancePolicyProperties xmlns="http://schemas.microsoft.com/sharepoint/v3" xsi:nil="true"/>
-  </documentManagement>
-</p:properties>
-</file>
-
-<file path=customXml/itemProps11.xml><?xml version="1.0" encoding="utf-8"?>
-<ds:datastoreItem xmlns:ds="http://schemas.openxmlformats.org/officeDocument/2006/customXml" ds:itemID="{A726B865-5118-4B29-BE9A-3328BCE101D4}"/>
-</file>
-
-<file path=customXml/itemProps23.xml><?xml version="1.0" encoding="utf-8"?>
-<ds:datastoreItem xmlns:ds="http://schemas.openxmlformats.org/officeDocument/2006/customXml" ds:itemID="{DE4855EA-098A-4107-9B6E-85459AA76F20}"/>
-</file>
-
-<file path=customXml/itemProps32.xml><?xml version="1.0" encoding="utf-8"?>
-<ds:datastoreItem xmlns:ds="http://schemas.openxmlformats.org/officeDocument/2006/customXml" ds:itemID="{9ED8B3AC-7B50-4B51-9BED-0AA7AB53E817}"/>
-</file>
-
 <file path=docMetadata/LabelInfo.xml><?xml version="1.0" encoding="utf-8"?>
 <clbl:labelList xmlns:clbl="http://schemas.microsoft.com/office/2020/mipLabelMetadata"/>
 </file>